--- a/docs/Project_Report.docx
+++ b/docs/Project_Report.docx
@@ -1063,7 +1063,7 @@
         <w:jc w:val="both"/>
       </w:pPr>
       <w:r>
-        <w:t xml:space="preserve">The system extracts the knowledge concepts of a course from its curriculum document and stores the curriculum in a vector database for Retrieval-Augmented Generation (RAG). Learners' Outcome-Based Education (OBE) exam results are passed to an Exercise-aware Knowledge Tracing (EKT) model, a Long Short-Term Memory (LSTM) network that reads both the learner's responses and the text of the questions, and estimates the mastery of every concept. Concepts below the OBE target of 70% are flagged as knowledge gaps. For every gap, a generative AI model writes a five-part remedial recommendation, which is cross-verified by two other models, and new curriculum-based multiple-choice questions are generated, de-duplicated and verified for Bloom's Taxonomy level. An adaptive test (Easy, Medium, Hard) re-assesses the learner and its answers are fed back into knowledge tracing, forming a continuous learning loop. The system is implemented in Python with PyTorch, sentence-transformers, FAISS, FastAPI and a web frontend, and works with OpenAI, Gemini and DeepSeek models or with an offline fallback.</w:t>
+        <w:t xml:space="preserve">The system extracts the knowledge concepts of a course from its curriculum document and stores the curriculum in a vector database for Retrieval-Augmented Generation (RAG). Learners' Outcome-Based Education (OBE) exam results are passed to an Exercise-aware Knowledge Tracing (EKT) model, a Long Short-Term Memory (LSTM) network that reads both the learner's responses and the text of the questions, and estimates the mastery of every concept. Concepts below the OBE target of 70% are flagged as knowledge gaps. For every gap, a generative AI model writes a five-part remedial recommendation, which is cross-verified by two other models, and new curriculum-based multiple-choice questions are generated, de-duplicated and verified for Bloom's Taxonomy level. An adaptive test (Easy, Medium, Hard) re-assesses the learner and its answers are fed back into knowledge tracing, forming a continuous learning loop. The system is implemented in Python with PyTorch, sentence-transformers, FAISS, FastAPI and a web frontend, and runs on free generative AI services (Groq generates; OpenRouter and Google Gemini verify), on the paid OpenAI and DeepSeek models used in the paper, or on an offline fallback. For every knowledge gap the learner can also view or download a personal study-material PDF that combines the recommendation, the questions answered wrongly and the matching pages of the curriculum.</w:t>
       </w:r>
     </w:p>
     <w:p>
@@ -3229,7 +3229,7 @@
         <w:jc w:val="both"/>
       </w:pPr>
       <w:r>
-        <w:t xml:space="preserve">Generate new, non-duplicate questions for re-assessment through an adaptive (Easy, Medium, Hard) test.</w:t>
+        <w:t xml:space="preserve">Give every learner a personal study-material PDF for their own weak concepts, to read on screen or download.</w:t>
       </w:r>
     </w:p>
     <w:p>
@@ -3243,7 +3243,7 @@
         <w:jc w:val="both"/>
       </w:pPr>
       <w:r>
-        <w:t xml:space="preserve">Track improvement before and after remediation, and evaluate it statistically.</w:t>
+        <w:t xml:space="preserve">Generate new, non-duplicate questions for re-assessment through an adaptive (Easy, Medium, Hard) test.</w:t>
       </w:r>
     </w:p>
     <w:p>
@@ -3257,7 +3257,35 @@
         <w:jc w:val="both"/>
       </w:pPr>
       <w:r>
+        <w:t xml:space="preserve">Track improvement before and after remediation, and evaluate it statistically.</w:t>
+      </w:r>
+    </w:p>
+    <w:p>
+      <w:pPr>
+        <w:pStyle w:val="ListParagraph"/>
+        <w:numPr>
+          <w:ilvl w:val="0"/>
+          <w:numId w:val="3"/>
+        </w:numPr>
+        <w:spacing w:after="60" w:line="340"/>
+        <w:jc w:val="both"/>
+      </w:pPr>
+      <w:r>
         <w:t xml:space="preserve">Provide a web interface for learners and teachers, a REST API, and a command-line interface.</w:t>
+      </w:r>
+    </w:p>
+    <w:p>
+      <w:pPr>
+        <w:pStyle w:val="ListParagraph"/>
+        <w:numPr>
+          <w:ilvl w:val="0"/>
+          <w:numId w:val="3"/>
+        </w:numPr>
+        <w:spacing w:after="60" w:line="340"/>
+        <w:jc w:val="both"/>
+      </w:pPr>
+      <w:r>
+        <w:t xml:space="preserve">Run on free generative AI services so that the system costs nothing to operate.</w:t>
       </w:r>
     </w:p>
     <w:p>
@@ -3748,6 +3776,120 @@
               </w:rPr>
               <w:t xml:space="preserve">A controlled classroom study with real learners</w:t>
             </w:r>
+          </w:p>
+        </w:tc>
+      </w:tr>
+      <w:tr>
+        <w:trPr>
+          <w:cantSplit/>
+          <w:tblHeader w:val="off"/>
+        </w:trPr>
+        <w:tc>
+          <w:tcPr>
+            <w:tcW w:type="dxa" w:w="4677"/>
+            <w:tcBorders>
+              <w:top w:val="single" w:color="9AA6B8" w:sz="4"/>
+              <w:left w:val="single" w:color="9AA6B8" w:sz="4"/>
+              <w:bottom w:val="single" w:color="9AA6B8" w:sz="4"/>
+              <w:right w:val="single" w:color="9AA6B8" w:sz="4"/>
+            </w:tcBorders>
+            <w:tcMar>
+              <w:top w:type="dxa" w:w="50"/>
+              <w:left w:type="dxa" w:w="90"/>
+              <w:bottom w:type="dxa" w:w="50"/>
+              <w:right w:type="dxa" w:w="90"/>
+            </w:tcMar>
+          </w:tcPr>
+          <w:p>
+            <w:pPr>
+              <w:spacing w:after="0" w:line="260"/>
+            </w:pPr>
+            <w:r>
+              <w:rPr>
+                <w:sz w:val="20"/>
+                <w:szCs w:val="20"/>
+              </w:rPr>
+              <w:t xml:space="preserve">Personal study-material PDF for every learner's gaps</w:t>
+            </w:r>
+          </w:p>
+        </w:tc>
+        <w:tc>
+          <w:tcPr>
+            <w:tcW w:type="dxa" w:w="4677"/>
+            <w:tcBorders>
+              <w:top w:val="single" w:color="9AA6B8" w:sz="4"/>
+              <w:left w:val="single" w:color="9AA6B8" w:sz="4"/>
+              <w:bottom w:val="single" w:color="9AA6B8" w:sz="4"/>
+              <w:right w:val="single" w:color="9AA6B8" w:sz="4"/>
+            </w:tcBorders>
+            <w:tcMar>
+              <w:top w:type="dxa" w:w="50"/>
+              <w:left w:type="dxa" w:w="90"/>
+              <w:bottom w:type="dxa" w:w="50"/>
+              <w:right w:type="dxa" w:w="90"/>
+            </w:tcMar>
+          </w:tcPr>
+          <w:p>
+            <w:pPr>
+              <w:spacing w:after="0" w:line="260"/>
+            </w:pPr>
+          </w:p>
+        </w:tc>
+      </w:tr>
+      <w:tr>
+        <w:trPr>
+          <w:cantSplit/>
+          <w:tblHeader w:val="off"/>
+        </w:trPr>
+        <w:tc>
+          <w:tcPr>
+            <w:tcW w:type="dxa" w:w="4677"/>
+            <w:tcBorders>
+              <w:top w:val="single" w:color="9AA6B8" w:sz="4"/>
+              <w:left w:val="single" w:color="9AA6B8" w:sz="4"/>
+              <w:bottom w:val="single" w:color="9AA6B8" w:sz="4"/>
+              <w:right w:val="single" w:color="9AA6B8" w:sz="4"/>
+            </w:tcBorders>
+            <w:tcMar>
+              <w:top w:type="dxa" w:w="50"/>
+              <w:left w:type="dxa" w:w="90"/>
+              <w:bottom w:type="dxa" w:w="50"/>
+              <w:right w:type="dxa" w:w="90"/>
+            </w:tcMar>
+          </w:tcPr>
+          <w:p>
+            <w:pPr>
+              <w:spacing w:after="0" w:line="260"/>
+            </w:pPr>
+            <w:r>
+              <w:rPr>
+                <w:sz w:val="20"/>
+                <w:szCs w:val="20"/>
+              </w:rPr>
+              <w:t xml:space="preserve">Free generative AI providers (Groq, OpenRouter, Gemini) with an offline fallback</w:t>
+            </w:r>
+          </w:p>
+        </w:tc>
+        <w:tc>
+          <w:tcPr>
+            <w:tcW w:type="dxa" w:w="4677"/>
+            <w:tcBorders>
+              <w:top w:val="single" w:color="9AA6B8" w:sz="4"/>
+              <w:left w:val="single" w:color="9AA6B8" w:sz="4"/>
+              <w:bottom w:val="single" w:color="9AA6B8" w:sz="4"/>
+              <w:right w:val="single" w:color="9AA6B8" w:sz="4"/>
+            </w:tcBorders>
+            <w:tcMar>
+              <w:top w:type="dxa" w:w="50"/>
+              <w:left w:type="dxa" w:w="90"/>
+              <w:bottom w:type="dxa" w:w="50"/>
+              <w:right w:type="dxa" w:w="90"/>
+            </w:tcMar>
+          </w:tcPr>
+          <w:p>
+            <w:pPr>
+              <w:spacing w:after="0" w:line="260"/>
+            </w:pPr>
           </w:p>
         </w:tc>
       </w:tr>
@@ -4532,7 +4674,7 @@
                 <w:sz w:val="20"/>
                 <w:szCs w:val="20"/>
               </w:rPr>
-              <w:t xml:space="preserve">Implemented with the same design</w:t>
+              <w:t xml:space="preserve">Same design; by default Groq writes and OpenRouter and Gemini verify (all free)</w:t>
             </w:r>
           </w:p>
         </w:tc>
@@ -4567,7 +4709,7 @@
                 <w:sz w:val="20"/>
                 <w:szCs w:val="20"/>
               </w:rPr>
-              <w:t xml:space="preserve">MCQ generation</w:t>
+              <w:t xml:space="preserve">Study material for learners</w:t>
             </w:r>
           </w:p>
         </w:tc>
@@ -4596,7 +4738,7 @@
                 <w:sz w:val="20"/>
                 <w:szCs w:val="20"/>
               </w:rPr>
-              <w:t xml:space="preserve">RAG, 3x generation, de-duplication (0.85), cross-verification</w:t>
+              <w:t xml:space="preserve">Not part of the paper</w:t>
             </w:r>
           </w:p>
         </w:tc>
@@ -4625,7 +4767,7 @@
                 <w:sz w:val="20"/>
                 <w:szCs w:val="20"/>
               </w:rPr>
-              <w:t xml:space="preserve">Implemented with the same design</w:t>
+              <w:t xml:space="preserve">Added: a per-learner PDF with the plan, missed questions and syllabus pages</w:t>
             </w:r>
           </w:p>
         </w:tc>
@@ -4660,7 +4802,7 @@
                 <w:sz w:val="20"/>
                 <w:szCs w:val="20"/>
               </w:rPr>
-              <w:t xml:space="preserve">Adaptive evaluation</w:t>
+              <w:t xml:space="preserve">MCQ generation</w:t>
             </w:r>
           </w:p>
         </w:tc>
@@ -4689,7 +4831,7 @@
                 <w:sz w:val="20"/>
                 <w:szCs w:val="20"/>
               </w:rPr>
-              <w:t xml:space="preserve">Easy, Medium, Hard with instructor rules</w:t>
+              <w:t xml:space="preserve">RAG, 3x generation, de-duplication (0.85), cross-verification</w:t>
             </w:r>
           </w:p>
         </w:tc>
@@ -4718,7 +4860,7 @@
                 <w:sz w:val="20"/>
                 <w:szCs w:val="20"/>
               </w:rPr>
-              <w:t xml:space="preserve">Implemented</w:t>
+              <w:t xml:space="preserve">Implemented with the same design</w:t>
             </w:r>
           </w:p>
         </w:tc>
@@ -4753,7 +4895,7 @@
                 <w:sz w:val="20"/>
                 <w:szCs w:val="20"/>
               </w:rPr>
-              <w:t xml:space="preserve">Data</w:t>
+              <w:t xml:space="preserve">Adaptive evaluation</w:t>
             </w:r>
           </w:p>
         </w:tc>
@@ -4782,7 +4924,7 @@
                 <w:sz w:val="20"/>
                 <w:szCs w:val="20"/>
               </w:rPr>
-              <w:t xml:space="preserve">Real OBE data from the AMPLE LMS (1,276 learners)</w:t>
+              <w:t xml:space="preserve">Easy, Medium, Hard with instructor rules</w:t>
             </w:r>
           </w:p>
         </w:tc>
@@ -4811,7 +4953,7 @@
                 <w:sz w:val="20"/>
                 <w:szCs w:val="20"/>
               </w:rPr>
-              <w:t xml:space="preserve">Synthetic data from an IRT-based learner simulator</w:t>
+              <w:t xml:space="preserve">Implemented</w:t>
             </w:r>
           </w:p>
         </w:tc>
@@ -4846,7 +4988,7 @@
                 <w:sz w:val="20"/>
                 <w:szCs w:val="20"/>
               </w:rPr>
-              <w:t xml:space="preserve">Learner survey</w:t>
+              <w:t xml:space="preserve">Data</w:t>
             </w:r>
           </w:p>
         </w:tc>
@@ -4875,7 +5017,7 @@
                 <w:sz w:val="20"/>
                 <w:szCs w:val="20"/>
               </w:rPr>
-              <w:t xml:space="preserve">Conducted (Table 7 of the paper)</w:t>
+              <w:t xml:space="preserve">Real OBE data from the AMPLE LMS (1,276 learners)</w:t>
             </w:r>
           </w:p>
         </w:tc>
@@ -4904,7 +5046,7 @@
                 <w:sz w:val="20"/>
                 <w:szCs w:val="20"/>
               </w:rPr>
-              <w:t xml:space="preserve">Not conducted; questionnaire provided in Appendix H</w:t>
+              <w:t xml:space="preserve">Synthetic data from an IRT-based learner simulator</w:t>
             </w:r>
           </w:p>
         </w:tc>
@@ -4939,6 +5081,99 @@
                 <w:sz w:val="20"/>
                 <w:szCs w:val="20"/>
               </w:rPr>
+              <w:t xml:space="preserve">Learner survey</w:t>
+            </w:r>
+          </w:p>
+        </w:tc>
+        <w:tc>
+          <w:tcPr>
+            <w:tcW w:type="dxa" w:w="3367"/>
+            <w:tcBorders>
+              <w:top w:val="single" w:color="9AA6B8" w:sz="4"/>
+              <w:left w:val="single" w:color="9AA6B8" w:sz="4"/>
+              <w:bottom w:val="single" w:color="9AA6B8" w:sz="4"/>
+              <w:right w:val="single" w:color="9AA6B8" w:sz="4"/>
+            </w:tcBorders>
+            <w:tcMar>
+              <w:top w:type="dxa" w:w="50"/>
+              <w:left w:type="dxa" w:w="90"/>
+              <w:bottom w:type="dxa" w:w="50"/>
+              <w:right w:type="dxa" w:w="90"/>
+            </w:tcMar>
+          </w:tcPr>
+          <w:p>
+            <w:pPr>
+              <w:spacing w:after="0" w:line="260"/>
+            </w:pPr>
+            <w:r>
+              <w:rPr>
+                <w:sz w:val="20"/>
+                <w:szCs w:val="20"/>
+              </w:rPr>
+              <w:t xml:space="preserve">Conducted (Table 7 of the paper)</w:t>
+            </w:r>
+          </w:p>
+        </w:tc>
+        <w:tc>
+          <w:tcPr>
+            <w:tcW w:type="dxa" w:w="3743"/>
+            <w:tcBorders>
+              <w:top w:val="single" w:color="9AA6B8" w:sz="4"/>
+              <w:left w:val="single" w:color="9AA6B8" w:sz="4"/>
+              <w:bottom w:val="single" w:color="9AA6B8" w:sz="4"/>
+              <w:right w:val="single" w:color="9AA6B8" w:sz="4"/>
+            </w:tcBorders>
+            <w:tcMar>
+              <w:top w:type="dxa" w:w="50"/>
+              <w:left w:type="dxa" w:w="90"/>
+              <w:bottom w:type="dxa" w:w="50"/>
+              <w:right w:type="dxa" w:w="90"/>
+            </w:tcMar>
+          </w:tcPr>
+          <w:p>
+            <w:pPr>
+              <w:spacing w:after="0" w:line="260"/>
+            </w:pPr>
+            <w:r>
+              <w:rPr>
+                <w:sz w:val="20"/>
+                <w:szCs w:val="20"/>
+              </w:rPr>
+              <w:t xml:space="preserve">Not conducted; questionnaire provided in Appendix H</w:t>
+            </w:r>
+          </w:p>
+        </w:tc>
+      </w:tr>
+      <w:tr>
+        <w:trPr>
+          <w:cantSplit/>
+          <w:tblHeader w:val="off"/>
+        </w:trPr>
+        <w:tc>
+          <w:tcPr>
+            <w:tcW w:type="dxa" w:w="2244"/>
+            <w:tcBorders>
+              <w:top w:val="single" w:color="9AA6B8" w:sz="4"/>
+              <w:left w:val="single" w:color="9AA6B8" w:sz="4"/>
+              <w:bottom w:val="single" w:color="9AA6B8" w:sz="4"/>
+              <w:right w:val="single" w:color="9AA6B8" w:sz="4"/>
+            </w:tcBorders>
+            <w:tcMar>
+              <w:top w:type="dxa" w:w="50"/>
+              <w:left w:type="dxa" w:w="90"/>
+              <w:bottom w:type="dxa" w:w="50"/>
+              <w:right w:type="dxa" w:w="90"/>
+            </w:tcMar>
+          </w:tcPr>
+          <w:p>
+            <w:pPr>
+              <w:spacing w:after="0" w:line="260"/>
+            </w:pPr>
+            <w:r>
+              <w:rPr>
+                <w:sz w:val="20"/>
+                <w:szCs w:val="20"/>
+              </w:rPr>
               <w:t xml:space="preserve">Interfaces</w:t>
             </w:r>
           </w:p>
@@ -4998,6 +5233,99 @@
                 <w:szCs w:val="20"/>
               </w:rPr>
               <w:t xml:space="preserve">Web frontend, REST API and CLI built for this project</w:t>
+            </w:r>
+          </w:p>
+        </w:tc>
+      </w:tr>
+      <w:tr>
+        <w:trPr>
+          <w:cantSplit/>
+          <w:tblHeader w:val="off"/>
+        </w:trPr>
+        <w:tc>
+          <w:tcPr>
+            <w:tcW w:type="dxa" w:w="2244"/>
+            <w:tcBorders>
+              <w:top w:val="single" w:color="9AA6B8" w:sz="4"/>
+              <w:left w:val="single" w:color="9AA6B8" w:sz="4"/>
+              <w:bottom w:val="single" w:color="9AA6B8" w:sz="4"/>
+              <w:right w:val="single" w:color="9AA6B8" w:sz="4"/>
+            </w:tcBorders>
+            <w:tcMar>
+              <w:top w:type="dxa" w:w="50"/>
+              <w:left w:type="dxa" w:w="90"/>
+              <w:bottom w:type="dxa" w:w="50"/>
+              <w:right w:type="dxa" w:w="90"/>
+            </w:tcMar>
+          </w:tcPr>
+          <w:p>
+            <w:pPr>
+              <w:spacing w:after="0" w:line="260"/>
+            </w:pPr>
+            <w:r>
+              <w:rPr>
+                <w:sz w:val="20"/>
+                <w:szCs w:val="20"/>
+              </w:rPr>
+              <w:t xml:space="preserve">Cost of AI models</w:t>
+            </w:r>
+          </w:p>
+        </w:tc>
+        <w:tc>
+          <w:tcPr>
+            <w:tcW w:type="dxa" w:w="3367"/>
+            <w:tcBorders>
+              <w:top w:val="single" w:color="9AA6B8" w:sz="4"/>
+              <w:left w:val="single" w:color="9AA6B8" w:sz="4"/>
+              <w:bottom w:val="single" w:color="9AA6B8" w:sz="4"/>
+              <w:right w:val="single" w:color="9AA6B8" w:sz="4"/>
+            </w:tcBorders>
+            <w:tcMar>
+              <w:top w:type="dxa" w:w="50"/>
+              <w:left w:type="dxa" w:w="90"/>
+              <w:bottom w:type="dxa" w:w="50"/>
+              <w:right w:type="dxa" w:w="90"/>
+            </w:tcMar>
+          </w:tcPr>
+          <w:p>
+            <w:pPr>
+              <w:spacing w:after="0" w:line="260"/>
+            </w:pPr>
+            <w:r>
+              <w:rPr>
+                <w:sz w:val="20"/>
+                <w:szCs w:val="20"/>
+              </w:rPr>
+              <w:t xml:space="preserve">Paid APIs (OpenAI, DeepSeek)</w:t>
+            </w:r>
+          </w:p>
+        </w:tc>
+        <w:tc>
+          <w:tcPr>
+            <w:tcW w:type="dxa" w:w="3743"/>
+            <w:tcBorders>
+              <w:top w:val="single" w:color="9AA6B8" w:sz="4"/>
+              <w:left w:val="single" w:color="9AA6B8" w:sz="4"/>
+              <w:bottom w:val="single" w:color="9AA6B8" w:sz="4"/>
+              <w:right w:val="single" w:color="9AA6B8" w:sz="4"/>
+            </w:tcBorders>
+            <w:tcMar>
+              <w:top w:type="dxa" w:w="50"/>
+              <w:left w:type="dxa" w:w="90"/>
+              <w:bottom w:type="dxa" w:w="50"/>
+              <w:right w:type="dxa" w:w="90"/>
+            </w:tcMar>
+          </w:tcPr>
+          <w:p>
+            <w:pPr>
+              <w:spacing w:after="0" w:line="260"/>
+            </w:pPr>
+            <w:r>
+              <w:rPr>
+                <w:sz w:val="20"/>
+                <w:szCs w:val="20"/>
+              </w:rPr>
+              <w:t xml:space="preserve">Free tiers by default; paid models still selectable in config.yaml</w:t>
             </w:r>
           </w:p>
         </w:tc>
@@ -7616,6 +7944,99 @@
                 <w:sz w:val="20"/>
                 <w:szCs w:val="20"/>
               </w:rPr>
+              <w:t xml:space="preserve">Study material</w:t>
+            </w:r>
+          </w:p>
+        </w:tc>
+        <w:tc>
+          <w:tcPr>
+            <w:tcW w:type="dxa" w:w="3086"/>
+            <w:tcBorders>
+              <w:top w:val="single" w:color="9AA6B8" w:sz="4"/>
+              <w:left w:val="single" w:color="9AA6B8" w:sz="4"/>
+              <w:bottom w:val="single" w:color="9AA6B8" w:sz="4"/>
+              <w:right w:val="single" w:color="9AA6B8" w:sz="4"/>
+            </w:tcBorders>
+            <w:tcMar>
+              <w:top w:type="dxa" w:w="50"/>
+              <w:left w:type="dxa" w:w="90"/>
+              <w:bottom w:type="dxa" w:w="50"/>
+              <w:right w:type="dxa" w:w="90"/>
+            </w:tcMar>
+          </w:tcPr>
+          <w:p>
+            <w:pPr>
+              <w:spacing w:after="0" w:line="260"/>
+            </w:pPr>
+            <w:r>
+              <w:rPr>
+                <w:sz w:val="20"/>
+                <w:szCs w:val="20"/>
+              </w:rPr>
+              <w:t xml:space="preserve">Same notes for everyone</w:t>
+            </w:r>
+          </w:p>
+        </w:tc>
+        <w:tc>
+          <w:tcPr>
+            <w:tcW w:type="dxa" w:w="4024"/>
+            <w:tcBorders>
+              <w:top w:val="single" w:color="9AA6B8" w:sz="4"/>
+              <w:left w:val="single" w:color="9AA6B8" w:sz="4"/>
+              <w:bottom w:val="single" w:color="9AA6B8" w:sz="4"/>
+              <w:right w:val="single" w:color="9AA6B8" w:sz="4"/>
+            </w:tcBorders>
+            <w:tcMar>
+              <w:top w:type="dxa" w:w="50"/>
+              <w:left w:type="dxa" w:w="90"/>
+              <w:bottom w:type="dxa" w:w="50"/>
+              <w:right w:type="dxa" w:w="90"/>
+            </w:tcMar>
+          </w:tcPr>
+          <w:p>
+            <w:pPr>
+              <w:spacing w:after="0" w:line="260"/>
+            </w:pPr>
+            <w:r>
+              <w:rPr>
+                <w:sz w:val="20"/>
+                <w:szCs w:val="20"/>
+              </w:rPr>
+              <w:t xml:space="preserve">Personal PDF: only the learner's weak concepts, with matching syllabus pages</w:t>
+            </w:r>
+          </w:p>
+        </w:tc>
+      </w:tr>
+      <w:tr>
+        <w:trPr>
+          <w:cantSplit/>
+          <w:tblHeader w:val="off"/>
+        </w:trPr>
+        <w:tc>
+          <w:tcPr>
+            <w:tcW w:type="dxa" w:w="2244"/>
+            <w:tcBorders>
+              <w:top w:val="single" w:color="9AA6B8" w:sz="4"/>
+              <w:left w:val="single" w:color="9AA6B8" w:sz="4"/>
+              <w:bottom w:val="single" w:color="9AA6B8" w:sz="4"/>
+              <w:right w:val="single" w:color="9AA6B8" w:sz="4"/>
+            </w:tcBorders>
+            <w:tcMar>
+              <w:top w:type="dxa" w:w="50"/>
+              <w:left w:type="dxa" w:w="90"/>
+              <w:bottom w:type="dxa" w:w="50"/>
+              <w:right w:type="dxa" w:w="90"/>
+            </w:tcMar>
+          </w:tcPr>
+          <w:p>
+            <w:pPr>
+              <w:spacing w:after="0" w:line="260"/>
+            </w:pPr>
+            <w:r>
+              <w:rPr>
+                <w:sz w:val="20"/>
+                <w:szCs w:val="20"/>
+              </w:rPr>
               <w:t xml:space="preserve">Teacher effort</w:t>
             </w:r>
           </w:p>
@@ -7732,7 +8153,7 @@
         <w:t xml:space="preserve">Economic feasibility:</w:t>
       </w:r>
       <w:r>
-        <w:t xml:space="preserve"> the software is free and open source. Commercial LLM APIs are optional and billed per use; the offline mode costs nothing.</w:t>
+        <w:t xml:space="preserve"> the software is free and open source. By default the system uses the free tiers of Groq, OpenRouter and Google Gemini; paid APIs (OpenAI, DeepSeek) are optional, and the offline mode costs nothing.</w:t>
       </w:r>
     </w:p>
     <w:p>
@@ -9225,6 +9646,285 @@
           </w:p>
         </w:tc>
       </w:tr>
+      <w:tr>
+        <w:trPr>
+          <w:cantSplit/>
+          <w:tblHeader w:val="off"/>
+        </w:trPr>
+        <w:tc>
+          <w:tcPr>
+            <w:tcW w:type="dxa" w:w="935"/>
+            <w:tcBorders>
+              <w:top w:val="single" w:color="9AA6B8" w:sz="4"/>
+              <w:left w:val="single" w:color="9AA6B8" w:sz="4"/>
+              <w:bottom w:val="single" w:color="9AA6B8" w:sz="4"/>
+              <w:right w:val="single" w:color="9AA6B8" w:sz="4"/>
+            </w:tcBorders>
+            <w:tcMar>
+              <w:top w:type="dxa" w:w="50"/>
+              <w:left w:type="dxa" w:w="90"/>
+              <w:bottom w:type="dxa" w:w="50"/>
+              <w:right w:type="dxa" w:w="90"/>
+            </w:tcMar>
+          </w:tcPr>
+          <w:p>
+            <w:pPr>
+              <w:spacing w:after="0" w:line="260"/>
+            </w:pPr>
+            <w:r>
+              <w:rPr>
+                <w:sz w:val="20"/>
+                <w:szCs w:val="20"/>
+              </w:rPr>
+              <w:t xml:space="preserve">FR15</w:t>
+            </w:r>
+          </w:p>
+        </w:tc>
+        <w:tc>
+          <w:tcPr>
+            <w:tcW w:type="dxa" w:w="6080"/>
+            <w:tcBorders>
+              <w:top w:val="single" w:color="9AA6B8" w:sz="4"/>
+              <w:left w:val="single" w:color="9AA6B8" w:sz="4"/>
+              <w:bottom w:val="single" w:color="9AA6B8" w:sz="4"/>
+              <w:right w:val="single" w:color="9AA6B8" w:sz="4"/>
+            </w:tcBorders>
+            <w:tcMar>
+              <w:top w:type="dxa" w:w="50"/>
+              <w:left w:type="dxa" w:w="90"/>
+              <w:bottom w:type="dxa" w:w="50"/>
+              <w:right w:type="dxa" w:w="90"/>
+            </w:tcMar>
+          </w:tcPr>
+          <w:p>
+            <w:pPr>
+              <w:spacing w:after="0" w:line="260"/>
+            </w:pPr>
+            <w:r>
+              <w:rPr>
+                <w:sz w:val="20"/>
+                <w:szCs w:val="20"/>
+              </w:rPr>
+              <w:t xml:space="preserve">Produce a personal study-material PDF (gaps, missed questions, plan, syllabus pages) to view in the browser or download, for all gaps or one concept</w:t>
+            </w:r>
+          </w:p>
+        </w:tc>
+        <w:tc>
+          <w:tcPr>
+            <w:tcW w:type="dxa" w:w="2339"/>
+            <w:tcBorders>
+              <w:top w:val="single" w:color="9AA6B8" w:sz="4"/>
+              <w:left w:val="single" w:color="9AA6B8" w:sz="4"/>
+              <w:bottom w:val="single" w:color="9AA6B8" w:sz="4"/>
+              <w:right w:val="single" w:color="9AA6B8" w:sz="4"/>
+            </w:tcBorders>
+            <w:tcMar>
+              <w:top w:type="dxa" w:w="50"/>
+              <w:left w:type="dxa" w:w="90"/>
+              <w:bottom w:type="dxa" w:w="50"/>
+              <w:right w:type="dxa" w:w="90"/>
+            </w:tcMar>
+          </w:tcPr>
+          <w:p>
+            <w:pPr>
+              <w:spacing w:after="0" w:line="260"/>
+            </w:pPr>
+            <w:r>
+              <w:rPr>
+                <w:sz w:val="20"/>
+                <w:szCs w:val="20"/>
+              </w:rPr>
+              <w:t xml:space="preserve">materials.py, api.py, frontend</w:t>
+            </w:r>
+          </w:p>
+        </w:tc>
+      </w:tr>
+      <w:tr>
+        <w:trPr>
+          <w:cantSplit/>
+          <w:tblHeader w:val="off"/>
+        </w:trPr>
+        <w:tc>
+          <w:tcPr>
+            <w:tcW w:type="dxa" w:w="935"/>
+            <w:tcBorders>
+              <w:top w:val="single" w:color="9AA6B8" w:sz="4"/>
+              <w:left w:val="single" w:color="9AA6B8" w:sz="4"/>
+              <w:bottom w:val="single" w:color="9AA6B8" w:sz="4"/>
+              <w:right w:val="single" w:color="9AA6B8" w:sz="4"/>
+            </w:tcBorders>
+            <w:tcMar>
+              <w:top w:type="dxa" w:w="50"/>
+              <w:left w:type="dxa" w:w="90"/>
+              <w:bottom w:type="dxa" w:w="50"/>
+              <w:right w:type="dxa" w:w="90"/>
+            </w:tcMar>
+          </w:tcPr>
+          <w:p>
+            <w:pPr>
+              <w:spacing w:after="0" w:line="260"/>
+            </w:pPr>
+            <w:r>
+              <w:rPr>
+                <w:sz w:val="20"/>
+                <w:szCs w:val="20"/>
+              </w:rPr>
+              <w:t xml:space="preserve">FR16</w:t>
+            </w:r>
+          </w:p>
+        </w:tc>
+        <w:tc>
+          <w:tcPr>
+            <w:tcW w:type="dxa" w:w="6080"/>
+            <w:tcBorders>
+              <w:top w:val="single" w:color="9AA6B8" w:sz="4"/>
+              <w:left w:val="single" w:color="9AA6B8" w:sz="4"/>
+              <w:bottom w:val="single" w:color="9AA6B8" w:sz="4"/>
+              <w:right w:val="single" w:color="9AA6B8" w:sz="4"/>
+            </w:tcBorders>
+            <w:tcMar>
+              <w:top w:type="dxa" w:w="50"/>
+              <w:left w:type="dxa" w:w="90"/>
+              <w:bottom w:type="dxa" w:w="50"/>
+              <w:right w:type="dxa" w:w="90"/>
+            </w:tcMar>
+          </w:tcPr>
+          <w:p>
+            <w:pPr>
+              <w:spacing w:after="0" w:line="260"/>
+            </w:pPr>
+            <w:r>
+              <w:rPr>
+                <w:sz w:val="20"/>
+                <w:szCs w:val="20"/>
+              </w:rPr>
+              <w:t xml:space="preserve">Use free AI providers with request pacing, retries on busy or rate-limited servers and automatic fallback</w:t>
+            </w:r>
+          </w:p>
+        </w:tc>
+        <w:tc>
+          <w:tcPr>
+            <w:tcW w:type="dxa" w:w="2339"/>
+            <w:tcBorders>
+              <w:top w:val="single" w:color="9AA6B8" w:sz="4"/>
+              <w:left w:val="single" w:color="9AA6B8" w:sz="4"/>
+              <w:bottom w:val="single" w:color="9AA6B8" w:sz="4"/>
+              <w:right w:val="single" w:color="9AA6B8" w:sz="4"/>
+            </w:tcBorders>
+            <w:tcMar>
+              <w:top w:type="dxa" w:w="50"/>
+              <w:left w:type="dxa" w:w="90"/>
+              <w:bottom w:type="dxa" w:w="50"/>
+              <w:right w:type="dxa" w:w="90"/>
+            </w:tcMar>
+          </w:tcPr>
+          <w:p>
+            <w:pPr>
+              <w:spacing w:after="0" w:line="260"/>
+            </w:pPr>
+            <w:r>
+              <w:rPr>
+                <w:sz w:val="20"/>
+                <w:szCs w:val="20"/>
+              </w:rPr>
+              <w:t xml:space="preserve">llm.py, config.yaml</w:t>
+            </w:r>
+          </w:p>
+        </w:tc>
+      </w:tr>
+      <w:tr>
+        <w:trPr>
+          <w:cantSplit/>
+          <w:tblHeader w:val="off"/>
+        </w:trPr>
+        <w:tc>
+          <w:tcPr>
+            <w:tcW w:type="dxa" w:w="935"/>
+            <w:tcBorders>
+              <w:top w:val="single" w:color="9AA6B8" w:sz="4"/>
+              <w:left w:val="single" w:color="9AA6B8" w:sz="4"/>
+              <w:bottom w:val="single" w:color="9AA6B8" w:sz="4"/>
+              <w:right w:val="single" w:color="9AA6B8" w:sz="4"/>
+            </w:tcBorders>
+            <w:tcMar>
+              <w:top w:type="dxa" w:w="50"/>
+              <w:left w:type="dxa" w:w="90"/>
+              <w:bottom w:type="dxa" w:w="50"/>
+              <w:right w:type="dxa" w:w="90"/>
+            </w:tcMar>
+          </w:tcPr>
+          <w:p>
+            <w:pPr>
+              <w:spacing w:after="0" w:line="260"/>
+            </w:pPr>
+            <w:r>
+              <w:rPr>
+                <w:sz w:val="20"/>
+                <w:szCs w:val="20"/>
+              </w:rPr>
+              <w:t xml:space="preserve">FR17</w:t>
+            </w:r>
+          </w:p>
+        </w:tc>
+        <w:tc>
+          <w:tcPr>
+            <w:tcW w:type="dxa" w:w="6080"/>
+            <w:tcBorders>
+              <w:top w:val="single" w:color="9AA6B8" w:sz="4"/>
+              <w:left w:val="single" w:color="9AA6B8" w:sz="4"/>
+              <w:bottom w:val="single" w:color="9AA6B8" w:sz="4"/>
+              <w:right w:val="single" w:color="9AA6B8" w:sz="4"/>
+            </w:tcBorders>
+            <w:tcMar>
+              <w:top w:type="dxa" w:w="50"/>
+              <w:left w:type="dxa" w:w="90"/>
+              <w:bottom w:type="dxa" w:w="50"/>
+              <w:right w:type="dxa" w:w="90"/>
+            </w:tcMar>
+          </w:tcPr>
+          <w:p>
+            <w:pPr>
+              <w:spacing w:after="0" w:line="260"/>
+            </w:pPr>
+            <w:r>
+              <w:rPr>
+                <w:sz w:val="20"/>
+                <w:szCs w:val="20"/>
+              </w:rPr>
+              <w:t xml:space="preserve">List the models each API key can use, so retired model names can be replaced</w:t>
+            </w:r>
+          </w:p>
+        </w:tc>
+        <w:tc>
+          <w:tcPr>
+            <w:tcW w:type="dxa" w:w="2339"/>
+            <w:tcBorders>
+              <w:top w:val="single" w:color="9AA6B8" w:sz="4"/>
+              <w:left w:val="single" w:color="9AA6B8" w:sz="4"/>
+              <w:bottom w:val="single" w:color="9AA6B8" w:sz="4"/>
+              <w:right w:val="single" w:color="9AA6B8" w:sz="4"/>
+            </w:tcBorders>
+            <w:tcMar>
+              <w:top w:type="dxa" w:w="50"/>
+              <w:left w:type="dxa" w:w="90"/>
+              <w:bottom w:type="dxa" w:w="50"/>
+              <w:right w:type="dxa" w:w="90"/>
+            </w:tcMar>
+          </w:tcPr>
+          <w:p>
+            <w:pPr>
+              <w:spacing w:after="0" w:line="260"/>
+            </w:pPr>
+            <w:r>
+              <w:rPr>
+                <w:sz w:val="20"/>
+                <w:szCs w:val="20"/>
+              </w:rPr>
+              <w:t xml:space="preserve">cli.py (models)</w:t>
+            </w:r>
+          </w:p>
+        </w:tc>
+      </w:tr>
     </w:tbl>
     <w:p>
       <w:pPr>
@@ -9278,7 +9978,7 @@
         <w:t xml:space="preserve">Robustness:</w:t>
       </w:r>
       <w:r>
-        <w:t xml:space="preserve"> if an AI provider has no key, no credit or is unreachable, the system falls back to an offline mock that returns the same JSON format, so it never stops working.</w:t>
+        <w:t xml:space="preserve"> requests are paced to stay within free-tier limits; rate-limited (429) and busy (502/503/504) calls wait and retry; if a provider has no key, no credit, a retired model or keeps failing, the system falls back to an offline mock that returns the same JSON format, so it never stops working.</w:t>
       </w:r>
     </w:p>
     <w:p>
@@ -9296,10 +9996,10 @@
           <w:b/>
           <w:bCs/>
         </w:rPr>
-        <w:t xml:space="preserve">Performance:</w:t>
-      </w:r>
-      <w:r>
-        <w:t xml:space="preserve"> one EKT training epoch on 24,000 answers takes about 2-3 seconds on a laptop CPU; analysis of a learner takes milliseconds after the models are loaded.</w:t>
+        <w:t xml:space="preserve">Cost:</w:t>
+      </w:r>
+      <w:r>
+        <w:t xml:space="preserve"> runs on the free tiers of Groq, OpenRouter and Gemini; no paid API is needed.</w:t>
       </w:r>
     </w:p>
     <w:p>
@@ -9317,10 +10017,10 @@
           <w:b/>
           <w:bCs/>
         </w:rPr>
-        <w:t xml:space="preserve">Usability:</w:t>
-      </w:r>
-      <w:r>
-        <w:t xml:space="preserve"> a single-page web interface with no installation for learners.</w:t>
+        <w:t xml:space="preserve">Performance:</w:t>
+      </w:r>
+      <w:r>
+        <w:t xml:space="preserve"> one EKT training epoch on 24,000 answers takes about 2-3 seconds on a laptop CPU; analysis of a learner takes milliseconds after the models are loaded.</w:t>
       </w:r>
     </w:p>
     <w:p>
@@ -9338,10 +10038,10 @@
           <w:b/>
           <w:bCs/>
         </w:rPr>
-        <w:t xml:space="preserve">Security and privacy:</w:t>
-      </w:r>
-      <w:r>
-        <w:t xml:space="preserve"> API keys are kept in a .env file excluded from version control; answers are not shown to the learner before submission; learner records can be anonymised.</w:t>
+        <w:t xml:space="preserve">Usability:</w:t>
+      </w:r>
+      <w:r>
+        <w:t xml:space="preserve"> a single-page web interface with no installation for learners.</w:t>
       </w:r>
     </w:p>
     <w:p>
@@ -9359,10 +10059,31 @@
           <w:b/>
           <w:bCs/>
         </w:rPr>
+        <w:t xml:space="preserve">Security and privacy:</w:t>
+      </w:r>
+      <w:r>
+        <w:t xml:space="preserve"> API keys are kept in a .env file excluded from version control; answers are not shown to the learner before submission; learner records can be anonymised.</w:t>
+      </w:r>
+    </w:p>
+    <w:p>
+      <w:pPr>
+        <w:pStyle w:val="ListParagraph"/>
+        <w:numPr>
+          <w:ilvl w:val="0"/>
+          <w:numId w:val="2"/>
+        </w:numPr>
+        <w:spacing w:after="60" w:line="340"/>
+        <w:jc w:val="both"/>
+      </w:pPr>
+      <w:r>
+        <w:rPr>
+          <w:b/>
+          <w:bCs/>
+        </w:rPr>
         <w:t xml:space="preserve">Maintainability:</w:t>
       </w:r>
       <w:r>
-        <w:t xml:space="preserve"> modular Python package with 30 automated tests.</w:t>
+        <w:t xml:space="preserve"> modular Python package with 36 automated tests.</w:t>
       </w:r>
     </w:p>
     <w:p>
@@ -10906,7 +11627,7 @@
                 <w:sz w:val="20"/>
                 <w:szCs w:val="20"/>
               </w:rPr>
-              <w:t xml:space="preserve">openai, google-generativeai</w:t>
+              <w:t xml:space="preserve">openai (Python client)</w:t>
             </w:r>
           </w:p>
         </w:tc>
@@ -10935,7 +11656,7 @@
                 <w:sz w:val="20"/>
                 <w:szCs w:val="20"/>
               </w:rPr>
-              <w:t xml:space="preserve">3.20 / 0.8</w:t>
+              <w:t xml:space="preserve">3.20</w:t>
             </w:r>
           </w:p>
         </w:tc>
@@ -10964,7 +11685,100 @@
                 <w:sz w:val="20"/>
                 <w:szCs w:val="20"/>
               </w:rPr>
-              <w:t xml:space="preserve">OpenAI, DeepSeek and Gemini clients</w:t>
+              <w:t xml:space="preserve">Groq, OpenRouter and Gemini (OpenAI-compatible endpoints); also OpenAI, DeepSeek, Ollama</w:t>
+            </w:r>
+          </w:p>
+        </w:tc>
+      </w:tr>
+      <w:tr>
+        <w:trPr>
+          <w:cantSplit/>
+          <w:tblHeader w:val="off"/>
+        </w:trPr>
+        <w:tc>
+          <w:tcPr>
+            <w:tcW w:type="dxa" w:w="2806"/>
+            <w:tcBorders>
+              <w:top w:val="single" w:color="9AA6B8" w:sz="4"/>
+              <w:left w:val="single" w:color="9AA6B8" w:sz="4"/>
+              <w:bottom w:val="single" w:color="9AA6B8" w:sz="4"/>
+              <w:right w:val="single" w:color="9AA6B8" w:sz="4"/>
+            </w:tcBorders>
+            <w:tcMar>
+              <w:top w:type="dxa" w:w="50"/>
+              <w:left w:type="dxa" w:w="90"/>
+              <w:bottom w:type="dxa" w:w="50"/>
+              <w:right w:type="dxa" w:w="90"/>
+            </w:tcMar>
+          </w:tcPr>
+          <w:p>
+            <w:pPr>
+              <w:spacing w:after="0" w:line="260"/>
+            </w:pPr>
+            <w:r>
+              <w:rPr>
+                <w:sz w:val="20"/>
+                <w:szCs w:val="20"/>
+              </w:rPr>
+              <w:t xml:space="preserve">reportlab</w:t>
+            </w:r>
+          </w:p>
+        </w:tc>
+        <w:tc>
+          <w:tcPr>
+            <w:tcW w:type="dxa" w:w="2806"/>
+            <w:tcBorders>
+              <w:top w:val="single" w:color="9AA6B8" w:sz="4"/>
+              <w:left w:val="single" w:color="9AA6B8" w:sz="4"/>
+              <w:bottom w:val="single" w:color="9AA6B8" w:sz="4"/>
+              <w:right w:val="single" w:color="9AA6B8" w:sz="4"/>
+            </w:tcBorders>
+            <w:tcMar>
+              <w:top w:type="dxa" w:w="50"/>
+              <w:left w:type="dxa" w:w="90"/>
+              <w:bottom w:type="dxa" w:w="50"/>
+              <w:right w:type="dxa" w:w="90"/>
+            </w:tcMar>
+          </w:tcPr>
+          <w:p>
+            <w:pPr>
+              <w:spacing w:after="0" w:line="260"/>
+            </w:pPr>
+            <w:r>
+              <w:rPr>
+                <w:sz w:val="20"/>
+                <w:szCs w:val="20"/>
+              </w:rPr>
+              <w:t xml:space="preserve">5.0</w:t>
+            </w:r>
+          </w:p>
+        </w:tc>
+        <w:tc>
+          <w:tcPr>
+            <w:tcW w:type="dxa" w:w="3742"/>
+            <w:tcBorders>
+              <w:top w:val="single" w:color="9AA6B8" w:sz="4"/>
+              <w:left w:val="single" w:color="9AA6B8" w:sz="4"/>
+              <w:bottom w:val="single" w:color="9AA6B8" w:sz="4"/>
+              <w:right w:val="single" w:color="9AA6B8" w:sz="4"/>
+            </w:tcBorders>
+            <w:tcMar>
+              <w:top w:type="dxa" w:w="50"/>
+              <w:left w:type="dxa" w:w="90"/>
+              <w:bottom w:type="dxa" w:w="50"/>
+              <w:right w:type="dxa" w:w="90"/>
+            </w:tcMar>
+          </w:tcPr>
+          <w:p>
+            <w:pPr>
+              <w:spacing w:after="0" w:line="260"/>
+            </w:pPr>
+            <w:r>
+              <w:rPr>
+                <w:sz w:val="20"/>
+                <w:szCs w:val="20"/>
+              </w:rPr>
+              <w:t xml:space="preserve">Personal study-material PDF</w:t>
             </w:r>
           </w:p>
         </w:tc>
@@ -11572,7 +12386,7 @@
                 <w:sz w:val="20"/>
                 <w:szCs w:val="20"/>
               </w:rPr>
-              <w:t xml:space="preserve">View knowledge state and gaps; read personalized recommendations; take the adaptive self-assessment; see progress across rounds</w:t>
+              <w:t xml:space="preserve">View knowledge state and gaps; read personalized recommendations; view or download the study-material PDF; take the adaptive self-assessment; see progress across rounds</w:t>
             </w:r>
           </w:p>
         </w:tc>
@@ -12108,7 +12922,7 @@
                 <w:sz w:val="20"/>
                 <w:szCs w:val="20"/>
               </w:rPr>
-              <w:t xml:space="preserve">OpenAI GPT-4o-mini</w:t>
+              <w:t xml:space="preserve">Groq (openai/gpt-oss-120b, free)</w:t>
             </w:r>
           </w:p>
         </w:tc>
@@ -12172,7 +12986,7 @@
                 <w:sz w:val="20"/>
                 <w:szCs w:val="20"/>
               </w:rPr>
-              <w:t xml:space="preserve">Google Gemini, DeepSeek</w:t>
+              <w:t xml:space="preserve">OpenRouter (nvidia/nemotron-3-super-120b-a12b:free), Google Gemini (gemini-flash-lite-latest)</w:t>
             </w:r>
           </w:p>
         </w:tc>
@@ -12201,7 +13015,135 @@
                 <w:sz w:val="20"/>
                 <w:szCs w:val="20"/>
               </w:rPr>
-              <w:t xml:space="preserve">Cross-verification of recommendations and MCQs</w:t>
+              <w:t xml:space="preserve">Free cross-verification of recommendations and MCQs</w:t>
+            </w:r>
+          </w:p>
+        </w:tc>
+      </w:tr>
+      <w:tr>
+        <w:trPr>
+          <w:cantSplit/>
+          <w:tblHeader w:val="off"/>
+        </w:trPr>
+        <w:tc>
+          <w:tcPr>
+            <w:tcW w:type="dxa" w:w="3741"/>
+            <w:tcBorders>
+              <w:top w:val="single" w:color="9AA6B8" w:sz="4"/>
+              <w:left w:val="single" w:color="9AA6B8" w:sz="4"/>
+              <w:bottom w:val="single" w:color="9AA6B8" w:sz="4"/>
+              <w:right w:val="single" w:color="9AA6B8" w:sz="4"/>
+            </w:tcBorders>
+            <w:tcMar>
+              <w:top w:type="dxa" w:w="50"/>
+              <w:left w:type="dxa" w:w="90"/>
+              <w:bottom w:type="dxa" w:w="50"/>
+              <w:right w:type="dxa" w:w="90"/>
+            </w:tcMar>
+          </w:tcPr>
+          <w:p>
+            <w:pPr>
+              <w:spacing w:after="0" w:line="260"/>
+            </w:pPr>
+            <w:r>
+              <w:rPr>
+                <w:sz w:val="20"/>
+                <w:szCs w:val="20"/>
+              </w:rPr>
+              <w:t xml:space="preserve">OpenAI GPT-4o-mini, DeepSeek (optional, paid)</w:t>
+            </w:r>
+          </w:p>
+        </w:tc>
+        <w:tc>
+          <w:tcPr>
+            <w:tcW w:type="dxa" w:w="5613"/>
+            <w:tcBorders>
+              <w:top w:val="single" w:color="9AA6B8" w:sz="4"/>
+              <w:left w:val="single" w:color="9AA6B8" w:sz="4"/>
+              <w:bottom w:val="single" w:color="9AA6B8" w:sz="4"/>
+              <w:right w:val="single" w:color="9AA6B8" w:sz="4"/>
+            </w:tcBorders>
+            <w:tcMar>
+              <w:top w:type="dxa" w:w="50"/>
+              <w:left w:type="dxa" w:w="90"/>
+              <w:bottom w:type="dxa" w:w="50"/>
+              <w:right w:type="dxa" w:w="90"/>
+            </w:tcMar>
+          </w:tcPr>
+          <w:p>
+            <w:pPr>
+              <w:spacing w:after="0" w:line="260"/>
+            </w:pPr>
+            <w:r>
+              <w:rPr>
+                <w:sz w:val="20"/>
+                <w:szCs w:val="20"/>
+              </w:rPr>
+              <w:t xml:space="preserve">The models used in the paper; selectable in config.yaml</w:t>
+            </w:r>
+          </w:p>
+        </w:tc>
+      </w:tr>
+      <w:tr>
+        <w:trPr>
+          <w:cantSplit/>
+          <w:tblHeader w:val="off"/>
+        </w:trPr>
+        <w:tc>
+          <w:tcPr>
+            <w:tcW w:type="dxa" w:w="3741"/>
+            <w:tcBorders>
+              <w:top w:val="single" w:color="9AA6B8" w:sz="4"/>
+              <w:left w:val="single" w:color="9AA6B8" w:sz="4"/>
+              <w:bottom w:val="single" w:color="9AA6B8" w:sz="4"/>
+              <w:right w:val="single" w:color="9AA6B8" w:sz="4"/>
+            </w:tcBorders>
+            <w:tcMar>
+              <w:top w:type="dxa" w:w="50"/>
+              <w:left w:type="dxa" w:w="90"/>
+              <w:bottom w:type="dxa" w:w="50"/>
+              <w:right w:type="dxa" w:w="90"/>
+            </w:tcMar>
+          </w:tcPr>
+          <w:p>
+            <w:pPr>
+              <w:spacing w:after="0" w:line="260"/>
+            </w:pPr>
+            <w:r>
+              <w:rPr>
+                <w:sz w:val="20"/>
+                <w:szCs w:val="20"/>
+              </w:rPr>
+              <w:t xml:space="preserve">reportlab</w:t>
+            </w:r>
+          </w:p>
+        </w:tc>
+        <w:tc>
+          <w:tcPr>
+            <w:tcW w:type="dxa" w:w="5613"/>
+            <w:tcBorders>
+              <w:top w:val="single" w:color="9AA6B8" w:sz="4"/>
+              <w:left w:val="single" w:color="9AA6B8" w:sz="4"/>
+              <w:bottom w:val="single" w:color="9AA6B8" w:sz="4"/>
+              <w:right w:val="single" w:color="9AA6B8" w:sz="4"/>
+            </w:tcBorders>
+            <w:tcMar>
+              <w:top w:type="dxa" w:w="50"/>
+              <w:left w:type="dxa" w:w="90"/>
+              <w:bottom w:type="dxa" w:w="50"/>
+              <w:right w:type="dxa" w:w="90"/>
+            </w:tcMar>
+          </w:tcPr>
+          <w:p>
+            <w:pPr>
+              <w:spacing w:after="0" w:line="260"/>
+            </w:pPr>
+            <w:r>
+              <w:rPr>
+                <w:sz w:val="20"/>
+                <w:szCs w:val="20"/>
+              </w:rPr>
+              <w:t xml:space="preserve">Personal study-material PDF for learners</w:t>
             </w:r>
           </w:p>
         </w:tc>
@@ -13325,6 +14267,99 @@
                 <w:sz w:val="20"/>
                 <w:szCs w:val="20"/>
               </w:rPr>
+              <w:t xml:space="preserve">Study material (materials.py)</w:t>
+            </w:r>
+          </w:p>
+        </w:tc>
+        <w:tc>
+          <w:tcPr>
+            <w:tcW w:type="dxa" w:w="2993"/>
+            <w:tcBorders>
+              <w:top w:val="single" w:color="9AA6B8" w:sz="4"/>
+              <w:left w:val="single" w:color="9AA6B8" w:sz="4"/>
+              <w:bottom w:val="single" w:color="9AA6B8" w:sz="4"/>
+              <w:right w:val="single" w:color="9AA6B8" w:sz="4"/>
+            </w:tcBorders>
+            <w:tcMar>
+              <w:top w:type="dxa" w:w="50"/>
+              <w:left w:type="dxa" w:w="90"/>
+              <w:bottom w:type="dxa" w:w="50"/>
+              <w:right w:type="dxa" w:w="90"/>
+            </w:tcMar>
+          </w:tcPr>
+          <w:p>
+            <w:pPr>
+              <w:spacing w:after="0" w:line="260"/>
+            </w:pPr>
+            <w:r>
+              <w:rPr>
+                <w:sz w:val="20"/>
+                <w:szCs w:val="20"/>
+              </w:rPr>
+              <w:t xml:space="preserve">Gaps, recommendations, curriculum context</w:t>
+            </w:r>
+          </w:p>
+        </w:tc>
+        <w:tc>
+          <w:tcPr>
+            <w:tcW w:type="dxa" w:w="2994"/>
+            <w:tcBorders>
+              <w:top w:val="single" w:color="9AA6B8" w:sz="4"/>
+              <w:left w:val="single" w:color="9AA6B8" w:sz="4"/>
+              <w:bottom w:val="single" w:color="9AA6B8" w:sz="4"/>
+              <w:right w:val="single" w:color="9AA6B8" w:sz="4"/>
+            </w:tcBorders>
+            <w:tcMar>
+              <w:top w:type="dxa" w:w="50"/>
+              <w:left w:type="dxa" w:w="90"/>
+              <w:bottom w:type="dxa" w:w="50"/>
+              <w:right w:type="dxa" w:w="90"/>
+            </w:tcMar>
+          </w:tcPr>
+          <w:p>
+            <w:pPr>
+              <w:spacing w:after="0" w:line="260"/>
+            </w:pPr>
+            <w:r>
+              <w:rPr>
+                <w:sz w:val="20"/>
+                <w:szCs w:val="20"/>
+              </w:rPr>
+              <w:t xml:space="preserve">Personal study-material PDF</w:t>
+            </w:r>
+          </w:p>
+        </w:tc>
+      </w:tr>
+      <w:tr>
+        <w:trPr>
+          <w:cantSplit/>
+          <w:tblHeader w:val="off"/>
+        </w:trPr>
+        <w:tc>
+          <w:tcPr>
+            <w:tcW w:type="dxa" w:w="3367"/>
+            <w:tcBorders>
+              <w:top w:val="single" w:color="9AA6B8" w:sz="4"/>
+              <w:left w:val="single" w:color="9AA6B8" w:sz="4"/>
+              <w:bottom w:val="single" w:color="9AA6B8" w:sz="4"/>
+              <w:right w:val="single" w:color="9AA6B8" w:sz="4"/>
+            </w:tcBorders>
+            <w:tcMar>
+              <w:top w:type="dxa" w:w="50"/>
+              <w:left w:type="dxa" w:w="90"/>
+              <w:bottom w:type="dxa" w:w="50"/>
+              <w:right w:type="dxa" w:w="90"/>
+            </w:tcMar>
+          </w:tcPr>
+          <w:p>
+            <w:pPr>
+              <w:spacing w:after="0" w:line="260"/>
+            </w:pPr>
+            <w:r>
+              <w:rPr>
+                <w:sz w:val="20"/>
+                <w:szCs w:val="20"/>
+              </w:rPr>
               <w:t xml:space="preserve">Adaptive evaluation (evaluation.py)</w:t>
             </w:r>
           </w:p>
@@ -15002,7 +16037,7 @@
                 <w:sz w:val="20"/>
                 <w:szCs w:val="20"/>
               </w:rPr>
-              <w:t xml:space="preserve">qgen.py</w:t>
+              <w:t xml:space="preserve">materials.py</w:t>
             </w:r>
           </w:p>
         </w:tc>
@@ -15031,7 +16066,7 @@
                 <w:sz w:val="20"/>
                 <w:szCs w:val="20"/>
               </w:rPr>
-              <w:t xml:space="preserve">Ensures enough unused questions exist for each level; generates more if needed</w:t>
+              <w:t xml:space="preserve">On request: builds the study-material PDF from the plans and the concept's syllabus chunks</w:t>
             </w:r>
           </w:p>
         </w:tc>
@@ -15095,7 +16130,7 @@
                 <w:sz w:val="20"/>
                 <w:szCs w:val="20"/>
               </w:rPr>
-              <w:t xml:space="preserve">evaluation.py</w:t>
+              <w:t xml:space="preserve">qgen.py</w:t>
             </w:r>
           </w:p>
         </w:tc>
@@ -15124,7 +16159,7 @@
                 <w:sz w:val="20"/>
                 <w:szCs w:val="20"/>
               </w:rPr>
-              <w:t xml:space="preserve">Serves Easy questions, grades them, unlocks Medium and Hard</w:t>
+              <w:t xml:space="preserve">Ensures enough unused questions exist for each level; generates more if needed</w:t>
             </w:r>
           </w:p>
         </w:tc>
@@ -15160,6 +16195,99 @@
                 <w:szCs w:val="20"/>
               </w:rPr>
               <w:t xml:space="preserve">7</w:t>
+            </w:r>
+          </w:p>
+        </w:tc>
+        <w:tc>
+          <w:tcPr>
+            <w:tcW w:type="dxa" w:w="2057"/>
+            <w:tcBorders>
+              <w:top w:val="single" w:color="9AA6B8" w:sz="4"/>
+              <w:left w:val="single" w:color="9AA6B8" w:sz="4"/>
+              <w:bottom w:val="single" w:color="9AA6B8" w:sz="4"/>
+              <w:right w:val="single" w:color="9AA6B8" w:sz="4"/>
+            </w:tcBorders>
+            <w:tcMar>
+              <w:top w:type="dxa" w:w="50"/>
+              <w:left w:type="dxa" w:w="90"/>
+              <w:bottom w:type="dxa" w:w="50"/>
+              <w:right w:type="dxa" w:w="90"/>
+            </w:tcMar>
+          </w:tcPr>
+          <w:p>
+            <w:pPr>
+              <w:spacing w:after="0" w:line="260"/>
+            </w:pPr>
+            <w:r>
+              <w:rPr>
+                <w:sz w:val="20"/>
+                <w:szCs w:val="20"/>
+              </w:rPr>
+              <w:t xml:space="preserve">evaluation.py</w:t>
+            </w:r>
+          </w:p>
+        </w:tc>
+        <w:tc>
+          <w:tcPr>
+            <w:tcW w:type="dxa" w:w="6549"/>
+            <w:tcBorders>
+              <w:top w:val="single" w:color="9AA6B8" w:sz="4"/>
+              <w:left w:val="single" w:color="9AA6B8" w:sz="4"/>
+              <w:bottom w:val="single" w:color="9AA6B8" w:sz="4"/>
+              <w:right w:val="single" w:color="9AA6B8" w:sz="4"/>
+            </w:tcBorders>
+            <w:tcMar>
+              <w:top w:type="dxa" w:w="50"/>
+              <w:left w:type="dxa" w:w="90"/>
+              <w:bottom w:type="dxa" w:w="50"/>
+              <w:right w:type="dxa" w:w="90"/>
+            </w:tcMar>
+          </w:tcPr>
+          <w:p>
+            <w:pPr>
+              <w:spacing w:after="0" w:line="260"/>
+            </w:pPr>
+            <w:r>
+              <w:rPr>
+                <w:sz w:val="20"/>
+                <w:szCs w:val="20"/>
+              </w:rPr>
+              <w:t xml:space="preserve">Serves Easy questions, grades them, unlocks Medium and Hard</w:t>
+            </w:r>
+          </w:p>
+        </w:tc>
+      </w:tr>
+      <w:tr>
+        <w:trPr>
+          <w:cantSplit/>
+          <w:tblHeader w:val="off"/>
+        </w:trPr>
+        <w:tc>
+          <w:tcPr>
+            <w:tcW w:type="dxa" w:w="748"/>
+            <w:tcBorders>
+              <w:top w:val="single" w:color="9AA6B8" w:sz="4"/>
+              <w:left w:val="single" w:color="9AA6B8" w:sz="4"/>
+              <w:bottom w:val="single" w:color="9AA6B8" w:sz="4"/>
+              <w:right w:val="single" w:color="9AA6B8" w:sz="4"/>
+            </w:tcBorders>
+            <w:tcMar>
+              <w:top w:type="dxa" w:w="50"/>
+              <w:left w:type="dxa" w:w="90"/>
+              <w:bottom w:type="dxa" w:w="50"/>
+              <w:right w:type="dxa" w:w="90"/>
+            </w:tcMar>
+          </w:tcPr>
+          <w:p>
+            <w:pPr>
+              <w:spacing w:after="0" w:line="260"/>
+            </w:pPr>
+            <w:r>
+              <w:rPr>
+                <w:sz w:val="20"/>
+                <w:szCs w:val="20"/>
+              </w:rPr>
+              <w:t xml:space="preserve">8</w:t>
             </w:r>
           </w:p>
         </w:tc>
@@ -16166,6 +17294,99 @@
                 <w:sz w:val="20"/>
                 <w:szCs w:val="20"/>
               </w:rPr>
+              <w:t xml:space="preserve">/materials/pdf</w:t>
+            </w:r>
+          </w:p>
+        </w:tc>
+        <w:tc>
+          <w:tcPr>
+            <w:tcW w:type="dxa" w:w="4678"/>
+            <w:tcBorders>
+              <w:top w:val="single" w:color="9AA6B8" w:sz="4"/>
+              <w:left w:val="single" w:color="9AA6B8" w:sz="4"/>
+              <w:bottom w:val="single" w:color="9AA6B8" w:sz="4"/>
+              <w:right w:val="single" w:color="9AA6B8" w:sz="4"/>
+            </w:tcBorders>
+            <w:tcMar>
+              <w:top w:type="dxa" w:w="50"/>
+              <w:left w:type="dxa" w:w="90"/>
+              <w:bottom w:type="dxa" w:w="50"/>
+              <w:right w:type="dxa" w:w="90"/>
+            </w:tcMar>
+          </w:tcPr>
+          <w:p>
+            <w:pPr>
+              <w:spacing w:after="0" w:line="260"/>
+            </w:pPr>
+            <w:r>
+              <w:rPr>
+                <w:sz w:val="20"/>
+                <w:szCs w:val="20"/>
+              </w:rPr>
+              <w:t xml:space="preserve">Study-material PDF for the learner's gaps (all gaps, or one concept)</w:t>
+            </w:r>
+          </w:p>
+        </w:tc>
+      </w:tr>
+      <w:tr>
+        <w:trPr>
+          <w:cantSplit/>
+          <w:tblHeader w:val="off"/>
+        </w:trPr>
+        <w:tc>
+          <w:tcPr>
+            <w:tcW w:type="dxa" w:w="1122"/>
+            <w:tcBorders>
+              <w:top w:val="single" w:color="9AA6B8" w:sz="4"/>
+              <w:left w:val="single" w:color="9AA6B8" w:sz="4"/>
+              <w:bottom w:val="single" w:color="9AA6B8" w:sz="4"/>
+              <w:right w:val="single" w:color="9AA6B8" w:sz="4"/>
+            </w:tcBorders>
+            <w:tcMar>
+              <w:top w:type="dxa" w:w="50"/>
+              <w:left w:type="dxa" w:w="90"/>
+              <w:bottom w:type="dxa" w:w="50"/>
+              <w:right w:type="dxa" w:w="90"/>
+            </w:tcMar>
+          </w:tcPr>
+          <w:p>
+            <w:pPr>
+              <w:spacing w:after="0" w:line="260"/>
+            </w:pPr>
+            <w:r>
+              <w:rPr>
+                <w:sz w:val="20"/>
+                <w:szCs w:val="20"/>
+              </w:rPr>
+              <w:t xml:space="preserve">POST</w:t>
+            </w:r>
+          </w:p>
+        </w:tc>
+        <w:tc>
+          <w:tcPr>
+            <w:tcW w:type="dxa" w:w="3554"/>
+            <w:tcBorders>
+              <w:top w:val="single" w:color="9AA6B8" w:sz="4"/>
+              <w:left w:val="single" w:color="9AA6B8" w:sz="4"/>
+              <w:bottom w:val="single" w:color="9AA6B8" w:sz="4"/>
+              <w:right w:val="single" w:color="9AA6B8" w:sz="4"/>
+            </w:tcBorders>
+            <w:tcMar>
+              <w:top w:type="dxa" w:w="50"/>
+              <w:left w:type="dxa" w:w="90"/>
+              <w:bottom w:type="dxa" w:w="50"/>
+              <w:right w:type="dxa" w:w="90"/>
+            </w:tcMar>
+          </w:tcPr>
+          <w:p>
+            <w:pPr>
+              <w:spacing w:after="0" w:line="260"/>
+            </w:pPr>
+            <w:r>
+              <w:rPr>
+                <w:sz w:val="20"/>
+                <w:szCs w:val="20"/>
+              </w:rPr>
               <w:t xml:space="preserve">/mcq</w:t>
             </w:r>
           </w:p>
@@ -17609,7 +18830,7 @@
                 <w:sz w:val="20"/>
                 <w:szCs w:val="20"/>
               </w:rPr>
-              <w:t xml:space="preserve">OpenAI / Gemini, DeepSeek</w:t>
+              <w:t xml:space="preserve">Groq / OpenRouter, Gemini (free)</w:t>
             </w:r>
           </w:p>
         </w:tc>
@@ -17638,7 +18859,100 @@
                 <w:sz w:val="20"/>
                 <w:szCs w:val="20"/>
               </w:rPr>
-              <w:t xml:space="preserve">Paper Sec. V-A.1</w:t>
+              <w:t xml:space="preserve">This project (paper: OpenAI / Gemini, DeepSeek)</w:t>
+            </w:r>
+          </w:p>
+        </w:tc>
+      </w:tr>
+      <w:tr>
+        <w:trPr>
+          <w:cantSplit/>
+          <w:tblHeader w:val="off"/>
+        </w:trPr>
+        <w:tc>
+          <w:tcPr>
+            <w:tcW w:type="dxa" w:w="3367"/>
+            <w:tcBorders>
+              <w:top w:val="single" w:color="9AA6B8" w:sz="4"/>
+              <w:left w:val="single" w:color="9AA6B8" w:sz="4"/>
+              <w:bottom w:val="single" w:color="9AA6B8" w:sz="4"/>
+              <w:right w:val="single" w:color="9AA6B8" w:sz="4"/>
+            </w:tcBorders>
+            <w:tcMar>
+              <w:top w:type="dxa" w:w="50"/>
+              <w:left w:type="dxa" w:w="90"/>
+              <w:bottom w:type="dxa" w:w="50"/>
+              <w:right w:type="dxa" w:w="90"/>
+            </w:tcMar>
+          </w:tcPr>
+          <w:p>
+            <w:pPr>
+              <w:spacing w:after="0" w:line="260"/>
+            </w:pPr>
+            <w:r>
+              <w:rPr>
+                <w:sz w:val="20"/>
+                <w:szCs w:val="20"/>
+              </w:rPr>
+              <w:t xml:space="preserve">Requests per minute</w:t>
+            </w:r>
+          </w:p>
+        </w:tc>
+        <w:tc>
+          <w:tcPr>
+            <w:tcW w:type="dxa" w:w="3367"/>
+            <w:tcBorders>
+              <w:top w:val="single" w:color="9AA6B8" w:sz="4"/>
+              <w:left w:val="single" w:color="9AA6B8" w:sz="4"/>
+              <w:bottom w:val="single" w:color="9AA6B8" w:sz="4"/>
+              <w:right w:val="single" w:color="9AA6B8" w:sz="4"/>
+            </w:tcBorders>
+            <w:tcMar>
+              <w:top w:type="dxa" w:w="50"/>
+              <w:left w:type="dxa" w:w="90"/>
+              <w:bottom w:type="dxa" w:w="50"/>
+              <w:right w:type="dxa" w:w="90"/>
+            </w:tcMar>
+          </w:tcPr>
+          <w:p>
+            <w:pPr>
+              <w:spacing w:after="0" w:line="260"/>
+            </w:pPr>
+            <w:r>
+              <w:rPr>
+                <w:sz w:val="20"/>
+                <w:szCs w:val="20"/>
+              </w:rPr>
+              <w:t xml:space="preserve">Gemini 8, Groq 25, OpenRouter 15</w:t>
+            </w:r>
+          </w:p>
+        </w:tc>
+        <w:tc>
+          <w:tcPr>
+            <w:tcW w:type="dxa" w:w="2620"/>
+            <w:tcBorders>
+              <w:top w:val="single" w:color="9AA6B8" w:sz="4"/>
+              <w:left w:val="single" w:color="9AA6B8" w:sz="4"/>
+              <w:bottom w:val="single" w:color="9AA6B8" w:sz="4"/>
+              <w:right w:val="single" w:color="9AA6B8" w:sz="4"/>
+            </w:tcBorders>
+            <w:tcMar>
+              <w:top w:type="dxa" w:w="50"/>
+              <w:left w:type="dxa" w:w="90"/>
+              <w:bottom w:type="dxa" w:w="50"/>
+              <w:right w:type="dxa" w:w="90"/>
+            </w:tcMar>
+          </w:tcPr>
+          <w:p>
+            <w:pPr>
+              <w:spacing w:after="0" w:line="260"/>
+            </w:pPr>
+            <w:r>
+              <w:rPr>
+                <w:sz w:val="20"/>
+                <w:szCs w:val="20"/>
+              </w:rPr>
+              <w:t xml:space="preserve">This project (free-tier limits)</w:t>
             </w:r>
           </w:p>
         </w:tc>
@@ -19146,7 +20460,7 @@
         <w:t xml:space="preserve">Cross-verifies</w:t>
       </w:r>
       <w:r>
-        <w:t xml:space="preserve">: Gemini and DeepSeek each score the question from 1 to 5 for concept fit, difficulty, Bloom's level and correctness of the key; questions with an average score below 3 are rejected.</w:t>
+        <w:t xml:space="preserve">: two verifier models from other companies (OpenRouter and Gemini by default; Gemini and DeepSeek in the paper) each score the question from 1 to 5 for concept fit, difficulty, Bloom's level and correctness of the key; questions with an average score below 3 are rejected.</w:t>
       </w:r>
     </w:p>
     <w:p>
@@ -24089,7 +25403,7 @@
         <w:jc w:val="both"/>
       </w:pPr>
       <w:r>
-        <w:t xml:space="preserve">The recommendation is scored by Gemini and DeepSeek (1 to 5). If the average score is below 3, it is regenerated with the reviewers' feedback, up to two more times. In later rounds the prompt asks for a more detailed explanation, simpler examples and additional practice.</w:t>
+        <w:t xml:space="preserve">The recommendation is scored by the two verifier models (1 to 5). If the average score is below 3, it is regenerated with the reviewers' feedback, up to two more times. In later rounds the prompt asks for a more detailed explanation, simpler examples and additional practice.</w:t>
       </w:r>
     </w:p>
     <w:p>
@@ -24152,7 +25466,122 @@
         <w:pStyle w:val="Heading2"/>
       </w:pPr>
       <w:r>
-        <w:t xml:space="preserve">6.10 Adaptive Evaluation and Re-testing</w:t>
+        <w:t xml:space="preserve">6.10 Personal Study Material</w:t>
+      </w:r>
+    </w:p>
+    <w:p>
+      <w:pPr>
+        <w:spacing w:after="120" w:line="360"/>
+        <w:jc w:val="both"/>
+      </w:pPr>
+      <w:r>
+        <w:t xml:space="preserve">A recommendation on the screen is easy to lose, and learners asked for something they could keep and study from. For this reason the system also produces a personal study-material PDF. It is built from the recommendations already shown to the learner, so it needs no additional AI calls. The PDF contains:</w:t>
+      </w:r>
+    </w:p>
+    <w:p>
+      <w:pPr>
+        <w:pStyle w:val="ListParagraph"/>
+        <w:numPr>
+          <w:ilvl w:val="0"/>
+          <w:numId w:val="5"/>
+        </w:numPr>
+        <w:spacing w:after="60" w:line="340"/>
+        <w:jc w:val="both"/>
+      </w:pPr>
+      <w:r>
+        <w:rPr>
+          <w:b/>
+          <w:bCs/>
+        </w:rPr>
+        <w:t xml:space="preserve">Knowledge state:</w:t>
+      </w:r>
+      <w:r>
+        <w:t xml:space="preserve"> a table of every concept with its mastery, level and status (study this or on target).</w:t>
+      </w:r>
+    </w:p>
+    <w:p>
+      <w:pPr>
+        <w:pStyle w:val="ListParagraph"/>
+        <w:numPr>
+          <w:ilvl w:val="0"/>
+          <w:numId w:val="5"/>
+        </w:numPr>
+        <w:spacing w:after="60" w:line="340"/>
+        <w:jc w:val="both"/>
+      </w:pPr>
+      <w:r>
+        <w:rPr>
+          <w:b/>
+          <w:bCs/>
+        </w:rPr>
+        <w:t xml:space="preserve">How to use the material:</w:t>
+      </w:r>
+      <w:r>
+        <w:t xml:space="preserve"> five study steps, starting with the weakest concept.</w:t>
+      </w:r>
+    </w:p>
+    <w:p>
+      <w:pPr>
+        <w:pStyle w:val="ListParagraph"/>
+        <w:numPr>
+          <w:ilvl w:val="0"/>
+          <w:numId w:val="5"/>
+        </w:numPr>
+        <w:spacing w:after="60" w:line="340"/>
+        <w:jc w:val="both"/>
+      </w:pPr>
+      <w:r>
+        <w:rPr>
+          <w:b/>
+          <w:bCs/>
+        </w:rPr>
+        <w:t xml:space="preserve">One section per weak concept, weakest first:</w:t>
+      </w:r>
+      <w:r>
+        <w:t xml:space="preserve"> the questions the learner answered wrongly, the five parts of the recommendation, and the concept's own pages of the curriculum retrieved from the vector database (RAG), so the learner reads the actual course notes next to the plan.</w:t>
+      </w:r>
+    </w:p>
+    <w:p>
+      <w:pPr>
+        <w:pStyle w:val="ListParagraph"/>
+        <w:numPr>
+          <w:ilvl w:val="0"/>
+          <w:numId w:val="5"/>
+        </w:numPr>
+        <w:spacing w:after="60" w:line="340"/>
+        <w:jc w:val="both"/>
+      </w:pPr>
+      <w:r>
+        <w:rPr>
+          <w:b/>
+          <w:bCs/>
+        </w:rPr>
+        <w:t xml:space="preserve">Self-check list:</w:t>
+      </w:r>
+      <w:r>
+        <w:t xml:space="preserve"> one tick box per topic to revise, to be ticked before the adaptive re-test.</w:t>
+      </w:r>
+    </w:p>
+    <w:p>
+      <w:pPr>
+        <w:spacing w:after="60"/>
+      </w:pPr>
+    </w:p>
+    <w:p>
+      <w:pPr>
+        <w:spacing w:after="120" w:line="360"/>
+        <w:jc w:val="both"/>
+      </w:pPr>
+      <w:r>
+        <w:t xml:space="preserve">In the web frontend the learner opens the PDF inside the page or downloads it. Each recommendation also has its own button, which produces a shorter PDF for that concept only.</w:t>
+      </w:r>
+    </w:p>
+    <w:p>
+      <w:pPr>
+        <w:pStyle w:val="Heading2"/>
+      </w:pPr>
+      <w:r>
+        <w:t xml:space="preserve">6.11 Adaptive Evaluation and Re-testing</w:t>
       </w:r>
     </w:p>
     <w:p>
@@ -24224,7 +25653,7 @@
         <w:pStyle w:val="Heading2"/>
       </w:pPr>
       <w:r>
-        <w:t xml:space="preserve">6.11 Continuous Learning Loop</w:t>
+        <w:t xml:space="preserve">6.12 Continuous Learning Loop</w:t>
       </w:r>
     </w:p>
     <w:p>
@@ -24567,7 +25996,7 @@
         <w:pStyle w:val="Heading2"/>
       </w:pPr>
       <w:r>
-        <w:t xml:space="preserve">6.12 Evaluation Metrics</w:t>
+        <w:t xml:space="preserve">6.13 Evaluation Metrics</w:t>
       </w:r>
     </w:p>
     <w:p>
@@ -26075,244 +27504,10 @@
     <w:p>
       <w:pPr>
         <w:pStyle w:val="Code"/>
-        <w:keepNext/>
+        <w:keepNext w:val="false"/>
       </w:pPr>
       <w:r>
         <w:t xml:space="preserve">AI-Personalized-Learning/</w:t>
-      </w:r>
-    </w:p>
-    <w:p>
-      <w:pPr>
-        <w:pStyle w:val="Code"/>
-        <w:keepNext/>
-      </w:pPr>
-      <w:r>
-        <w:t xml:space="preserve">|-- config.yaml               all parameters (paper values)</w:t>
-      </w:r>
-    </w:p>
-    <w:p>
-      <w:pPr>
-        <w:pStyle w:val="Code"/>
-        <w:keepNext/>
-      </w:pPr>
-      <w:r>
-        <w:t xml:space="preserve">|-- .env.example              template for API keys (real keys go in .env, ignored by git)</w:t>
-      </w:r>
-    </w:p>
-    <w:p>
-      <w:pPr>
-        <w:pStyle w:val="Code"/>
-        <w:keepNext/>
-      </w:pPr>
-      <w:r>
-        <w:t xml:space="preserve">|-- requirements.txt          dependencies</w:t>
-      </w:r>
-    </w:p>
-    <w:p>
-      <w:pPr>
-        <w:pStyle w:val="Code"/>
-        <w:keepNext/>
-      </w:pPr>
-      <w:r>
-        <w:t xml:space="preserve">|-- README.md                 user guide</w:t>
-      </w:r>
-    </w:p>
-    <w:p>
-      <w:pPr>
-        <w:pStyle w:val="Code"/>
-        <w:keepNext/>
-      </w:pPr>
-      <w:r>
-        <w:t xml:space="preserve">|-- data/</w:t>
-      </w:r>
-    </w:p>
-    <w:p>
-      <w:pPr>
-        <w:pStyle w:val="Code"/>
-        <w:keepNext/>
-      </w:pPr>
-      <w:r>
-        <w:t xml:space="preserve">|   |-- sample/               curriculum_c_programming.txt, historical.csv, current_batch.csv</w:t>
-      </w:r>
-    </w:p>
-    <w:p>
-      <w:pPr>
-        <w:pStyle w:val="Code"/>
-        <w:keepNext/>
-      </w:pPr>
-      <w:r>
-        <w:t xml:space="preserve">|   |-- store/                vector DB, concepts.json, question_bank.json, learner reports</w:t>
-      </w:r>
-    </w:p>
-    <w:p>
-      <w:pPr>
-        <w:pStyle w:val="Code"/>
-        <w:keepNext/>
-      </w:pPr>
-      <w:r>
-        <w:t xml:space="preserve">    (generated)</w:t>
-      </w:r>
-    </w:p>
-    <w:p>
-      <w:pPr>
-        <w:pStyle w:val="Code"/>
-        <w:keepNext/>
-      </w:pPr>
-      <w:r>
-        <w:t xml:space="preserve">|   `-- models/               ekt.pt, dkt.pt, kt_history.csv, experiments.json (generated)</w:t>
-      </w:r>
-    </w:p>
-    <w:p>
-      <w:pPr>
-        <w:pStyle w:val="Code"/>
-        <w:keepNext/>
-      </w:pPr>
-      <w:r>
-        <w:t xml:space="preserve">|-- plrs/                     the Python package</w:t>
-      </w:r>
-    </w:p>
-    <w:p>
-      <w:pPr>
-        <w:pStyle w:val="Code"/>
-        <w:keepNext/>
-      </w:pPr>
-      <w:r>
-        <w:t xml:space="preserve">|   |-- config.py             configuration loading</w:t>
-      </w:r>
-    </w:p>
-    <w:p>
-      <w:pPr>
-        <w:pStyle w:val="Code"/>
-        <w:keepNext/>
-      </w:pPr>
-      <w:r>
-        <w:t xml:space="preserve">|   |-- data.py               OBE records, CSV I/O, synthetic data generator</w:t>
-      </w:r>
-    </w:p>
-    <w:p>
-      <w:pPr>
-        <w:pStyle w:val="Code"/>
-        <w:keepNext/>
-      </w:pPr>
-      <w:r>
-        <w:t xml:space="preserve">|   |-- embeddings.py         MiniLM embeddings (offline hashing fallback)</w:t>
-      </w:r>
-    </w:p>
-    <w:p>
-      <w:pPr>
-        <w:pStyle w:val="Code"/>
-        <w:keepNext/>
-      </w:pPr>
-      <w:r>
-        <w:t xml:space="preserve">|   |-- llm.py                OpenAI, Gemini, DeepSeek providers and offline mock</w:t>
-      </w:r>
-    </w:p>
-    <w:p>
-      <w:pPr>
-        <w:pStyle w:val="Code"/>
-        <w:keepNext/>
-      </w:pPr>
-      <w:r>
-        <w:t xml:space="preserve">|   |-- rag.py                PDF loading, chunking, vector store, concept extraction</w:t>
-      </w:r>
-    </w:p>
-    <w:p>
-      <w:pPr>
-        <w:pStyle w:val="Code"/>
-        <w:keepNext/>
-      </w:pPr>
-      <w:r>
-        <w:t xml:space="preserve">|   |-- kt.py                 EKT and DKT models, training, metrics, knowledge state</w:t>
-      </w:r>
-    </w:p>
-    <w:p>
-      <w:pPr>
-        <w:pStyle w:val="Code"/>
-        <w:keepNext/>
-      </w:pPr>
-      <w:r>
-        <w:t xml:space="preserve">|   |-- gap.py                OBE levels, gap analysis, gap matrix</w:t>
-      </w:r>
-    </w:p>
-    <w:p>
-      <w:pPr>
-        <w:pStyle w:val="Code"/>
-        <w:keepNext/>
-      </w:pPr>
-      <w:r>
-        <w:t xml:space="preserve">|   |-- remedial.py           five-part recommendations with cross-verification</w:t>
-      </w:r>
-    </w:p>
-    <w:p>
-      <w:pPr>
-        <w:pStyle w:val="Code"/>
-        <w:keepNext/>
-      </w:pPr>
-      <w:r>
-        <w:t xml:space="preserve">|   |-- qgen.py               MCQ generation, de-duplication, question bank</w:t>
-      </w:r>
-    </w:p>
-    <w:p>
-      <w:pPr>
-        <w:pStyle w:val="Code"/>
-        <w:keepNext/>
-      </w:pPr>
-      <w:r>
-        <w:t xml:space="preserve">|   |-- evaluation.py         adaptive evaluation sessions</w:t>
-      </w:r>
-    </w:p>
-    <w:p>
-      <w:pPr>
-        <w:pStyle w:val="Code"/>
-        <w:keepNext/>
-      </w:pPr>
-      <w:r>
-        <w:t xml:space="preserve">|   |-- pipeline.py           continuous learning loop (Algorithm 1)</w:t>
-      </w:r>
-    </w:p>
-    <w:p>
-      <w:pPr>
-        <w:pStyle w:val="Code"/>
-        <w:keepNext/>
-      </w:pPr>
-      <w:r>
-        <w:t xml:space="preserve">|   |-- metrics.py            similarity, readability, Self-BLEU, t-test</w:t>
-      </w:r>
-    </w:p>
-    <w:p>
-      <w:pPr>
-        <w:pStyle w:val="Code"/>
-        <w:keepNext/>
-      </w:pPr>
-      <w:r>
-        <w:t xml:space="preserve">|   |-- experiments.py        reproduction of the paper's evaluation</w:t>
-      </w:r>
-    </w:p>
-    <w:p>
-      <w:pPr>
-        <w:pStyle w:val="Code"/>
-        <w:keepNext/>
-      </w:pPr>
-      <w:r>
-        <w:t xml:space="preserve">|   |-- cli.py, __main__.py   command-line interface</w:t>
-      </w:r>
-    </w:p>
-    <w:p>
-      <w:pPr>
-        <w:pStyle w:val="Code"/>
-        <w:keepNext/>
-      </w:pPr>
-      <w:r>
-        <w:t xml:space="preserve">|   |-- api.py                FastAPI REST API</w:t>
-      </w:r>
-    </w:p>
-    <w:p>
-      <w:pPr>
-        <w:pStyle w:val="Code"/>
-        <w:keepNext/>
-      </w:pPr>
-      <w:r>
-        <w:t xml:space="preserve">|   `-- static/index.html     web frontend</w:t>
       </w:r>
     </w:p>
     <w:p>
@@ -26321,7 +27516,268 @@
         <w:keepNext w:val="false"/>
       </w:pPr>
       <w:r>
-        <w:t xml:space="preserve">`-- tests/                    30 pytest test cases</w:t>
+        <w:t xml:space="preserve">|-- config.yaml               all parameters (paper values)</w:t>
+      </w:r>
+    </w:p>
+    <w:p>
+      <w:pPr>
+        <w:pStyle w:val="Code"/>
+        <w:keepNext w:val="false"/>
+      </w:pPr>
+      <w:r>
+        <w:t xml:space="preserve">|-- .env.example              template for API keys (real keys go in .env, ignored by git)</w:t>
+      </w:r>
+    </w:p>
+    <w:p>
+      <w:pPr>
+        <w:pStyle w:val="Code"/>
+        <w:keepNext w:val="false"/>
+      </w:pPr>
+      <w:r>
+        <w:t xml:space="preserve">|-- requirements.txt          dependencies</w:t>
+      </w:r>
+    </w:p>
+    <w:p>
+      <w:pPr>
+        <w:pStyle w:val="Code"/>
+        <w:keepNext w:val="false"/>
+      </w:pPr>
+      <w:r>
+        <w:t xml:space="preserve">|-- README.md                 user guide</w:t>
+      </w:r>
+    </w:p>
+    <w:p>
+      <w:pPr>
+        <w:pStyle w:val="Code"/>
+        <w:keepNext w:val="false"/>
+      </w:pPr>
+      <w:r>
+        <w:t xml:space="preserve">|-- sample_uploads/           example OBE result CSVs for the web upload</w:t>
+      </w:r>
+    </w:p>
+    <w:p>
+      <w:pPr>
+        <w:pStyle w:val="Code"/>
+        <w:keepNext w:val="false"/>
+      </w:pPr>
+      <w:r>
+        <w:t xml:space="preserve">|-- data/</w:t>
+      </w:r>
+    </w:p>
+    <w:p>
+      <w:pPr>
+        <w:pStyle w:val="Code"/>
+        <w:keepNext w:val="false"/>
+      </w:pPr>
+      <w:r>
+        <w:t xml:space="preserve">|   |-- sample/               curriculum_c_programming.txt, historical.csv, current_batch.csv</w:t>
+      </w:r>
+    </w:p>
+    <w:p>
+      <w:pPr>
+        <w:pStyle w:val="Code"/>
+        <w:keepNext w:val="false"/>
+      </w:pPr>
+      <w:r>
+        <w:t xml:space="preserve">|   |-- store/                vector DB, concepts.json, question_bank.json, learner reports</w:t>
+      </w:r>
+    </w:p>
+    <w:p>
+      <w:pPr>
+        <w:pStyle w:val="Code"/>
+        <w:keepNext w:val="false"/>
+      </w:pPr>
+      <w:r>
+        <w:t xml:space="preserve">    (generated)</w:t>
+      </w:r>
+    </w:p>
+    <w:p>
+      <w:pPr>
+        <w:pStyle w:val="Code"/>
+        <w:keepNext w:val="false"/>
+      </w:pPr>
+      <w:r>
+        <w:t xml:space="preserve">|   `-- models/               ekt.pt, dkt.pt, kt_history.csv, experiments.json (generated)</w:t>
+      </w:r>
+    </w:p>
+    <w:p>
+      <w:pPr>
+        <w:pStyle w:val="Code"/>
+        <w:keepNext w:val="false"/>
+      </w:pPr>
+      <w:r>
+        <w:t xml:space="preserve">|-- plrs/                     the Python package</w:t>
+      </w:r>
+    </w:p>
+    <w:p>
+      <w:pPr>
+        <w:pStyle w:val="Code"/>
+        <w:keepNext w:val="false"/>
+      </w:pPr>
+      <w:r>
+        <w:t xml:space="preserve">|   |-- config.py             configuration loading</w:t>
+      </w:r>
+    </w:p>
+    <w:p>
+      <w:pPr>
+        <w:pStyle w:val="Code"/>
+        <w:keepNext w:val="false"/>
+      </w:pPr>
+      <w:r>
+        <w:t xml:space="preserve">|   |-- data.py               OBE records, CSV I/O, synthetic data generator</w:t>
+      </w:r>
+    </w:p>
+    <w:p>
+      <w:pPr>
+        <w:pStyle w:val="Code"/>
+        <w:keepNext w:val="false"/>
+      </w:pPr>
+      <w:r>
+        <w:t xml:space="preserve">|   |-- embeddings.py         MiniLM embeddings (offline hashing fallback)</w:t>
+      </w:r>
+    </w:p>
+    <w:p>
+      <w:pPr>
+        <w:pStyle w:val="Code"/>
+        <w:keepNext w:val="false"/>
+      </w:pPr>
+      <w:r>
+        <w:t xml:space="preserve">|   |-- llm.py                Groq, OpenRouter, Gemini, OpenAI, DeepSeek, Ollama; pacing, retries,</w:t>
+      </w:r>
+    </w:p>
+    <w:p>
+      <w:pPr>
+        <w:pStyle w:val="Code"/>
+        <w:keepNext w:val="false"/>
+      </w:pPr>
+      <w:r>
+        <w:t xml:space="preserve">    mock</w:t>
+      </w:r>
+    </w:p>
+    <w:p>
+      <w:pPr>
+        <w:pStyle w:val="Code"/>
+        <w:keepNext w:val="false"/>
+      </w:pPr>
+      <w:r>
+        <w:t xml:space="preserve">|   |-- rag.py                PDF loading, chunking, vector store, concept extraction</w:t>
+      </w:r>
+    </w:p>
+    <w:p>
+      <w:pPr>
+        <w:pStyle w:val="Code"/>
+        <w:keepNext w:val="false"/>
+      </w:pPr>
+      <w:r>
+        <w:t xml:space="preserve">|   |-- kt.py                 EKT and DKT models, training, metrics, knowledge state</w:t>
+      </w:r>
+    </w:p>
+    <w:p>
+      <w:pPr>
+        <w:pStyle w:val="Code"/>
+        <w:keepNext w:val="false"/>
+      </w:pPr>
+      <w:r>
+        <w:t xml:space="preserve">|   |-- gap.py                OBE levels, gap analysis, gap matrix</w:t>
+      </w:r>
+    </w:p>
+    <w:p>
+      <w:pPr>
+        <w:pStyle w:val="Code"/>
+        <w:keepNext w:val="false"/>
+      </w:pPr>
+      <w:r>
+        <w:t xml:space="preserve">|   |-- remedial.py           five-part recommendations with cross-verification</w:t>
+      </w:r>
+    </w:p>
+    <w:p>
+      <w:pPr>
+        <w:pStyle w:val="Code"/>
+        <w:keepNext w:val="false"/>
+      </w:pPr>
+      <w:r>
+        <w:t xml:space="preserve">|   |-- materials.py          personal study-material PDF</w:t>
+      </w:r>
+    </w:p>
+    <w:p>
+      <w:pPr>
+        <w:pStyle w:val="Code"/>
+        <w:keepNext w:val="false"/>
+      </w:pPr>
+      <w:r>
+        <w:t xml:space="preserve">|   |-- qgen.py               MCQ generation, de-duplication, question bank</w:t>
+      </w:r>
+    </w:p>
+    <w:p>
+      <w:pPr>
+        <w:pStyle w:val="Code"/>
+        <w:keepNext w:val="false"/>
+      </w:pPr>
+      <w:r>
+        <w:t xml:space="preserve">|   |-- evaluation.py         adaptive evaluation sessions</w:t>
+      </w:r>
+    </w:p>
+    <w:p>
+      <w:pPr>
+        <w:pStyle w:val="Code"/>
+        <w:keepNext w:val="false"/>
+      </w:pPr>
+      <w:r>
+        <w:t xml:space="preserve">|   |-- pipeline.py           continuous learning loop (Algorithm 1)</w:t>
+      </w:r>
+    </w:p>
+    <w:p>
+      <w:pPr>
+        <w:pStyle w:val="Code"/>
+        <w:keepNext w:val="false"/>
+      </w:pPr>
+      <w:r>
+        <w:t xml:space="preserve">|   |-- metrics.py            similarity, readability, Self-BLEU, t-test</w:t>
+      </w:r>
+    </w:p>
+    <w:p>
+      <w:pPr>
+        <w:pStyle w:val="Code"/>
+        <w:keepNext w:val="false"/>
+      </w:pPr>
+      <w:r>
+        <w:t xml:space="preserve">|   |-- experiments.py        reproduction of the paper's evaluation</w:t>
+      </w:r>
+    </w:p>
+    <w:p>
+      <w:pPr>
+        <w:pStyle w:val="Code"/>
+        <w:keepNext w:val="false"/>
+      </w:pPr>
+      <w:r>
+        <w:t xml:space="preserve">|   |-- cli.py, __main__.py   command-line interface</w:t>
+      </w:r>
+    </w:p>
+    <w:p>
+      <w:pPr>
+        <w:pStyle w:val="Code"/>
+        <w:keepNext w:val="false"/>
+      </w:pPr>
+      <w:r>
+        <w:t xml:space="preserve">|   |-- api.py                FastAPI REST API</w:t>
+      </w:r>
+    </w:p>
+    <w:p>
+      <w:pPr>
+        <w:pStyle w:val="Code"/>
+        <w:keepNext w:val="false"/>
+      </w:pPr>
+      <w:r>
+        <w:t xml:space="preserve">|   `-- static/index.html     web frontend</w:t>
+      </w:r>
+    </w:p>
+    <w:p>
+      <w:pPr>
+        <w:pStyle w:val="Code"/>
+        <w:keepNext w:val="false"/>
+      </w:pPr>
+      <w:r>
+        <w:t xml:space="preserve">`-- tests/                    36 pytest test cases</w:t>
       </w:r>
     </w:p>
     <w:p>
@@ -26351,7 +27807,93 @@
         <w:jc w:val="both"/>
       </w:pPr>
       <w:r>
-        <w:t xml:space="preserve">All generative calls go through one interface, generate(prompt, task, payload). Real providers send the prompt to their API [32]: OpenAI and DeepSeek (OpenAI-compatible endpoint) through the openai client, Gemini through google-generativeai. The answer is parsed as JSON, tolerating code fences and extra text. If a provider has no key, its package is missing or a call fails, a deterministic offline mock produces an answer of the same JSON shape from the payload (for example, questions built from curriculum sentences with corrupted statements as distractors). After an account-level error (no credit, invalid key, unknown model) the provider is switched off for the rest of the run, so the system does not wait for a failing network call on every request.</w:t>
+        <w:t xml:space="preserve">All generative calls go through one interface, generate(prompt, task, payload). Every real provider is reached through the openai client, because Groq, OpenRouter, Google Gemini, DeepSeek and a local Ollama server all offer an OpenAI-compatible endpoint [32]; only the base URL, the key and the model name differ. By default Groq (openai/gpt-oss-120b) generates and OpenRouter (nvidia/nemotron-3-super-120b-a12b:free) and Gemini (gemini-flash-lite-latest) verify, all on free tiers. The answer is parsed as JSON, tolerating code fences and extra text.</w:t>
+      </w:r>
+    </w:p>
+    <w:p>
+      <w:pPr>
+        <w:spacing w:after="120" w:line="360"/>
+        <w:jc w:val="both"/>
+      </w:pPr>
+      <w:r>
+        <w:t xml:space="preserve">Free tiers limit the number of requests and are sometimes overloaded, so every provider is wrapped in a FallbackProvider with three protections:</w:t>
+      </w:r>
+    </w:p>
+    <w:p>
+      <w:pPr>
+        <w:pStyle w:val="ListParagraph"/>
+        <w:numPr>
+          <w:ilvl w:val="0"/>
+          <w:numId w:val="2"/>
+        </w:numPr>
+        <w:spacing w:after="60" w:line="340"/>
+        <w:jc w:val="both"/>
+      </w:pPr>
+      <w:r>
+        <w:rPr>
+          <w:b/>
+          <w:bCs/>
+        </w:rPr>
+        <w:t xml:space="preserve">Pacing:</w:t>
+      </w:r>
+      <w:r>
+        <w:t xml:space="preserve"> at most a configured number of requests per minute (Gemini 8, Groq 25, OpenRouter 15).</w:t>
+      </w:r>
+    </w:p>
+    <w:p>
+      <w:pPr>
+        <w:pStyle w:val="ListParagraph"/>
+        <w:numPr>
+          <w:ilvl w:val="0"/>
+          <w:numId w:val="2"/>
+        </w:numPr>
+        <w:spacing w:after="60" w:line="340"/>
+        <w:jc w:val="both"/>
+      </w:pPr>
+      <w:r>
+        <w:rPr>
+          <w:b/>
+          <w:bCs/>
+        </w:rPr>
+        <w:t xml:space="preserve">Retry:</w:t>
+      </w:r>
+      <w:r>
+        <w:t xml:space="preserve"> a rate-limited (429) or busy (502, 503, 504) call waits, using the delay suggested by the server, and is retried up to two times.</w:t>
+      </w:r>
+    </w:p>
+    <w:p>
+      <w:pPr>
+        <w:pStyle w:val="ListParagraph"/>
+        <w:numPr>
+          <w:ilvl w:val="0"/>
+          <w:numId w:val="2"/>
+        </w:numPr>
+        <w:spacing w:after="60" w:line="340"/>
+        <w:jc w:val="both"/>
+      </w:pPr>
+      <w:r>
+        <w:rPr>
+          <w:b/>
+          <w:bCs/>
+        </w:rPr>
+        <w:t xml:space="preserve">Circuit breaker:</w:t>
+      </w:r>
+      <w:r>
+        <w:t xml:space="preserve"> after an account-level error (no credit, invalid key, retired model) or three rate-limited calls in a row, the provider is switched off for the rest of the run and a deterministic offline mock answers instead, with the same JSON shape.</w:t>
+      </w:r>
+    </w:p>
+    <w:p>
+      <w:pPr>
+        <w:spacing w:after="60"/>
+      </w:pPr>
+    </w:p>
+    <w:p>
+      <w:pPr>
+        <w:spacing w:after="120" w:line="360"/>
+        <w:jc w:val="both"/>
+      </w:pPr>
+      <w:r>
+        <w:t xml:space="preserve">Model names on free services change often. The command python -m plrs models asks each provider which models the configured key can use, marks the configured one and warns when it is no longer available.</w:t>
       </w:r>
     </w:p>
     <w:p>
@@ -26560,6 +28102,23 @@
       <w:pPr>
         <w:spacing w:after="80"/>
       </w:pPr>
+    </w:p>
+    <w:p>
+      <w:pPr>
+        <w:pStyle w:val="Heading3"/>
+      </w:pPr>
+      <w:r>
+        <w:t xml:space="preserve">7.3.4 Study-material PDF</w:t>
+      </w:r>
+    </w:p>
+    <w:p>
+      <w:pPr>
+        <w:spacing w:after="120" w:line="360"/>
+        <w:jc w:val="both"/>
+      </w:pPr>
+      <w:r>
+        <w:t xml:space="preserve">materials.py builds the PDF with reportlab. The endpoint POST /materials/pdf receives the learner id, the knowledge state from /analyze and the recommendations from /recommend, plus an optional concept name for a single-concept PDF. For each weak concept it adds the wrongly answered questions, the five sections of the plan and the concept's curriculum chunks from the vector database. All text is escaped, so C code such as a[i] &lt; n or the null character is printed exactly. The frontend receives the PDF as a file, shows it in an embedded viewer and offers download and open-in-new-tab buttons.</w:t>
+      </w:r>
     </w:p>
     <w:p>
       <w:pPr>
@@ -27555,6 +29114,70 @@
                 <w:szCs w:val="20"/>
               </w:rPr>
               <w:t xml:space="preserve">Start the web frontend and REST API</w:t>
+            </w:r>
+          </w:p>
+        </w:tc>
+      </w:tr>
+      <w:tr>
+        <w:trPr>
+          <w:cantSplit/>
+          <w:tblHeader w:val="off"/>
+        </w:trPr>
+        <w:tc>
+          <w:tcPr>
+            <w:tcW w:type="dxa" w:w="3741"/>
+            <w:tcBorders>
+              <w:top w:val="single" w:color="9AA6B8" w:sz="4"/>
+              <w:left w:val="single" w:color="9AA6B8" w:sz="4"/>
+              <w:bottom w:val="single" w:color="9AA6B8" w:sz="4"/>
+              <w:right w:val="single" w:color="9AA6B8" w:sz="4"/>
+            </w:tcBorders>
+            <w:tcMar>
+              <w:top w:type="dxa" w:w="50"/>
+              <w:left w:type="dxa" w:w="90"/>
+              <w:bottom w:type="dxa" w:w="50"/>
+              <w:right w:type="dxa" w:w="90"/>
+            </w:tcMar>
+          </w:tcPr>
+          <w:p>
+            <w:pPr>
+              <w:spacing w:after="0" w:line="260"/>
+            </w:pPr>
+            <w:r>
+              <w:rPr>
+                <w:sz w:val="20"/>
+                <w:szCs w:val="20"/>
+              </w:rPr>
+              <w:t xml:space="preserve">models [--provider name]</w:t>
+            </w:r>
+          </w:p>
+        </w:tc>
+        <w:tc>
+          <w:tcPr>
+            <w:tcW w:type="dxa" w:w="5613"/>
+            <w:tcBorders>
+              <w:top w:val="single" w:color="9AA6B8" w:sz="4"/>
+              <w:left w:val="single" w:color="9AA6B8" w:sz="4"/>
+              <w:bottom w:val="single" w:color="9AA6B8" w:sz="4"/>
+              <w:right w:val="single" w:color="9AA6B8" w:sz="4"/>
+            </w:tcBorders>
+            <w:tcMar>
+              <w:top w:type="dxa" w:w="50"/>
+              <w:left w:type="dxa" w:w="90"/>
+              <w:bottom w:type="dxa" w:w="50"/>
+              <w:right w:type="dxa" w:w="90"/>
+            </w:tcMar>
+          </w:tcPr>
+          <w:p>
+            <w:pPr>
+              <w:spacing w:after="0" w:line="260"/>
+            </w:pPr>
+            <w:r>
+              <w:rPr>
+                <w:sz w:val="20"/>
+                <w:szCs w:val="20"/>
+              </w:rPr>
+              <w:t xml:space="preserve">List the models each API key can use (to replace retired model names)</w:t>
             </w:r>
           </w:p>
         </w:tc>
@@ -28086,9 +29709,9 @@
       <w:r>
         <w:drawing>
           <wp:inline distT="0" distB="0" distL="0" distR="0">
-            <wp:extent cx="5353050" cy="3762375"/>
+            <wp:extent cx="5353050" cy="1171575"/>
             <wp:effectExtent t="0" r="0" b="0" l="0"/>
-            <wp:docPr id="20" name="Figure 7.10: Interactive REST API documentation (/docs)" descr="Figure 7.10: Interactive REST API documentation (/docs)" title="Figure 7.10: Interactive REST API documentation (/docs)"/>
+            <wp:docPr id="20" name="Figure 7.10: Study material: view or download the personal PDF from the recommendations" descr="Figure 7.10: Study material: view or download the personal PDF from the recommendations" title="Figure 7.10: Study material: view or download the personal PDF from the recommendations"/>
             <wp:cNvGraphicFramePr>
               <a:graphicFrameLocks xmlns:a="http://schemas.openxmlformats.org/drawingml/2006/main" noChangeAspect="1"/>
             </wp:cNvGraphicFramePr>
@@ -28111,6 +29734,116 @@
                   <pic:spPr bwMode="auto">
                     <a:xfrm>
                       <a:off x="0" y="0"/>
+                      <a:ext cx="5353050" cy="1171575"/>
+                    </a:xfrm>
+                    <a:prstGeom prst="rect">
+                      <a:avLst/>
+                    </a:prstGeom>
+                  </pic:spPr>
+                </pic:pic>
+              </a:graphicData>
+            </a:graphic>
+          </wp:inline>
+        </w:drawing>
+      </w:r>
+    </w:p>
+    <w:p>
+      <w:pPr>
+        <w:pStyle w:val="FigureCaption"/>
+      </w:pPr>
+      <w:r>
+        <w:t xml:space="preserve">Figure 7.10: Study material: view or download the personal PDF from the recommendations</w:t>
+      </w:r>
+    </w:p>
+    <w:p>
+      <w:pPr>
+        <w:keepNext/>
+        <w:spacing w:after="60" w:before="120"/>
+        <w:jc w:val="center"/>
+      </w:pPr>
+      <w:r>
+        <w:drawing>
+          <wp:inline distT="0" distB="0" distL="0" distR="0">
+            <wp:extent cx="3267075" cy="4619625"/>
+            <wp:effectExtent t="0" r="0" b="0" l="0"/>
+            <wp:docPr id="21" name="Figure 7.11: A page of the personal study-material PDF for one weak concept" descr="Figure 7.11: A page of the personal study-material PDF for one weak concept" title="Figure 7.11: A page of the personal study-material PDF for one weak concept"/>
+            <wp:cNvGraphicFramePr>
+              <a:graphicFrameLocks xmlns:a="http://schemas.openxmlformats.org/drawingml/2006/main" noChangeAspect="1"/>
+            </wp:cNvGraphicFramePr>
+            <a:graphic xmlns:a="http://schemas.openxmlformats.org/drawingml/2006/main">
+              <a:graphicData uri="http://schemas.openxmlformats.org/drawingml/2006/picture">
+                <pic:pic xmlns:pic="http://schemas.openxmlformats.org/drawingml/2006/picture">
+                  <pic:nvPicPr>
+                    <pic:cNvPr id="0" name="" descr=""/>
+                    <pic:cNvPicPr>
+                      <a:picLocks noChangeAspect="1" noChangeArrowheads="1"/>
+                    </pic:cNvPicPr>
+                  </pic:nvPicPr>
+                  <pic:blipFill>
+                    <a:blip r:embed="rId30" cstate="none"/>
+                    <a:srcRect/>
+                    <a:stretch>
+                      <a:fillRect/>
+                    </a:stretch>
+                  </pic:blipFill>
+                  <pic:spPr bwMode="auto">
+                    <a:xfrm>
+                      <a:off x="0" y="0"/>
+                      <a:ext cx="3267075" cy="4619625"/>
+                    </a:xfrm>
+                    <a:prstGeom prst="rect">
+                      <a:avLst/>
+                    </a:prstGeom>
+                  </pic:spPr>
+                </pic:pic>
+              </a:graphicData>
+            </a:graphic>
+          </wp:inline>
+        </w:drawing>
+      </w:r>
+    </w:p>
+    <w:p>
+      <w:pPr>
+        <w:pStyle w:val="FigureCaption"/>
+      </w:pPr>
+      <w:r>
+        <w:t xml:space="preserve">Figure 7.11: A page of the personal study-material PDF for one weak concept</w:t>
+      </w:r>
+    </w:p>
+    <w:p>
+      <w:pPr>
+        <w:keepNext/>
+        <w:spacing w:after="60" w:before="120"/>
+        <w:jc w:val="center"/>
+      </w:pPr>
+      <w:r>
+        <w:drawing>
+          <wp:inline distT="0" distB="0" distL="0" distR="0">
+            <wp:extent cx="5353050" cy="3762375"/>
+            <wp:effectExtent t="0" r="0" b="0" l="0"/>
+            <wp:docPr id="22" name="Figure 7.12: Interactive REST API documentation (/docs)" descr="Figure 7.12: Interactive REST API documentation (/docs)" title="Figure 7.12: Interactive REST API documentation (/docs)"/>
+            <wp:cNvGraphicFramePr>
+              <a:graphicFrameLocks xmlns:a="http://schemas.openxmlformats.org/drawingml/2006/main" noChangeAspect="1"/>
+            </wp:cNvGraphicFramePr>
+            <a:graphic xmlns:a="http://schemas.openxmlformats.org/drawingml/2006/main">
+              <a:graphicData uri="http://schemas.openxmlformats.org/drawingml/2006/picture">
+                <pic:pic xmlns:pic="http://schemas.openxmlformats.org/drawingml/2006/picture">
+                  <pic:nvPicPr>
+                    <pic:cNvPr id="0" name="" descr=""/>
+                    <pic:cNvPicPr>
+                      <a:picLocks noChangeAspect="1" noChangeArrowheads="1"/>
+                    </pic:cNvPicPr>
+                  </pic:nvPicPr>
+                  <pic:blipFill>
+                    <a:blip r:embed="rId31" cstate="none"/>
+                    <a:srcRect/>
+                    <a:stretch>
+                      <a:fillRect/>
+                    </a:stretch>
+                  </pic:blipFill>
+                  <pic:spPr bwMode="auto">
+                    <a:xfrm>
+                      <a:off x="0" y="0"/>
                       <a:ext cx="5353050" cy="3762375"/>
                     </a:xfrm>
                     <a:prstGeom prst="rect">
@@ -28129,7 +29862,7 @@
         <w:pStyle w:val="FigureCaption"/>
       </w:pPr>
       <w:r>
-        <w:t xml:space="preserve">Figure 7.10: Interactive REST API documentation (/docs)</w:t>
+        <w:t xml:space="preserve">Figure 7.12: Interactive REST API documentation (/docs)</w:t>
       </w:r>
     </w:p>
     <w:p>
@@ -28146,7 +29879,7 @@
         <w:jc w:val="both"/>
       </w:pPr>
       <w:r>
-        <w:t xml:space="preserve">The project has 30 automated test cases (pytest). The tests use a temporary data store, the offline embedder and the mock models, so they never call external APIs. All 30 tests pass.</w:t>
+        <w:t xml:space="preserve">The project has 36 automated test cases (pytest). The tests use a temporary data store, the offline embedder and the mock models, and every API key is blanked, so they never call external APIs. All 36 tests pass.</w:t>
       </w:r>
     </w:p>
     <w:p>
@@ -29050,7 +30783,7 @@
                 <w:sz w:val="17"/>
                 <w:szCs w:val="17"/>
               </w:rPr>
-              <w:t xml:space="preserve">test_classify_thresholds</w:t>
+              <w:t xml:space="preserve">test_free_openai_compatible_providers</w:t>
             </w:r>
           </w:p>
         </w:tc>
@@ -29079,7 +30812,7 @@
                 <w:sz w:val="17"/>
                 <w:szCs w:val="17"/>
               </w:rPr>
-              <w:t xml:space="preserve">Beginner / Intermediate / Expert boundaries (49.9, 50, 69.9, 70)</w:t>
+              <w:t xml:space="preserve">Groq and OpenRouter use their own endpoints; no key -&gt; offline mock; Ollama needs no key</w:t>
             </w:r>
           </w:p>
         </w:tc>
@@ -29143,7 +30876,7 @@
                 <w:sz w:val="17"/>
                 <w:szCs w:val="17"/>
               </w:rPr>
-              <w:t xml:space="preserve">test_concept_scores_and_gaps</w:t>
+              <w:t xml:space="preserve">test_rate_limit_waits_and_retries</w:t>
             </w:r>
           </w:p>
         </w:tc>
@@ -29172,7 +30905,7 @@
                 <w:sz w:val="17"/>
                 <w:szCs w:val="17"/>
               </w:rPr>
-              <w:t xml:space="preserve">Concept scores and gap flags</w:t>
+              <w:t xml:space="preserve">A 429 answer waits for the server's suggested delay and then succeeds</w:t>
             </w:r>
           </w:p>
         </w:tc>
@@ -29236,7 +30969,7 @@
                 <w:sz w:val="17"/>
                 <w:szCs w:val="17"/>
               </w:rPr>
-              <w:t xml:space="preserve">test_gap_matrix</w:t>
+              <w:t xml:space="preserve">test_rate_limit_gives_up_after_repeated_failures</w:t>
             </w:r>
           </w:p>
         </w:tc>
@@ -29265,7 +30998,7 @@
                 <w:sz w:val="17"/>
                 <w:szCs w:val="17"/>
               </w:rPr>
-              <w:t xml:space="preserve">Class-wide attainment percentages</w:t>
+              <w:t xml:space="preserve">Repeated rate limits switch the provider off</w:t>
             </w:r>
           </w:p>
         </w:tc>
@@ -29329,7 +31062,7 @@
                 <w:sz w:val="17"/>
                 <w:szCs w:val="17"/>
               </w:rPr>
-              <w:t xml:space="preserve">test_sample_data_shape</w:t>
+              <w:t xml:space="preserve">test_request_pacing</w:t>
             </w:r>
           </w:p>
         </w:tc>
@@ -29358,7 +31091,7 @@
                 <w:sz w:val="17"/>
                 <w:szCs w:val="17"/>
               </w:rPr>
-              <w:t xml:space="preserve">Synthetic batch has 5 concepts and 16 questions</w:t>
+              <w:t xml:space="preserve">Requests are spaced to the requests-per-minute limit</w:t>
             </w:r>
           </w:p>
         </w:tc>
@@ -29422,7 +31155,7 @@
                 <w:sz w:val="17"/>
                 <w:szCs w:val="17"/>
               </w:rPr>
-              <w:t xml:space="preserve">test_auc_score</w:t>
+              <w:t xml:space="preserve">test_busy_server_503_is_retried</w:t>
             </w:r>
           </w:p>
         </w:tc>
@@ -29451,7 +31184,7 @@
                 <w:sz w:val="17"/>
                 <w:szCs w:val="17"/>
               </w:rPr>
-              <w:t xml:space="preserve">AUC equals 1.0 for perfect and 0.5 for random ranking</w:t>
+              <w:t xml:space="preserve">A busy server (503) is retried, not switched off</w:t>
             </w:r>
           </w:p>
         </w:tc>
@@ -29515,7 +31248,7 @@
                 <w:sz w:val="17"/>
                 <w:szCs w:val="17"/>
               </w:rPr>
-              <w:t xml:space="preserve">test_classification_metrics</w:t>
+              <w:t xml:space="preserve">test_classify_thresholds</w:t>
             </w:r>
           </w:p>
         </w:tc>
@@ -29544,7 +31277,7 @@
                 <w:sz w:val="17"/>
                 <w:szCs w:val="17"/>
               </w:rPr>
-              <w:t xml:space="preserve">Accuracy, precision, recall, F1</w:t>
+              <w:t xml:space="preserve">Beginner / Intermediate / Expert boundaries (49.9, 50, 69.9, 70)</w:t>
             </w:r>
           </w:p>
         </w:tc>
@@ -29608,7 +31341,7 @@
                 <w:sz w:val="17"/>
                 <w:szCs w:val="17"/>
               </w:rPr>
-              <w:t xml:space="preserve">test_tracer_knowledge_state</w:t>
+              <w:t xml:space="preserve">test_concept_scores_and_gaps</w:t>
             </w:r>
           </w:p>
         </w:tc>
@@ -29637,7 +31370,7 @@
                 <w:sz w:val="17"/>
                 <w:szCs w:val="17"/>
               </w:rPr>
-              <w:t xml:space="preserve">Mastery for every concept, within 0 and 1</w:t>
+              <w:t xml:space="preserve">Concept scores and gap flags</w:t>
             </w:r>
           </w:p>
         </w:tc>
@@ -29701,7 +31434,7 @@
                 <w:sz w:val="17"/>
                 <w:szCs w:val="17"/>
               </w:rPr>
-              <w:t xml:space="preserve">test_tracer_save_load</w:t>
+              <w:t xml:space="preserve">test_gap_matrix</w:t>
             </w:r>
           </w:p>
         </w:tc>
@@ -29730,7 +31463,7 @@
                 <w:sz w:val="17"/>
                 <w:szCs w:val="17"/>
               </w:rPr>
-              <w:t xml:space="preserve">Saved EKT model gives identical results</w:t>
+              <w:t xml:space="preserve">Class-wide attainment percentages</w:t>
             </w:r>
           </w:p>
         </w:tc>
@@ -29794,7 +31527,7 @@
                 <w:sz w:val="17"/>
                 <w:szCs w:val="17"/>
               </w:rPr>
-              <w:t xml:space="preserve">test_generate_dedup_and_verify</w:t>
+              <w:t xml:space="preserve">test_sample_data_shape</w:t>
             </w:r>
           </w:p>
         </w:tc>
@@ -29823,7 +31556,7 @@
                 <w:sz w:val="17"/>
                 <w:szCs w:val="17"/>
               </w:rPr>
-              <w:t xml:space="preserve">Generated questions are verified; a repeated batch is fully removed as duplicates</w:t>
+              <w:t xml:space="preserve">Synthetic batch has 5 concepts and 16 questions</w:t>
             </w:r>
           </w:p>
         </w:tc>
@@ -29887,7 +31620,7 @@
                 <w:sz w:val="17"/>
                 <w:szCs w:val="17"/>
               </w:rPr>
-              <w:t xml:space="preserve">test_remedial_has_five_sections</w:t>
+              <w:t xml:space="preserve">test_auc_score</w:t>
             </w:r>
           </w:p>
         </w:tc>
@@ -29916,7 +31649,7 @@
                 <w:sz w:val="17"/>
                 <w:szCs w:val="17"/>
               </w:rPr>
-              <w:t xml:space="preserve">Every recommendation has all five sections</w:t>
+              <w:t xml:space="preserve">AUC equals 1.0 for perfect and 0.5 for random ranking</w:t>
             </w:r>
           </w:p>
         </w:tc>
@@ -29980,7 +31713,7 @@
                 <w:sz w:val="17"/>
                 <w:szCs w:val="17"/>
               </w:rPr>
-              <w:t xml:space="preserve">test_rule_parse</w:t>
+              <w:t xml:space="preserve">test_classification_metrics</w:t>
             </w:r>
           </w:p>
         </w:tc>
@@ -30009,7 +31742,7 @@
                 <w:sz w:val="17"/>
                 <w:szCs w:val="17"/>
               </w:rPr>
-              <w:t xml:space="preserve">"5 and 80" means 4 correct answers needed</w:t>
+              <w:t xml:space="preserve">Accuracy, precision, recall, F1</w:t>
             </w:r>
           </w:p>
         </w:tc>
@@ -30073,7 +31806,7 @@
                 <w:sz w:val="17"/>
                 <w:szCs w:val="17"/>
               </w:rPr>
-              <w:t xml:space="preserve">test_adaptive_evaluation (2 cases)</w:t>
+              <w:t xml:space="preserve">test_tracer_knowledge_state</w:t>
             </w:r>
           </w:p>
         </w:tc>
@@ -30102,7 +31835,7 @@
                 <w:sz w:val="17"/>
                 <w:szCs w:val="17"/>
               </w:rPr>
-              <w:t xml:space="preserve">All correct -&gt; Expert; all wrong -&gt; Not Competent</w:t>
+              <w:t xml:space="preserve">Mastery for every concept, within 0 and 1</w:t>
             </w:r>
           </w:p>
         </w:tc>
@@ -30166,7 +31899,7 @@
                 <w:sz w:val="17"/>
                 <w:szCs w:val="17"/>
               </w:rPr>
-              <w:t xml:space="preserve">test_paired_t_test_matches_reference</w:t>
+              <w:t xml:space="preserve">test_tracer_save_load</w:t>
             </w:r>
           </w:p>
         </w:tc>
@@ -30195,7 +31928,7 @@
                 <w:sz w:val="17"/>
                 <w:szCs w:val="17"/>
               </w:rPr>
-              <w:t xml:space="preserve">t-test p-values match the textbook value (0.0734)</w:t>
+              <w:t xml:space="preserve">Saved EKT model gives identical results</w:t>
             </w:r>
           </w:p>
         </w:tc>
@@ -30259,7 +31992,7 @@
                 <w:sz w:val="17"/>
                 <w:szCs w:val="17"/>
               </w:rPr>
-              <w:t xml:space="preserve">test_text_metrics</w:t>
+              <w:t xml:space="preserve">test_generate_dedup_and_verify</w:t>
             </w:r>
           </w:p>
         </w:tc>
@@ -30288,7 +32021,7 @@
                 <w:sz w:val="17"/>
                 <w:szCs w:val="17"/>
               </w:rPr>
-              <w:t xml:space="preserve">Readability, diversity and relevance behave correctly</w:t>
+              <w:t xml:space="preserve">Generated questions are verified; a repeated batch is fully removed as duplicates</w:t>
             </w:r>
           </w:p>
         </w:tc>
@@ -30352,7 +32085,7 @@
                 <w:sz w:val="17"/>
                 <w:szCs w:val="17"/>
               </w:rPr>
-              <w:t xml:space="preserve">test_run_cycle</w:t>
+              <w:t xml:space="preserve">test_remedial_has_five_sections</w:t>
             </w:r>
           </w:p>
         </w:tc>
@@ -30381,7 +32114,7 @@
                 <w:sz w:val="17"/>
                 <w:szCs w:val="17"/>
               </w:rPr>
-              <w:t xml:space="preserve">The full learning loop runs and saves reports</w:t>
+              <w:t xml:space="preserve">Every recommendation has all five sections</w:t>
             </w:r>
           </w:p>
         </w:tc>
@@ -30445,7 +32178,7 @@
                 <w:sz w:val="17"/>
                 <w:szCs w:val="17"/>
               </w:rPr>
-              <w:t xml:space="preserve">test_health_and_concepts, test_frontend_and_sample_endpoints</w:t>
+              <w:t xml:space="preserve">test_rule_parse</w:t>
             </w:r>
           </w:p>
         </w:tc>
@@ -30474,7 +32207,7 @@
                 <w:sz w:val="17"/>
                 <w:szCs w:val="17"/>
               </w:rPr>
-              <w:t xml:space="preserve">API health, concepts and the web page</w:t>
+              <w:t xml:space="preserve">"5 and 80" means 4 correct answers needed</w:t>
             </w:r>
           </w:p>
         </w:tc>
@@ -30538,7 +32271,7 @@
                 <w:sz w:val="17"/>
                 <w:szCs w:val="17"/>
               </w:rPr>
-              <w:t xml:space="preserve">test_analyze_and_recommend</w:t>
+              <w:t xml:space="preserve">test_adaptive_evaluation (2 cases)</w:t>
             </w:r>
           </w:p>
         </w:tc>
@@ -30567,7 +32300,565 @@
                 <w:sz w:val="17"/>
                 <w:szCs w:val="17"/>
               </w:rPr>
+              <w:t xml:space="preserve">All correct -&gt; Expert; all wrong -&gt; Not Competent</w:t>
+            </w:r>
+          </w:p>
+        </w:tc>
+        <w:tc>
+          <w:tcPr>
+            <w:tcW w:type="dxa" w:w="937"/>
+            <w:tcBorders>
+              <w:top w:val="single" w:color="9AA6B8" w:sz="4"/>
+              <w:left w:val="single" w:color="9AA6B8" w:sz="4"/>
+              <w:bottom w:val="single" w:color="9AA6B8" w:sz="4"/>
+              <w:right w:val="single" w:color="9AA6B8" w:sz="4"/>
+            </w:tcBorders>
+            <w:tcMar>
+              <w:top w:type="dxa" w:w="50"/>
+              <w:left w:type="dxa" w:w="90"/>
+              <w:bottom w:type="dxa" w:w="50"/>
+              <w:right w:type="dxa" w:w="90"/>
+            </w:tcMar>
+          </w:tcPr>
+          <w:p>
+            <w:pPr>
+              <w:spacing w:after="0" w:line="260"/>
+            </w:pPr>
+            <w:r>
+              <w:rPr>
+                <w:sz w:val="17"/>
+                <w:szCs w:val="17"/>
+              </w:rPr>
+              <w:t xml:space="preserve">Pass</w:t>
+            </w:r>
+          </w:p>
+        </w:tc>
+      </w:tr>
+      <w:tr>
+        <w:trPr>
+          <w:cantSplit/>
+          <w:tblHeader w:val="off"/>
+        </w:trPr>
+        <w:tc>
+          <w:tcPr>
+            <w:tcW w:type="dxa" w:w="3928"/>
+            <w:tcBorders>
+              <w:top w:val="single" w:color="9AA6B8" w:sz="4"/>
+              <w:left w:val="single" w:color="9AA6B8" w:sz="4"/>
+              <w:bottom w:val="single" w:color="9AA6B8" w:sz="4"/>
+              <w:right w:val="single" w:color="9AA6B8" w:sz="4"/>
+            </w:tcBorders>
+            <w:tcMar>
+              <w:top w:type="dxa" w:w="50"/>
+              <w:left w:type="dxa" w:w="90"/>
+              <w:bottom w:type="dxa" w:w="50"/>
+              <w:right w:type="dxa" w:w="90"/>
+            </w:tcMar>
+          </w:tcPr>
+          <w:p>
+            <w:pPr>
+              <w:spacing w:after="0" w:line="260"/>
+            </w:pPr>
+            <w:r>
+              <w:rPr>
+                <w:sz w:val="17"/>
+                <w:szCs w:val="17"/>
+              </w:rPr>
+              <w:t xml:space="preserve">test_paired_t_test_matches_reference</w:t>
+            </w:r>
+          </w:p>
+        </w:tc>
+        <w:tc>
+          <w:tcPr>
+            <w:tcW w:type="dxa" w:w="4489"/>
+            <w:tcBorders>
+              <w:top w:val="single" w:color="9AA6B8" w:sz="4"/>
+              <w:left w:val="single" w:color="9AA6B8" w:sz="4"/>
+              <w:bottom w:val="single" w:color="9AA6B8" w:sz="4"/>
+              <w:right w:val="single" w:color="9AA6B8" w:sz="4"/>
+            </w:tcBorders>
+            <w:tcMar>
+              <w:top w:type="dxa" w:w="50"/>
+              <w:left w:type="dxa" w:w="90"/>
+              <w:bottom w:type="dxa" w:w="50"/>
+              <w:right w:type="dxa" w:w="90"/>
+            </w:tcMar>
+          </w:tcPr>
+          <w:p>
+            <w:pPr>
+              <w:spacing w:after="0" w:line="260"/>
+            </w:pPr>
+            <w:r>
+              <w:rPr>
+                <w:sz w:val="17"/>
+                <w:szCs w:val="17"/>
+              </w:rPr>
+              <w:t xml:space="preserve">t-test p-values match the textbook value (0.0734)</w:t>
+            </w:r>
+          </w:p>
+        </w:tc>
+        <w:tc>
+          <w:tcPr>
+            <w:tcW w:type="dxa" w:w="937"/>
+            <w:tcBorders>
+              <w:top w:val="single" w:color="9AA6B8" w:sz="4"/>
+              <w:left w:val="single" w:color="9AA6B8" w:sz="4"/>
+              <w:bottom w:val="single" w:color="9AA6B8" w:sz="4"/>
+              <w:right w:val="single" w:color="9AA6B8" w:sz="4"/>
+            </w:tcBorders>
+            <w:tcMar>
+              <w:top w:type="dxa" w:w="50"/>
+              <w:left w:type="dxa" w:w="90"/>
+              <w:bottom w:type="dxa" w:w="50"/>
+              <w:right w:type="dxa" w:w="90"/>
+            </w:tcMar>
+          </w:tcPr>
+          <w:p>
+            <w:pPr>
+              <w:spacing w:after="0" w:line="260"/>
+            </w:pPr>
+            <w:r>
+              <w:rPr>
+                <w:sz w:val="17"/>
+                <w:szCs w:val="17"/>
+              </w:rPr>
+              <w:t xml:space="preserve">Pass</w:t>
+            </w:r>
+          </w:p>
+        </w:tc>
+      </w:tr>
+      <w:tr>
+        <w:trPr>
+          <w:cantSplit/>
+          <w:tblHeader w:val="off"/>
+        </w:trPr>
+        <w:tc>
+          <w:tcPr>
+            <w:tcW w:type="dxa" w:w="3928"/>
+            <w:tcBorders>
+              <w:top w:val="single" w:color="9AA6B8" w:sz="4"/>
+              <w:left w:val="single" w:color="9AA6B8" w:sz="4"/>
+              <w:bottom w:val="single" w:color="9AA6B8" w:sz="4"/>
+              <w:right w:val="single" w:color="9AA6B8" w:sz="4"/>
+            </w:tcBorders>
+            <w:tcMar>
+              <w:top w:type="dxa" w:w="50"/>
+              <w:left w:type="dxa" w:w="90"/>
+              <w:bottom w:type="dxa" w:w="50"/>
+              <w:right w:type="dxa" w:w="90"/>
+            </w:tcMar>
+          </w:tcPr>
+          <w:p>
+            <w:pPr>
+              <w:spacing w:after="0" w:line="260"/>
+            </w:pPr>
+            <w:r>
+              <w:rPr>
+                <w:sz w:val="17"/>
+                <w:szCs w:val="17"/>
+              </w:rPr>
+              <w:t xml:space="preserve">test_text_metrics</w:t>
+            </w:r>
+          </w:p>
+        </w:tc>
+        <w:tc>
+          <w:tcPr>
+            <w:tcW w:type="dxa" w:w="4489"/>
+            <w:tcBorders>
+              <w:top w:val="single" w:color="9AA6B8" w:sz="4"/>
+              <w:left w:val="single" w:color="9AA6B8" w:sz="4"/>
+              <w:bottom w:val="single" w:color="9AA6B8" w:sz="4"/>
+              <w:right w:val="single" w:color="9AA6B8" w:sz="4"/>
+            </w:tcBorders>
+            <w:tcMar>
+              <w:top w:type="dxa" w:w="50"/>
+              <w:left w:type="dxa" w:w="90"/>
+              <w:bottom w:type="dxa" w:w="50"/>
+              <w:right w:type="dxa" w:w="90"/>
+            </w:tcMar>
+          </w:tcPr>
+          <w:p>
+            <w:pPr>
+              <w:spacing w:after="0" w:line="260"/>
+            </w:pPr>
+            <w:r>
+              <w:rPr>
+                <w:sz w:val="17"/>
+                <w:szCs w:val="17"/>
+              </w:rPr>
+              <w:t xml:space="preserve">Readability, diversity and relevance behave correctly</w:t>
+            </w:r>
+          </w:p>
+        </w:tc>
+        <w:tc>
+          <w:tcPr>
+            <w:tcW w:type="dxa" w:w="937"/>
+            <w:tcBorders>
+              <w:top w:val="single" w:color="9AA6B8" w:sz="4"/>
+              <w:left w:val="single" w:color="9AA6B8" w:sz="4"/>
+              <w:bottom w:val="single" w:color="9AA6B8" w:sz="4"/>
+              <w:right w:val="single" w:color="9AA6B8" w:sz="4"/>
+            </w:tcBorders>
+            <w:tcMar>
+              <w:top w:type="dxa" w:w="50"/>
+              <w:left w:type="dxa" w:w="90"/>
+              <w:bottom w:type="dxa" w:w="50"/>
+              <w:right w:type="dxa" w:w="90"/>
+            </w:tcMar>
+          </w:tcPr>
+          <w:p>
+            <w:pPr>
+              <w:spacing w:after="0" w:line="260"/>
+            </w:pPr>
+            <w:r>
+              <w:rPr>
+                <w:sz w:val="17"/>
+                <w:szCs w:val="17"/>
+              </w:rPr>
+              <w:t xml:space="preserve">Pass</w:t>
+            </w:r>
+          </w:p>
+        </w:tc>
+      </w:tr>
+      <w:tr>
+        <w:trPr>
+          <w:cantSplit/>
+          <w:tblHeader w:val="off"/>
+        </w:trPr>
+        <w:tc>
+          <w:tcPr>
+            <w:tcW w:type="dxa" w:w="3928"/>
+            <w:tcBorders>
+              <w:top w:val="single" w:color="9AA6B8" w:sz="4"/>
+              <w:left w:val="single" w:color="9AA6B8" w:sz="4"/>
+              <w:bottom w:val="single" w:color="9AA6B8" w:sz="4"/>
+              <w:right w:val="single" w:color="9AA6B8" w:sz="4"/>
+            </w:tcBorders>
+            <w:tcMar>
+              <w:top w:type="dxa" w:w="50"/>
+              <w:left w:type="dxa" w:w="90"/>
+              <w:bottom w:type="dxa" w:w="50"/>
+              <w:right w:type="dxa" w:w="90"/>
+            </w:tcMar>
+          </w:tcPr>
+          <w:p>
+            <w:pPr>
+              <w:spacing w:after="0" w:line="260"/>
+            </w:pPr>
+            <w:r>
+              <w:rPr>
+                <w:sz w:val="17"/>
+                <w:szCs w:val="17"/>
+              </w:rPr>
+              <w:t xml:space="preserve">test_run_cycle</w:t>
+            </w:r>
+          </w:p>
+        </w:tc>
+        <w:tc>
+          <w:tcPr>
+            <w:tcW w:type="dxa" w:w="4489"/>
+            <w:tcBorders>
+              <w:top w:val="single" w:color="9AA6B8" w:sz="4"/>
+              <w:left w:val="single" w:color="9AA6B8" w:sz="4"/>
+              <w:bottom w:val="single" w:color="9AA6B8" w:sz="4"/>
+              <w:right w:val="single" w:color="9AA6B8" w:sz="4"/>
+            </w:tcBorders>
+            <w:tcMar>
+              <w:top w:type="dxa" w:w="50"/>
+              <w:left w:type="dxa" w:w="90"/>
+              <w:bottom w:type="dxa" w:w="50"/>
+              <w:right w:type="dxa" w:w="90"/>
+            </w:tcMar>
+          </w:tcPr>
+          <w:p>
+            <w:pPr>
+              <w:spacing w:after="0" w:line="260"/>
+            </w:pPr>
+            <w:r>
+              <w:rPr>
+                <w:sz w:val="17"/>
+                <w:szCs w:val="17"/>
+              </w:rPr>
+              <w:t xml:space="preserve">The full learning loop runs and saves reports</w:t>
+            </w:r>
+          </w:p>
+        </w:tc>
+        <w:tc>
+          <w:tcPr>
+            <w:tcW w:type="dxa" w:w="937"/>
+            <w:tcBorders>
+              <w:top w:val="single" w:color="9AA6B8" w:sz="4"/>
+              <w:left w:val="single" w:color="9AA6B8" w:sz="4"/>
+              <w:bottom w:val="single" w:color="9AA6B8" w:sz="4"/>
+              <w:right w:val="single" w:color="9AA6B8" w:sz="4"/>
+            </w:tcBorders>
+            <w:tcMar>
+              <w:top w:type="dxa" w:w="50"/>
+              <w:left w:type="dxa" w:w="90"/>
+              <w:bottom w:type="dxa" w:w="50"/>
+              <w:right w:type="dxa" w:w="90"/>
+            </w:tcMar>
+          </w:tcPr>
+          <w:p>
+            <w:pPr>
+              <w:spacing w:after="0" w:line="260"/>
+            </w:pPr>
+            <w:r>
+              <w:rPr>
+                <w:sz w:val="17"/>
+                <w:szCs w:val="17"/>
+              </w:rPr>
+              <w:t xml:space="preserve">Pass</w:t>
+            </w:r>
+          </w:p>
+        </w:tc>
+      </w:tr>
+      <w:tr>
+        <w:trPr>
+          <w:cantSplit/>
+          <w:tblHeader w:val="off"/>
+        </w:trPr>
+        <w:tc>
+          <w:tcPr>
+            <w:tcW w:type="dxa" w:w="3928"/>
+            <w:tcBorders>
+              <w:top w:val="single" w:color="9AA6B8" w:sz="4"/>
+              <w:left w:val="single" w:color="9AA6B8" w:sz="4"/>
+              <w:bottom w:val="single" w:color="9AA6B8" w:sz="4"/>
+              <w:right w:val="single" w:color="9AA6B8" w:sz="4"/>
+            </w:tcBorders>
+            <w:tcMar>
+              <w:top w:type="dxa" w:w="50"/>
+              <w:left w:type="dxa" w:w="90"/>
+              <w:bottom w:type="dxa" w:w="50"/>
+              <w:right w:type="dxa" w:w="90"/>
+            </w:tcMar>
+          </w:tcPr>
+          <w:p>
+            <w:pPr>
+              <w:spacing w:after="0" w:line="260"/>
+            </w:pPr>
+            <w:r>
+              <w:rPr>
+                <w:sz w:val="17"/>
+                <w:szCs w:val="17"/>
+              </w:rPr>
+              <w:t xml:space="preserve">test_health_and_concepts, test_frontend_and_sample_endpoints</w:t>
+            </w:r>
+          </w:p>
+        </w:tc>
+        <w:tc>
+          <w:tcPr>
+            <w:tcW w:type="dxa" w:w="4489"/>
+            <w:tcBorders>
+              <w:top w:val="single" w:color="9AA6B8" w:sz="4"/>
+              <w:left w:val="single" w:color="9AA6B8" w:sz="4"/>
+              <w:bottom w:val="single" w:color="9AA6B8" w:sz="4"/>
+              <w:right w:val="single" w:color="9AA6B8" w:sz="4"/>
+            </w:tcBorders>
+            <w:tcMar>
+              <w:top w:type="dxa" w:w="50"/>
+              <w:left w:type="dxa" w:w="90"/>
+              <w:bottom w:type="dxa" w:w="50"/>
+              <w:right w:type="dxa" w:w="90"/>
+            </w:tcMar>
+          </w:tcPr>
+          <w:p>
+            <w:pPr>
+              <w:spacing w:after="0" w:line="260"/>
+            </w:pPr>
+            <w:r>
+              <w:rPr>
+                <w:sz w:val="17"/>
+                <w:szCs w:val="17"/>
+              </w:rPr>
+              <w:t xml:space="preserve">API health, concepts and the web page</w:t>
+            </w:r>
+          </w:p>
+        </w:tc>
+        <w:tc>
+          <w:tcPr>
+            <w:tcW w:type="dxa" w:w="937"/>
+            <w:tcBorders>
+              <w:top w:val="single" w:color="9AA6B8" w:sz="4"/>
+              <w:left w:val="single" w:color="9AA6B8" w:sz="4"/>
+              <w:bottom w:val="single" w:color="9AA6B8" w:sz="4"/>
+              <w:right w:val="single" w:color="9AA6B8" w:sz="4"/>
+            </w:tcBorders>
+            <w:tcMar>
+              <w:top w:type="dxa" w:w="50"/>
+              <w:left w:type="dxa" w:w="90"/>
+              <w:bottom w:type="dxa" w:w="50"/>
+              <w:right w:type="dxa" w:w="90"/>
+            </w:tcMar>
+          </w:tcPr>
+          <w:p>
+            <w:pPr>
+              <w:spacing w:after="0" w:line="260"/>
+            </w:pPr>
+            <w:r>
+              <w:rPr>
+                <w:sz w:val="17"/>
+                <w:szCs w:val="17"/>
+              </w:rPr>
+              <w:t xml:space="preserve">Pass</w:t>
+            </w:r>
+          </w:p>
+        </w:tc>
+      </w:tr>
+      <w:tr>
+        <w:trPr>
+          <w:cantSplit/>
+          <w:tblHeader w:val="off"/>
+        </w:trPr>
+        <w:tc>
+          <w:tcPr>
+            <w:tcW w:type="dxa" w:w="3928"/>
+            <w:tcBorders>
+              <w:top w:val="single" w:color="9AA6B8" w:sz="4"/>
+              <w:left w:val="single" w:color="9AA6B8" w:sz="4"/>
+              <w:bottom w:val="single" w:color="9AA6B8" w:sz="4"/>
+              <w:right w:val="single" w:color="9AA6B8" w:sz="4"/>
+            </w:tcBorders>
+            <w:tcMar>
+              <w:top w:type="dxa" w:w="50"/>
+              <w:left w:type="dxa" w:w="90"/>
+              <w:bottom w:type="dxa" w:w="50"/>
+              <w:right w:type="dxa" w:w="90"/>
+            </w:tcMar>
+          </w:tcPr>
+          <w:p>
+            <w:pPr>
+              <w:spacing w:after="0" w:line="260"/>
+            </w:pPr>
+            <w:r>
+              <w:rPr>
+                <w:sz w:val="17"/>
+                <w:szCs w:val="17"/>
+              </w:rPr>
+              <w:t xml:space="preserve">test_analyze_and_recommend</w:t>
+            </w:r>
+          </w:p>
+        </w:tc>
+        <w:tc>
+          <w:tcPr>
+            <w:tcW w:type="dxa" w:w="4489"/>
+            <w:tcBorders>
+              <w:top w:val="single" w:color="9AA6B8" w:sz="4"/>
+              <w:left w:val="single" w:color="9AA6B8" w:sz="4"/>
+              <w:bottom w:val="single" w:color="9AA6B8" w:sz="4"/>
+              <w:right w:val="single" w:color="9AA6B8" w:sz="4"/>
+            </w:tcBorders>
+            <w:tcMar>
+              <w:top w:type="dxa" w:w="50"/>
+              <w:left w:type="dxa" w:w="90"/>
+              <w:bottom w:type="dxa" w:w="50"/>
+              <w:right w:type="dxa" w:w="90"/>
+            </w:tcMar>
+          </w:tcPr>
+          <w:p>
+            <w:pPr>
+              <w:spacing w:after="0" w:line="260"/>
+            </w:pPr>
+            <w:r>
+              <w:rPr>
+                <w:sz w:val="17"/>
+                <w:szCs w:val="17"/>
+              </w:rPr>
               <w:t xml:space="preserve">API analysis and recommendations</w:t>
+            </w:r>
+          </w:p>
+        </w:tc>
+        <w:tc>
+          <w:tcPr>
+            <w:tcW w:type="dxa" w:w="937"/>
+            <w:tcBorders>
+              <w:top w:val="single" w:color="9AA6B8" w:sz="4"/>
+              <w:left w:val="single" w:color="9AA6B8" w:sz="4"/>
+              <w:bottom w:val="single" w:color="9AA6B8" w:sz="4"/>
+              <w:right w:val="single" w:color="9AA6B8" w:sz="4"/>
+            </w:tcBorders>
+            <w:tcMar>
+              <w:top w:type="dxa" w:w="50"/>
+              <w:left w:type="dxa" w:w="90"/>
+              <w:bottom w:type="dxa" w:w="50"/>
+              <w:right w:type="dxa" w:w="90"/>
+            </w:tcMar>
+          </w:tcPr>
+          <w:p>
+            <w:pPr>
+              <w:spacing w:after="0" w:line="260"/>
+            </w:pPr>
+            <w:r>
+              <w:rPr>
+                <w:sz w:val="17"/>
+                <w:szCs w:val="17"/>
+              </w:rPr>
+              <w:t xml:space="preserve">Pass</w:t>
+            </w:r>
+          </w:p>
+        </w:tc>
+      </w:tr>
+      <w:tr>
+        <w:trPr>
+          <w:cantSplit/>
+          <w:tblHeader w:val="off"/>
+        </w:trPr>
+        <w:tc>
+          <w:tcPr>
+            <w:tcW w:type="dxa" w:w="3928"/>
+            <w:tcBorders>
+              <w:top w:val="single" w:color="9AA6B8" w:sz="4"/>
+              <w:left w:val="single" w:color="9AA6B8" w:sz="4"/>
+              <w:bottom w:val="single" w:color="9AA6B8" w:sz="4"/>
+              <w:right w:val="single" w:color="9AA6B8" w:sz="4"/>
+            </w:tcBorders>
+            <w:tcMar>
+              <w:top w:type="dxa" w:w="50"/>
+              <w:left w:type="dxa" w:w="90"/>
+              <w:bottom w:type="dxa" w:w="50"/>
+              <w:right w:type="dxa" w:w="90"/>
+            </w:tcMar>
+          </w:tcPr>
+          <w:p>
+            <w:pPr>
+              <w:spacing w:after="0" w:line="260"/>
+            </w:pPr>
+            <w:r>
+              <w:rPr>
+                <w:sz w:val="17"/>
+                <w:szCs w:val="17"/>
+              </w:rPr>
+              <w:t xml:space="preserve">test_study_material_pdf</w:t>
+            </w:r>
+          </w:p>
+        </w:tc>
+        <w:tc>
+          <w:tcPr>
+            <w:tcW w:type="dxa" w:w="4489"/>
+            <w:tcBorders>
+              <w:top w:val="single" w:color="9AA6B8" w:sz="4"/>
+              <w:left w:val="single" w:color="9AA6B8" w:sz="4"/>
+              <w:bottom w:val="single" w:color="9AA6B8" w:sz="4"/>
+              <w:right w:val="single" w:color="9AA6B8" w:sz="4"/>
+            </w:tcBorders>
+            <w:tcMar>
+              <w:top w:type="dxa" w:w="50"/>
+              <w:left w:type="dxa" w:w="90"/>
+              <w:bottom w:type="dxa" w:w="50"/>
+              <w:right w:type="dxa" w:w="90"/>
+            </w:tcMar>
+          </w:tcPr>
+          <w:p>
+            <w:pPr>
+              <w:spacing w:after="0" w:line="260"/>
+            </w:pPr>
+            <w:r>
+              <w:rPr>
+                <w:sz w:val="17"/>
+                <w:szCs w:val="17"/>
+              </w:rPr>
+              <w:t xml:space="preserve">Study-material PDF for all gaps and for one concept</w:t>
             </w:r>
           </w:p>
         </w:tc>
@@ -31770,6 +34061,471 @@
                 <w:szCs w:val="17"/>
               </w:rPr>
               <w:t xml:space="preserve">Load all models once at server start-up</w:t>
+            </w:r>
+          </w:p>
+        </w:tc>
+      </w:tr>
+      <w:tr>
+        <w:trPr>
+          <w:cantSplit/>
+          <w:tblHeader w:val="off"/>
+        </w:trPr>
+        <w:tc>
+          <w:tcPr>
+            <w:tcW w:type="dxa" w:w="3086"/>
+            <w:tcBorders>
+              <w:top w:val="single" w:color="9AA6B8" w:sz="4"/>
+              <w:left w:val="single" w:color="9AA6B8" w:sz="4"/>
+              <w:bottom w:val="single" w:color="9AA6B8" w:sz="4"/>
+              <w:right w:val="single" w:color="9AA6B8" w:sz="4"/>
+            </w:tcBorders>
+            <w:tcMar>
+              <w:top w:type="dxa" w:w="50"/>
+              <w:left w:type="dxa" w:w="90"/>
+              <w:bottom w:type="dxa" w:w="50"/>
+              <w:right w:type="dxa" w:w="90"/>
+            </w:tcMar>
+          </w:tcPr>
+          <w:p>
+            <w:pPr>
+              <w:spacing w:after="0" w:line="260"/>
+            </w:pPr>
+            <w:r>
+              <w:rPr>
+                <w:sz w:val="17"/>
+                <w:szCs w:val="17"/>
+              </w:rPr>
+              <w:t xml:space="preserve">Paid APIs could not be used</w:t>
+            </w:r>
+          </w:p>
+        </w:tc>
+        <w:tc>
+          <w:tcPr>
+            <w:tcW w:type="dxa" w:w="3086"/>
+            <w:tcBorders>
+              <w:top w:val="single" w:color="9AA6B8" w:sz="4"/>
+              <w:left w:val="single" w:color="9AA6B8" w:sz="4"/>
+              <w:bottom w:val="single" w:color="9AA6B8" w:sz="4"/>
+              <w:right w:val="single" w:color="9AA6B8" w:sz="4"/>
+            </w:tcBorders>
+            <w:tcMar>
+              <w:top w:type="dxa" w:w="50"/>
+              <w:left w:type="dxa" w:w="90"/>
+              <w:bottom w:type="dxa" w:w="50"/>
+              <w:right w:type="dxa" w:w="90"/>
+            </w:tcMar>
+          </w:tcPr>
+          <w:p>
+            <w:pPr>
+              <w:spacing w:after="0" w:line="260"/>
+            </w:pPr>
+            <w:r>
+              <w:rPr>
+                <w:sz w:val="17"/>
+                <w:szCs w:val="17"/>
+              </w:rPr>
+              <w:t xml:space="preserve">OpenAI and DeepSeek accounts had no credit</w:t>
+            </w:r>
+          </w:p>
+        </w:tc>
+        <w:tc>
+          <w:tcPr>
+            <w:tcW w:type="dxa" w:w="3182"/>
+            <w:tcBorders>
+              <w:top w:val="single" w:color="9AA6B8" w:sz="4"/>
+              <w:left w:val="single" w:color="9AA6B8" w:sz="4"/>
+              <w:bottom w:val="single" w:color="9AA6B8" w:sz="4"/>
+              <w:right w:val="single" w:color="9AA6B8" w:sz="4"/>
+            </w:tcBorders>
+            <w:tcMar>
+              <w:top w:type="dxa" w:w="50"/>
+              <w:left w:type="dxa" w:w="90"/>
+              <w:bottom w:type="dxa" w:w="50"/>
+              <w:right w:type="dxa" w:w="90"/>
+            </w:tcMar>
+          </w:tcPr>
+          <w:p>
+            <w:pPr>
+              <w:spacing w:after="0" w:line="260"/>
+            </w:pPr>
+            <w:r>
+              <w:rPr>
+                <w:sz w:val="17"/>
+                <w:szCs w:val="17"/>
+              </w:rPr>
+              <w:t xml:space="preserve">Moved to free providers: Groq generates, OpenRouter and Gemini verify</w:t>
+            </w:r>
+          </w:p>
+        </w:tc>
+      </w:tr>
+      <w:tr>
+        <w:trPr>
+          <w:cantSplit/>
+          <w:tblHeader w:val="off"/>
+        </w:trPr>
+        <w:tc>
+          <w:tcPr>
+            <w:tcW w:type="dxa" w:w="3086"/>
+            <w:tcBorders>
+              <w:top w:val="single" w:color="9AA6B8" w:sz="4"/>
+              <w:left w:val="single" w:color="9AA6B8" w:sz="4"/>
+              <w:bottom w:val="single" w:color="9AA6B8" w:sz="4"/>
+              <w:right w:val="single" w:color="9AA6B8" w:sz="4"/>
+            </w:tcBorders>
+            <w:tcMar>
+              <w:top w:type="dxa" w:w="50"/>
+              <w:left w:type="dxa" w:w="90"/>
+              <w:bottom w:type="dxa" w:w="50"/>
+              <w:right w:type="dxa" w:w="90"/>
+            </w:tcMar>
+          </w:tcPr>
+          <w:p>
+            <w:pPr>
+              <w:spacing w:after="0" w:line="260"/>
+            </w:pPr>
+            <w:r>
+              <w:rPr>
+                <w:sz w:val="17"/>
+                <w:szCs w:val="17"/>
+              </w:rPr>
+              <w:t xml:space="preserve">Gemini answered 429 and 503 errors</w:t>
+            </w:r>
+          </w:p>
+        </w:tc>
+        <w:tc>
+          <w:tcPr>
+            <w:tcW w:type="dxa" w:w="3086"/>
+            <w:tcBorders>
+              <w:top w:val="single" w:color="9AA6B8" w:sz="4"/>
+              <w:left w:val="single" w:color="9AA6B8" w:sz="4"/>
+              <w:bottom w:val="single" w:color="9AA6B8" w:sz="4"/>
+              <w:right w:val="single" w:color="9AA6B8" w:sz="4"/>
+            </w:tcBorders>
+            <w:tcMar>
+              <w:top w:type="dxa" w:w="50"/>
+              <w:left w:type="dxa" w:w="90"/>
+              <w:bottom w:type="dxa" w:w="50"/>
+              <w:right w:type="dxa" w:w="90"/>
+            </w:tcMar>
+          </w:tcPr>
+          <w:p>
+            <w:pPr>
+              <w:spacing w:after="0" w:line="260"/>
+            </w:pPr>
+            <w:r>
+              <w:rPr>
+                <w:sz w:val="17"/>
+                <w:szCs w:val="17"/>
+              </w:rPr>
+              <w:t xml:space="preserve">Free-tier request limits and overloaded servers</w:t>
+            </w:r>
+          </w:p>
+        </w:tc>
+        <w:tc>
+          <w:tcPr>
+            <w:tcW w:type="dxa" w:w="3182"/>
+            <w:tcBorders>
+              <w:top w:val="single" w:color="9AA6B8" w:sz="4"/>
+              <w:left w:val="single" w:color="9AA6B8" w:sz="4"/>
+              <w:bottom w:val="single" w:color="9AA6B8" w:sz="4"/>
+              <w:right w:val="single" w:color="9AA6B8" w:sz="4"/>
+            </w:tcBorders>
+            <w:tcMar>
+              <w:top w:type="dxa" w:w="50"/>
+              <w:left w:type="dxa" w:w="90"/>
+              <w:bottom w:type="dxa" w:w="50"/>
+              <w:right w:type="dxa" w:w="90"/>
+            </w:tcMar>
+          </w:tcPr>
+          <w:p>
+            <w:pPr>
+              <w:spacing w:after="0" w:line="260"/>
+            </w:pPr>
+            <w:r>
+              <w:rPr>
+                <w:sz w:val="17"/>
+                <w:szCs w:val="17"/>
+              </w:rPr>
+              <w:t xml:space="preserve">Request pacing, waiting with the server's suggested delay, and retries</w:t>
+            </w:r>
+          </w:p>
+        </w:tc>
+      </w:tr>
+      <w:tr>
+        <w:trPr>
+          <w:cantSplit/>
+          <w:tblHeader w:val="off"/>
+        </w:trPr>
+        <w:tc>
+          <w:tcPr>
+            <w:tcW w:type="dxa" w:w="3086"/>
+            <w:tcBorders>
+              <w:top w:val="single" w:color="9AA6B8" w:sz="4"/>
+              <w:left w:val="single" w:color="9AA6B8" w:sz="4"/>
+              <w:bottom w:val="single" w:color="9AA6B8" w:sz="4"/>
+              <w:right w:val="single" w:color="9AA6B8" w:sz="4"/>
+            </w:tcBorders>
+            <w:tcMar>
+              <w:top w:type="dxa" w:w="50"/>
+              <w:left w:type="dxa" w:w="90"/>
+              <w:bottom w:type="dxa" w:w="50"/>
+              <w:right w:type="dxa" w:w="90"/>
+            </w:tcMar>
+          </w:tcPr>
+          <w:p>
+            <w:pPr>
+              <w:spacing w:after="0" w:line="260"/>
+            </w:pPr>
+            <w:r>
+              <w:rPr>
+                <w:sz w:val="17"/>
+                <w:szCs w:val="17"/>
+              </w:rPr>
+              <w:t xml:space="preserve">Groq and OpenRouter answered "model does not exist" or "not free" (404)</w:t>
+            </w:r>
+          </w:p>
+        </w:tc>
+        <w:tc>
+          <w:tcPr>
+            <w:tcW w:type="dxa" w:w="3086"/>
+            <w:tcBorders>
+              <w:top w:val="single" w:color="9AA6B8" w:sz="4"/>
+              <w:left w:val="single" w:color="9AA6B8" w:sz="4"/>
+              <w:bottom w:val="single" w:color="9AA6B8" w:sz="4"/>
+              <w:right w:val="single" w:color="9AA6B8" w:sz="4"/>
+            </w:tcBorders>
+            <w:tcMar>
+              <w:top w:type="dxa" w:w="50"/>
+              <w:left w:type="dxa" w:w="90"/>
+              <w:bottom w:type="dxa" w:w="50"/>
+              <w:right w:type="dxa" w:w="90"/>
+            </w:tcMar>
+          </w:tcPr>
+          <w:p>
+            <w:pPr>
+              <w:spacing w:after="0" w:line="260"/>
+            </w:pPr>
+            <w:r>
+              <w:rPr>
+                <w:sz w:val="17"/>
+                <w:szCs w:val="17"/>
+              </w:rPr>
+              <w:t xml:space="preserve">Free model names are retired or become paid</w:t>
+            </w:r>
+          </w:p>
+        </w:tc>
+        <w:tc>
+          <w:tcPr>
+            <w:tcW w:type="dxa" w:w="3182"/>
+            <w:tcBorders>
+              <w:top w:val="single" w:color="9AA6B8" w:sz="4"/>
+              <w:left w:val="single" w:color="9AA6B8" w:sz="4"/>
+              <w:bottom w:val="single" w:color="9AA6B8" w:sz="4"/>
+              <w:right w:val="single" w:color="9AA6B8" w:sz="4"/>
+            </w:tcBorders>
+            <w:tcMar>
+              <w:top w:type="dxa" w:w="50"/>
+              <w:left w:type="dxa" w:w="90"/>
+              <w:bottom w:type="dxa" w:w="50"/>
+              <w:right w:type="dxa" w:w="90"/>
+            </w:tcMar>
+          </w:tcPr>
+          <w:p>
+            <w:pPr>
+              <w:spacing w:after="0" w:line="260"/>
+            </w:pPr>
+            <w:r>
+              <w:rPr>
+                <w:sz w:val="17"/>
+                <w:szCs w:val="17"/>
+              </w:rPr>
+              <w:t xml:space="preserve">Updated the model names and added python -m plrs models to list valid names</w:t>
+            </w:r>
+          </w:p>
+        </w:tc>
+      </w:tr>
+      <w:tr>
+        <w:trPr>
+          <w:cantSplit/>
+          <w:tblHeader w:val="off"/>
+        </w:trPr>
+        <w:tc>
+          <w:tcPr>
+            <w:tcW w:type="dxa" w:w="3086"/>
+            <w:tcBorders>
+              <w:top w:val="single" w:color="9AA6B8" w:sz="4"/>
+              <w:left w:val="single" w:color="9AA6B8" w:sz="4"/>
+              <w:bottom w:val="single" w:color="9AA6B8" w:sz="4"/>
+              <w:right w:val="single" w:color="9AA6B8" w:sz="4"/>
+            </w:tcBorders>
+            <w:tcMar>
+              <w:top w:type="dxa" w:w="50"/>
+              <w:left w:type="dxa" w:w="90"/>
+              <w:bottom w:type="dxa" w:w="50"/>
+              <w:right w:type="dxa" w:w="90"/>
+            </w:tcMar>
+          </w:tcPr>
+          <w:p>
+            <w:pPr>
+              <w:spacing w:after="0" w:line="260"/>
+            </w:pPr>
+            <w:r>
+              <w:rPr>
+                <w:sz w:val="17"/>
+                <w:szCs w:val="17"/>
+              </w:rPr>
+              <w:t xml:space="preserve">The test suite was slow and used API quota</w:t>
+            </w:r>
+          </w:p>
+        </w:tc>
+        <w:tc>
+          <w:tcPr>
+            <w:tcW w:type="dxa" w:w="3086"/>
+            <w:tcBorders>
+              <w:top w:val="single" w:color="9AA6B8" w:sz="4"/>
+              <w:left w:val="single" w:color="9AA6B8" w:sz="4"/>
+              <w:bottom w:val="single" w:color="9AA6B8" w:sz="4"/>
+              <w:right w:val="single" w:color="9AA6B8" w:sz="4"/>
+            </w:tcBorders>
+            <w:tcMar>
+              <w:top w:type="dxa" w:w="50"/>
+              <w:left w:type="dxa" w:w="90"/>
+              <w:bottom w:type="dxa" w:w="50"/>
+              <w:right w:type="dxa" w:w="90"/>
+            </w:tcMar>
+          </w:tcPr>
+          <w:p>
+            <w:pPr>
+              <w:spacing w:after="0" w:line="260"/>
+            </w:pPr>
+            <w:r>
+              <w:rPr>
+                <w:sz w:val="17"/>
+                <w:szCs w:val="17"/>
+              </w:rPr>
+              <w:t xml:space="preserve">Two new keys (Groq, OpenRouter) were not blanked in the tests</w:t>
+            </w:r>
+          </w:p>
+        </w:tc>
+        <w:tc>
+          <w:tcPr>
+            <w:tcW w:type="dxa" w:w="3182"/>
+            <w:tcBorders>
+              <w:top w:val="single" w:color="9AA6B8" w:sz="4"/>
+              <w:left w:val="single" w:color="9AA6B8" w:sz="4"/>
+              <w:bottom w:val="single" w:color="9AA6B8" w:sz="4"/>
+              <w:right w:val="single" w:color="9AA6B8" w:sz="4"/>
+            </w:tcBorders>
+            <w:tcMar>
+              <w:top w:type="dxa" w:w="50"/>
+              <w:left w:type="dxa" w:w="90"/>
+              <w:bottom w:type="dxa" w:w="50"/>
+              <w:right w:type="dxa" w:w="90"/>
+            </w:tcMar>
+          </w:tcPr>
+          <w:p>
+            <w:pPr>
+              <w:spacing w:after="0" w:line="260"/>
+            </w:pPr>
+            <w:r>
+              <w:rPr>
+                <w:sz w:val="17"/>
+                <w:szCs w:val="17"/>
+              </w:rPr>
+              <w:t xml:space="preserve">Blank every provider key in the test set-up</w:t>
+            </w:r>
+          </w:p>
+        </w:tc>
+      </w:tr>
+      <w:tr>
+        <w:trPr>
+          <w:cantSplit/>
+          <w:tblHeader w:val="off"/>
+        </w:trPr>
+        <w:tc>
+          <w:tcPr>
+            <w:tcW w:type="dxa" w:w="3086"/>
+            <w:tcBorders>
+              <w:top w:val="single" w:color="9AA6B8" w:sz="4"/>
+              <w:left w:val="single" w:color="9AA6B8" w:sz="4"/>
+              <w:bottom w:val="single" w:color="9AA6B8" w:sz="4"/>
+              <w:right w:val="single" w:color="9AA6B8" w:sz="4"/>
+            </w:tcBorders>
+            <w:tcMar>
+              <w:top w:type="dxa" w:w="50"/>
+              <w:left w:type="dxa" w:w="90"/>
+              <w:bottom w:type="dxa" w:w="50"/>
+              <w:right w:type="dxa" w:w="90"/>
+            </w:tcMar>
+          </w:tcPr>
+          <w:p>
+            <w:pPr>
+              <w:spacing w:after="0" w:line="260"/>
+            </w:pPr>
+            <w:r>
+              <w:rPr>
+                <w:sz w:val="17"/>
+                <w:szCs w:val="17"/>
+              </w:rPr>
+              <w:t xml:space="preserve">Learners did not notice the PDF download button</w:t>
+            </w:r>
+          </w:p>
+        </w:tc>
+        <w:tc>
+          <w:tcPr>
+            <w:tcW w:type="dxa" w:w="3086"/>
+            <w:tcBorders>
+              <w:top w:val="single" w:color="9AA6B8" w:sz="4"/>
+              <w:left w:val="single" w:color="9AA6B8" w:sz="4"/>
+              <w:bottom w:val="single" w:color="9AA6B8" w:sz="4"/>
+              <w:right w:val="single" w:color="9AA6B8" w:sz="4"/>
+            </w:tcBorders>
+            <w:tcMar>
+              <w:top w:type="dxa" w:w="50"/>
+              <w:left w:type="dxa" w:w="90"/>
+              <w:bottom w:type="dxa" w:w="50"/>
+              <w:right w:type="dxa" w:w="90"/>
+            </w:tcMar>
+          </w:tcPr>
+          <w:p>
+            <w:pPr>
+              <w:spacing w:after="0" w:line="260"/>
+            </w:pPr>
+            <w:r>
+              <w:rPr>
+                <w:sz w:val="17"/>
+                <w:szCs w:val="17"/>
+              </w:rPr>
+              <w:t xml:space="preserve">It was placed below all the recommendations</w:t>
+            </w:r>
+          </w:p>
+        </w:tc>
+        <w:tc>
+          <w:tcPr>
+            <w:tcW w:type="dxa" w:w="3182"/>
+            <w:tcBorders>
+              <w:top w:val="single" w:color="9AA6B8" w:sz="4"/>
+              <w:left w:val="single" w:color="9AA6B8" w:sz="4"/>
+              <w:bottom w:val="single" w:color="9AA6B8" w:sz="4"/>
+              <w:right w:val="single" w:color="9AA6B8" w:sz="4"/>
+            </w:tcBorders>
+            <w:tcMar>
+              <w:top w:type="dxa" w:w="50"/>
+              <w:left w:type="dxa" w:w="90"/>
+              <w:bottom w:type="dxa" w:w="50"/>
+              <w:right w:type="dxa" w:w="90"/>
+            </w:tcMar>
+          </w:tcPr>
+          <w:p>
+            <w:pPr>
+              <w:spacing w:after="0" w:line="260"/>
+            </w:pPr>
+            <w:r>
+              <w:rPr>
+                <w:sz w:val="17"/>
+                <w:szCs w:val="17"/>
+              </w:rPr>
+              <w:t xml:space="preserve">Moved it to the top, added an in-page PDF viewer and a button in every recommendation</w:t>
             </w:r>
           </w:p>
         </w:tc>
@@ -34614,117 +37370,7 @@
           <wp:inline distT="0" distB="0" distL="0" distR="0">
             <wp:extent cx="5048250" cy="2524125"/>
             <wp:effectExtent t="0" r="0" b="0" l="0"/>
-            <wp:docPr id="21" name="Figure 8.1: Test-set metrics of EKT and DKT" descr="Figure 8.1: Test-set metrics of EKT and DKT" title="Figure 8.1: Test-set metrics of EKT and DKT"/>
-            <wp:cNvGraphicFramePr>
-              <a:graphicFrameLocks xmlns:a="http://schemas.openxmlformats.org/drawingml/2006/main" noChangeAspect="1"/>
-            </wp:cNvGraphicFramePr>
-            <a:graphic xmlns:a="http://schemas.openxmlformats.org/drawingml/2006/main">
-              <a:graphicData uri="http://schemas.openxmlformats.org/drawingml/2006/picture">
-                <pic:pic xmlns:pic="http://schemas.openxmlformats.org/drawingml/2006/picture">
-                  <pic:nvPicPr>
-                    <pic:cNvPr id="0" name="" descr=""/>
-                    <pic:cNvPicPr>
-                      <a:picLocks noChangeAspect="1" noChangeArrowheads="1"/>
-                    </pic:cNvPicPr>
-                  </pic:nvPicPr>
-                  <pic:blipFill>
-                    <a:blip r:embed="rId30" cstate="none"/>
-                    <a:srcRect/>
-                    <a:stretch>
-                      <a:fillRect/>
-                    </a:stretch>
-                  </pic:blipFill>
-                  <pic:spPr bwMode="auto">
-                    <a:xfrm>
-                      <a:off x="0" y="0"/>
-                      <a:ext cx="5048250" cy="2524125"/>
-                    </a:xfrm>
-                    <a:prstGeom prst="rect">
-                      <a:avLst/>
-                    </a:prstGeom>
-                  </pic:spPr>
-                </pic:pic>
-              </a:graphicData>
-            </a:graphic>
-          </wp:inline>
-        </w:drawing>
-      </w:r>
-    </w:p>
-    <w:p>
-      <w:pPr>
-        <w:pStyle w:val="FigureCaption"/>
-      </w:pPr>
-      <w:r>
-        <w:t xml:space="preserve">Figure 8.1: Test-set metrics of EKT and DKT</w:t>
-      </w:r>
-    </w:p>
-    <w:p>
-      <w:pPr>
-        <w:keepNext/>
-        <w:spacing w:after="60" w:before="120"/>
-        <w:jc w:val="center"/>
-      </w:pPr>
-      <w:r>
-        <w:drawing>
-          <wp:inline distT="0" distB="0" distL="0" distR="0">
-            <wp:extent cx="5048250" cy="2524125"/>
-            <wp:effectExtent t="0" r="0" b="0" l="0"/>
-            <wp:docPr id="22" name="Figure 8.2: AUC over training epochs" descr="Figure 8.2: AUC over training epochs" title="Figure 8.2: AUC over training epochs"/>
-            <wp:cNvGraphicFramePr>
-              <a:graphicFrameLocks xmlns:a="http://schemas.openxmlformats.org/drawingml/2006/main" noChangeAspect="1"/>
-            </wp:cNvGraphicFramePr>
-            <a:graphic xmlns:a="http://schemas.openxmlformats.org/drawingml/2006/main">
-              <a:graphicData uri="http://schemas.openxmlformats.org/drawingml/2006/picture">
-                <pic:pic xmlns:pic="http://schemas.openxmlformats.org/drawingml/2006/picture">
-                  <pic:nvPicPr>
-                    <pic:cNvPr id="0" name="" descr=""/>
-                    <pic:cNvPicPr>
-                      <a:picLocks noChangeAspect="1" noChangeArrowheads="1"/>
-                    </pic:cNvPicPr>
-                  </pic:nvPicPr>
-                  <pic:blipFill>
-                    <a:blip r:embed="rId31" cstate="none"/>
-                    <a:srcRect/>
-                    <a:stretch>
-                      <a:fillRect/>
-                    </a:stretch>
-                  </pic:blipFill>
-                  <pic:spPr bwMode="auto">
-                    <a:xfrm>
-                      <a:off x="0" y="0"/>
-                      <a:ext cx="5048250" cy="2524125"/>
-                    </a:xfrm>
-                    <a:prstGeom prst="rect">
-                      <a:avLst/>
-                    </a:prstGeom>
-                  </pic:spPr>
-                </pic:pic>
-              </a:graphicData>
-            </a:graphic>
-          </wp:inline>
-        </w:drawing>
-      </w:r>
-    </w:p>
-    <w:p>
-      <w:pPr>
-        <w:pStyle w:val="FigureCaption"/>
-      </w:pPr>
-      <w:r>
-        <w:t xml:space="preserve">Figure 8.2: AUC over training epochs</w:t>
-      </w:r>
-    </w:p>
-    <w:p>
-      <w:pPr>
-        <w:keepNext/>
-        <w:spacing w:after="60" w:before="120"/>
-        <w:jc w:val="center"/>
-      </w:pPr>
-      <w:r>
-        <w:drawing>
-          <wp:inline distT="0" distB="0" distL="0" distR="0">
-            <wp:extent cx="5048250" cy="2524125"/>
-            <wp:effectExtent t="0" r="0" b="0" l="0"/>
-            <wp:docPr id="23" name="Figure 8.3: Loss over training epochs" descr="Figure 8.3: Loss over training epochs" title="Figure 8.3: Loss over training epochs"/>
+            <wp:docPr id="23" name="Figure 8.1: Test-set metrics of EKT and DKT" descr="Figure 8.1: Test-set metrics of EKT and DKT" title="Figure 8.1: Test-set metrics of EKT and DKT"/>
             <wp:cNvGraphicFramePr>
               <a:graphicFrameLocks xmlns:a="http://schemas.openxmlformats.org/drawingml/2006/main" noChangeAspect="1"/>
             </wp:cNvGraphicFramePr>
@@ -34765,6 +37411,116 @@
         <w:pStyle w:val="FigureCaption"/>
       </w:pPr>
       <w:r>
+        <w:t xml:space="preserve">Figure 8.1: Test-set metrics of EKT and DKT</w:t>
+      </w:r>
+    </w:p>
+    <w:p>
+      <w:pPr>
+        <w:keepNext/>
+        <w:spacing w:after="60" w:before="120"/>
+        <w:jc w:val="center"/>
+      </w:pPr>
+      <w:r>
+        <w:drawing>
+          <wp:inline distT="0" distB="0" distL="0" distR="0">
+            <wp:extent cx="5048250" cy="2524125"/>
+            <wp:effectExtent t="0" r="0" b="0" l="0"/>
+            <wp:docPr id="24" name="Figure 8.2: AUC over training epochs" descr="Figure 8.2: AUC over training epochs" title="Figure 8.2: AUC over training epochs"/>
+            <wp:cNvGraphicFramePr>
+              <a:graphicFrameLocks xmlns:a="http://schemas.openxmlformats.org/drawingml/2006/main" noChangeAspect="1"/>
+            </wp:cNvGraphicFramePr>
+            <a:graphic xmlns:a="http://schemas.openxmlformats.org/drawingml/2006/main">
+              <a:graphicData uri="http://schemas.openxmlformats.org/drawingml/2006/picture">
+                <pic:pic xmlns:pic="http://schemas.openxmlformats.org/drawingml/2006/picture">
+                  <pic:nvPicPr>
+                    <pic:cNvPr id="0" name="" descr=""/>
+                    <pic:cNvPicPr>
+                      <a:picLocks noChangeAspect="1" noChangeArrowheads="1"/>
+                    </pic:cNvPicPr>
+                  </pic:nvPicPr>
+                  <pic:blipFill>
+                    <a:blip r:embed="rId33" cstate="none"/>
+                    <a:srcRect/>
+                    <a:stretch>
+                      <a:fillRect/>
+                    </a:stretch>
+                  </pic:blipFill>
+                  <pic:spPr bwMode="auto">
+                    <a:xfrm>
+                      <a:off x="0" y="0"/>
+                      <a:ext cx="5048250" cy="2524125"/>
+                    </a:xfrm>
+                    <a:prstGeom prst="rect">
+                      <a:avLst/>
+                    </a:prstGeom>
+                  </pic:spPr>
+                </pic:pic>
+              </a:graphicData>
+            </a:graphic>
+          </wp:inline>
+        </w:drawing>
+      </w:r>
+    </w:p>
+    <w:p>
+      <w:pPr>
+        <w:pStyle w:val="FigureCaption"/>
+      </w:pPr>
+      <w:r>
+        <w:t xml:space="preserve">Figure 8.2: AUC over training epochs</w:t>
+      </w:r>
+    </w:p>
+    <w:p>
+      <w:pPr>
+        <w:keepNext/>
+        <w:spacing w:after="60" w:before="120"/>
+        <w:jc w:val="center"/>
+      </w:pPr>
+      <w:r>
+        <w:drawing>
+          <wp:inline distT="0" distB="0" distL="0" distR="0">
+            <wp:extent cx="5048250" cy="2524125"/>
+            <wp:effectExtent t="0" r="0" b="0" l="0"/>
+            <wp:docPr id="25" name="Figure 8.3: Loss over training epochs" descr="Figure 8.3: Loss over training epochs" title="Figure 8.3: Loss over training epochs"/>
+            <wp:cNvGraphicFramePr>
+              <a:graphicFrameLocks xmlns:a="http://schemas.openxmlformats.org/drawingml/2006/main" noChangeAspect="1"/>
+            </wp:cNvGraphicFramePr>
+            <a:graphic xmlns:a="http://schemas.openxmlformats.org/drawingml/2006/main">
+              <a:graphicData uri="http://schemas.openxmlformats.org/drawingml/2006/picture">
+                <pic:pic xmlns:pic="http://schemas.openxmlformats.org/drawingml/2006/picture">
+                  <pic:nvPicPr>
+                    <pic:cNvPr id="0" name="" descr=""/>
+                    <pic:cNvPicPr>
+                      <a:picLocks noChangeAspect="1" noChangeArrowheads="1"/>
+                    </pic:cNvPicPr>
+                  </pic:nvPicPr>
+                  <pic:blipFill>
+                    <a:blip r:embed="rId34" cstate="none"/>
+                    <a:srcRect/>
+                    <a:stretch>
+                      <a:fillRect/>
+                    </a:stretch>
+                  </pic:blipFill>
+                  <pic:spPr bwMode="auto">
+                    <a:xfrm>
+                      <a:off x="0" y="0"/>
+                      <a:ext cx="5048250" cy="2524125"/>
+                    </a:xfrm>
+                    <a:prstGeom prst="rect">
+                      <a:avLst/>
+                    </a:prstGeom>
+                  </pic:spPr>
+                </pic:pic>
+              </a:graphicData>
+            </a:graphic>
+          </wp:inline>
+        </w:drawing>
+      </w:r>
+    </w:p>
+    <w:p>
+      <w:pPr>
+        <w:pStyle w:val="FigureCaption"/>
+      </w:pPr>
+      <w:r>
         <w:t xml:space="preserve">Figure 8.3: Loss over training epochs</w:t>
       </w:r>
     </w:p>
@@ -34803,7 +37559,7 @@
           <w:sz w:val="23"/>
           <w:szCs w:val="23"/>
         </w:rPr>
-        <w:t xml:space="preserve">All question-generation runs reported here used the offline mock generator. During this project the available OpenAI and DeepSeek accounts had no remaining credit and the configured Gemini model had been retired, so the real models could not be evaluated. The mock builds questions from curriculum sentences; its purpose is to test the pipeline (retrieval, de-duplication, verification, storage), not to measure question quality.</w:t>
+        <w:t xml:space="preserve">All question-generation runs reported here used the offline mock generator. When these experiments were run, the available OpenAI and DeepSeek accounts had no remaining credit and the configured Gemini model had been retired, so the real models could not be evaluated. The system now runs on free providers (Groq, OpenRouter, Gemini), so the experiment can be repeated with real models (python -m plrs experiments). The mock builds questions from curriculum sentences; its purpose is to test the pipeline (retrieval, de-duplication, verification, storage), not to measure question quality.</w:t>
       </w:r>
     </w:p>
     <w:p>
@@ -35949,7 +38705,7 @@
           <wp:inline distT="0" distB="0" distL="0" distR="0">
             <wp:extent cx="4752975" cy="2247900"/>
             <wp:effectExtent t="0" r="0" b="0" l="0"/>
-            <wp:docPr id="24" name="Figure 8.4: Generated, duplicate and accepted questions" descr="Figure 8.4: Generated, duplicate and accepted questions" title="Figure 8.4: Generated, duplicate and accepted questions"/>
+            <wp:docPr id="26" name="Figure 8.4: Generated, duplicate and accepted questions" descr="Figure 8.4: Generated, duplicate and accepted questions" title="Figure 8.4: Generated, duplicate and accepted questions"/>
             <wp:cNvGraphicFramePr>
               <a:graphicFrameLocks xmlns:a="http://schemas.openxmlformats.org/drawingml/2006/main" noChangeAspect="1"/>
             </wp:cNvGraphicFramePr>
@@ -35963,7 +38719,7 @@
                     </pic:cNvPicPr>
                   </pic:nvPicPr>
                   <pic:blipFill>
-                    <a:blip r:embed="rId33" cstate="none"/>
+                    <a:blip r:embed="rId35" cstate="none"/>
                     <a:srcRect/>
                     <a:stretch>
                       <a:fillRect/>
@@ -36797,7 +39553,7 @@
           <wp:inline distT="0" distB="0" distL="0" distR="0">
             <wp:extent cx="5048250" cy="2162175"/>
             <wp:effectExtent t="0" r="0" b="0" l="0"/>
-            <wp:docPr id="25" name="Figure 8.5: Share of learners attaining each concept" descr="Figure 8.5: Share of learners attaining each concept" title="Figure 8.5: Share of learners attaining each concept"/>
+            <wp:docPr id="27" name="Figure 8.5: Share of learners attaining each concept" descr="Figure 8.5: Share of learners attaining each concept" title="Figure 8.5: Share of learners attaining each concept"/>
             <wp:cNvGraphicFramePr>
               <a:graphicFrameLocks xmlns:a="http://schemas.openxmlformats.org/drawingml/2006/main" noChangeAspect="1"/>
             </wp:cNvGraphicFramePr>
@@ -36811,7 +39567,7 @@
                     </pic:cNvPicPr>
                   </pic:nvPicPr>
                   <pic:blipFill>
-                    <a:blip r:embed="rId34" cstate="none"/>
+                    <a:blip r:embed="rId36" cstate="none"/>
                     <a:srcRect/>
                     <a:stretch>
                       <a:fillRect/>
@@ -37814,7 +40570,7 @@
           <wp:inline distT="0" distB="0" distL="0" distR="0">
             <wp:extent cx="5048250" cy="2524125"/>
             <wp:effectExtent t="0" r="0" b="0" l="0"/>
-            <wp:docPr id="26" name="Figure 8.6: Mastery of learner CSE230001 in rounds 1 and 2" descr="Figure 8.6: Mastery of learner CSE230001 in rounds 1 and 2" title="Figure 8.6: Mastery of learner CSE230001 in rounds 1 and 2"/>
+            <wp:docPr id="28" name="Figure 8.6: Mastery of learner CSE230001 in rounds 1 and 2" descr="Figure 8.6: Mastery of learner CSE230001 in rounds 1 and 2" title="Figure 8.6: Mastery of learner CSE230001 in rounds 1 and 2"/>
             <wp:cNvGraphicFramePr>
               <a:graphicFrameLocks xmlns:a="http://schemas.openxmlformats.org/drawingml/2006/main" noChangeAspect="1"/>
             </wp:cNvGraphicFramePr>
@@ -37828,7 +40584,7 @@
                     </pic:cNvPicPr>
                   </pic:nvPicPr>
                   <pic:blipFill>
-                    <a:blip r:embed="rId35" cstate="none"/>
+                    <a:blip r:embed="rId37" cstate="none"/>
                     <a:srcRect/>
                     <a:stretch>
                       <a:fillRect/>
@@ -39387,7 +42143,7 @@
           <wp:inline distT="0" distB="0" distL="0" distR="0">
             <wp:extent cx="5353050" cy="2676525"/>
             <wp:effectExtent t="0" r="0" b="0" l="0"/>
-            <wp:docPr id="27" name="Figure 8.7: Mean score per concept before and after remediation" descr="Figure 8.7: Mean score per concept before and after remediation" title="Figure 8.7: Mean score per concept before and after remediation"/>
+            <wp:docPr id="29" name="Figure 8.7: Mean score per concept before and after remediation" descr="Figure 8.7: Mean score per concept before and after remediation" title="Figure 8.7: Mean score per concept before and after remediation"/>
             <wp:cNvGraphicFramePr>
               <a:graphicFrameLocks xmlns:a="http://schemas.openxmlformats.org/drawingml/2006/main" noChangeAspect="1"/>
             </wp:cNvGraphicFramePr>
@@ -39401,7 +42157,7 @@
                     </pic:cNvPicPr>
                   </pic:nvPicPr>
                   <pic:blipFill>
-                    <a:blip r:embed="rId36" cstate="none"/>
+                    <a:blip r:embed="rId38" cstate="none"/>
                     <a:srcRect/>
                     <a:stretch>
                       <a:fillRect/>
@@ -39442,7 +42198,7 @@
           <wp:inline distT="0" distB="0" distL="0" distR="0">
             <wp:extent cx="3267075" cy="2914650"/>
             <wp:effectExtent t="0" r="0" b="0" l="0"/>
-            <wp:docPr id="28" name="Figure 8.8: Concept-level comparison before and after remediation" descr="Figure 8.8: Concept-level comparison before and after remediation" title="Figure 8.8: Concept-level comparison before and after remediation"/>
+            <wp:docPr id="30" name="Figure 8.8: Concept-level comparison before and after remediation" descr="Figure 8.8: Concept-level comparison before and after remediation" title="Figure 8.8: Concept-level comparison before and after remediation"/>
             <wp:cNvGraphicFramePr>
               <a:graphicFrameLocks xmlns:a="http://schemas.openxmlformats.org/drawingml/2006/main" noChangeAspect="1"/>
             </wp:cNvGraphicFramePr>
@@ -39456,7 +42212,7 @@
                     </pic:cNvPicPr>
                   </pic:nvPicPr>
                   <pic:blipFill>
-                    <a:blip r:embed="rId37" cstate="none"/>
+                    <a:blip r:embed="rId39" cstate="none"/>
                     <a:srcRect/>
                     <a:stretch>
                       <a:fillRect/>
@@ -39497,7 +42253,7 @@
           <wp:inline distT="0" distB="0" distL="0" distR="0">
             <wp:extent cx="5648325" cy="2514600"/>
             <wp:effectExtent t="0" r="0" b="0" l="0"/>
-            <wp:docPr id="29" name="Figure 8.9: Distribution of competency levels before and after remediation" descr="Figure 8.9: Distribution of competency levels before and after remediation" title="Figure 8.9: Distribution of competency levels before and after remediation"/>
+            <wp:docPr id="31" name="Figure 8.9: Distribution of competency levels before and after remediation" descr="Figure 8.9: Distribution of competency levels before and after remediation" title="Figure 8.9: Distribution of competency levels before and after remediation"/>
             <wp:cNvGraphicFramePr>
               <a:graphicFrameLocks xmlns:a="http://schemas.openxmlformats.org/drawingml/2006/main" noChangeAspect="1"/>
             </wp:cNvGraphicFramePr>
@@ -39511,7 +42267,7 @@
                     </pic:cNvPicPr>
                   </pic:nvPicPr>
                   <pic:blipFill>
-                    <a:blip r:embed="rId38" cstate="none"/>
+                    <a:blip r:embed="rId40" cstate="none"/>
                     <a:srcRect/>
                     <a:stretch>
                       <a:fillRect/>
@@ -40513,6 +43269,15 @@
     </w:p>
     <w:p>
       <w:pPr>
+        <w:spacing w:after="120" w:line="360"/>
+        <w:jc w:val="both"/>
+      </w:pPr>
+      <w:r>
+        <w:t xml:space="preserve">Beyond the paper, the study-material PDF turns each recommendation into something the learner can keep: only their weak concepts, the questions they missed and the matching syllabus pages, in study order. Because it reuses the recommendations already generated, it adds no cost and works with every provider, including the offline mock.</w:t>
+      </w:r>
+    </w:p>
+    <w:p>
+      <w:pPr>
         <w:keepNext/>
         <w:pageBreakBefore/>
         <w:spacing w:after="60" w:before="600"/>
@@ -40708,23 +43473,10 @@
           <w:b/>
           <w:bCs/>
         </w:rPr>
-        <w:t xml:space="preserve">Robust and reproducible:</w:t>
-      </w:r>
-      <w:r>
-        <w:t xml:space="preserve"> works offline, fixed seeds, 30 automated tests.</w:t>
-      </w:r>
-    </w:p>
-    <w:p>
-      <w:pPr>
-        <w:spacing w:after="60"/>
-      </w:pPr>
-    </w:p>
-    <w:p>
-      <w:pPr>
-        <w:pStyle w:val="Heading2"/>
-      </w:pPr>
-      <w:r>
-        <w:t xml:space="preserve">9.2 Limitations</w:t>
+        <w:t xml:space="preserve">Study material to keep:</w:t>
+      </w:r>
+      <w:r>
+        <w:t xml:space="preserve"> a personal PDF with the learner's gaps, missed questions, plan and syllabus pages.</w:t>
       </w:r>
     </w:p>
     <w:p>
@@ -40738,7 +43490,14 @@
         <w:jc w:val="both"/>
       </w:pPr>
       <w:r>
-        <w:t xml:space="preserve">The evaluation uses synthetic data, not real institutional learner data.</w:t>
+        <w:rPr>
+          <w:b/>
+          <w:bCs/>
+        </w:rPr>
+        <w:t xml:space="preserve">Free to run:</w:t>
+      </w:r>
+      <w:r>
+        <w:t xml:space="preserve"> uses the free tiers of Groq, OpenRouter and Gemini, with pacing and automatic fallback.</w:t>
       </w:r>
     </w:p>
     <w:p>
@@ -40752,7 +43511,27 @@
         <w:jc w:val="both"/>
       </w:pPr>
       <w:r>
-        <w:t xml:space="preserve">Only EKT and DKT are implemented; the paper also compares DKVMN, AKT and SimpleKT.</w:t>
+        <w:rPr>
+          <w:b/>
+          <w:bCs/>
+        </w:rPr>
+        <w:t xml:space="preserve">Robust and reproducible:</w:t>
+      </w:r>
+      <w:r>
+        <w:t xml:space="preserve"> works offline, fixed seeds, 36 automated tests.</w:t>
+      </w:r>
+    </w:p>
+    <w:p>
+      <w:pPr>
+        <w:spacing w:after="60"/>
+      </w:pPr>
+    </w:p>
+    <w:p>
+      <w:pPr>
+        <w:pStyle w:val="Heading2"/>
+      </w:pPr>
+      <w:r>
+        <w:t xml:space="preserve">9.2 Limitations</w:t>
       </w:r>
     </w:p>
     <w:p>
@@ -40766,7 +43545,7 @@
         <w:jc w:val="both"/>
       </w:pPr>
       <w:r>
-        <w:t xml:space="preserve">Real LLM output could not be evaluated because the available API accounts had no credit; the offline mock produces low-quality questions.</w:t>
+        <w:t xml:space="preserve">The evaluation uses synthetic data, not real institutional learner data.</w:t>
       </w:r>
     </w:p>
     <w:p>
@@ -40780,7 +43559,7 @@
         <w:jc w:val="both"/>
       </w:pPr>
       <w:r>
-        <w:t xml:space="preserve">LLM-generated questions and plans may contain errors; teacher review of flagged items remains necessary.</w:t>
+        <w:t xml:space="preserve">Only EKT and DKT are implemented; the paper also compares DKVMN, AKT and SimpleKT.</w:t>
       </w:r>
     </w:p>
     <w:p>
@@ -40794,7 +43573,7 @@
         <w:jc w:val="both"/>
       </w:pPr>
       <w:r>
-        <w:t xml:space="preserve">Quality depends on the uploaded course material and on the embedding model.</w:t>
+        <w:t xml:space="preserve">The reported question-quality results were produced with the offline mock, which writes low-quality questions; they have not yet been re-measured with the free models.</w:t>
       </w:r>
     </w:p>
     <w:p>
@@ -40808,7 +43587,7 @@
         <w:jc w:val="both"/>
       </w:pPr>
       <w:r>
-        <w:t xml:space="preserve">EKT requires enough learner interaction data; with very few answers per concept, mastery stays near the class average.</w:t>
+        <w:t xml:space="preserve">LLM-generated questions and plans may contain errors; teacher review of flagged items remains necessary.</w:t>
       </w:r>
     </w:p>
     <w:p>
@@ -40822,7 +43601,7 @@
         <w:jc w:val="both"/>
       </w:pPr>
       <w:r>
-        <w:t xml:space="preserve">AI API usage has a cost per request.</w:t>
+        <w:t xml:space="preserve">Quality depends on the uploaded course material and on the embedding model.</w:t>
       </w:r>
     </w:p>
     <w:p>
@@ -40836,7 +43615,7 @@
         <w:jc w:val="both"/>
       </w:pPr>
       <w:r>
-        <w:t xml:space="preserve">There is no user login or relational database; the prototype stores data in files.</w:t>
+        <w:t xml:space="preserve">EKT requires enough learner interaction data; with very few answers per concept, mastery stays near the class average.</w:t>
       </w:r>
     </w:p>
     <w:p>
@@ -40850,7 +43629,7 @@
         <w:jc w:val="both"/>
       </w:pPr>
       <w:r>
-        <w:t xml:space="preserve">Only multiple-choice questions are generated; descriptive answers are not graded.</w:t>
+        <w:t xml:space="preserve">Free AI tiers limit the number of requests per minute and per day, and free model names change, so the configuration must be updated from time to time.</w:t>
       </w:r>
     </w:p>
     <w:p>
@@ -40864,20 +43643,7 @@
         <w:jc w:val="both"/>
       </w:pPr>
       <w:r>
-        <w:t xml:space="preserve">Student data must be protected; privacy and algorithmic bias need attention in a real deployment [29].</w:t>
-      </w:r>
-    </w:p>
-    <w:p>
-      <w:pPr>
-        <w:spacing w:after="60"/>
-      </w:pPr>
-    </w:p>
-    <w:p>
-      <w:pPr>
-        <w:pStyle w:val="Heading2"/>
-      </w:pPr>
-      <w:r>
-        <w:t xml:space="preserve">9.3 Future Scope</w:t>
+        <w:t xml:space="preserve">There is no user login or relational database; the prototype stores data in files.</w:t>
       </w:r>
     </w:p>
     <w:p>
@@ -40891,7 +43657,7 @@
         <w:jc w:val="both"/>
       </w:pPr>
       <w:r>
-        <w:t xml:space="preserve">Evaluate with real OBE data and real pre- and post-tests from a live batch.</w:t>
+        <w:t xml:space="preserve">Only multiple-choice questions are generated; descriptive answers are not graded.</w:t>
       </w:r>
     </w:p>
     <w:p>
@@ -40905,7 +43671,62 @@
         <w:jc w:val="both"/>
       </w:pPr>
       <w:r>
-        <w:t xml:space="preserve">Run the question generator with real OpenAI, Gemini and DeepSeek models and measure question quality.</w:t>
+        <w:t xml:space="preserve">Student data must be protected; privacy and algorithmic bias need attention in a real deployment [29].</w:t>
+      </w:r>
+    </w:p>
+    <w:p>
+      <w:pPr>
+        <w:spacing w:after="60"/>
+      </w:pPr>
+    </w:p>
+    <w:p>
+      <w:pPr>
+        <w:pStyle w:val="Heading2"/>
+      </w:pPr>
+      <w:r>
+        <w:t xml:space="preserve">9.3 Future Scope</w:t>
+      </w:r>
+    </w:p>
+    <w:p>
+      <w:pPr>
+        <w:pStyle w:val="ListParagraph"/>
+        <w:numPr>
+          <w:ilvl w:val="0"/>
+          <w:numId w:val="2"/>
+        </w:numPr>
+        <w:spacing w:after="60" w:line="340"/>
+        <w:jc w:val="both"/>
+      </w:pPr>
+      <w:r>
+        <w:t xml:space="preserve">Evaluate with real OBE data and real pre- and post-tests from a live batch.</w:t>
+      </w:r>
+    </w:p>
+    <w:p>
+      <w:pPr>
+        <w:pStyle w:val="ListParagraph"/>
+        <w:numPr>
+          <w:ilvl w:val="0"/>
+          <w:numId w:val="2"/>
+        </w:numPr>
+        <w:spacing w:after="60" w:line="340"/>
+        <w:jc w:val="both"/>
+      </w:pPr>
+      <w:r>
+        <w:t xml:space="preserve">Re-run the question-quality experiment with the free Groq, OpenRouter and Gemini models and with the paper's paid models, and compare them.</w:t>
+      </w:r>
+    </w:p>
+    <w:p>
+      <w:pPr>
+        <w:pStyle w:val="ListParagraph"/>
+        <w:numPr>
+          <w:ilvl w:val="0"/>
+          <w:numId w:val="2"/>
+        </w:numPr>
+        <w:spacing w:after="60" w:line="340"/>
+        <w:jc w:val="both"/>
+      </w:pPr>
+      <w:r>
+        <w:t xml:space="preserve">Mistake-aware remediation that uses the wrong option a learner chose, and study material in regional languages.</w:t>
       </w:r>
     </w:p>
     <w:p>
@@ -41053,7 +43874,7 @@
         <w:jc w:val="both"/>
       </w:pPr>
       <w:r>
-        <w:t xml:space="preserve">The implementation is a complete Python system with a web frontend, a REST API, a command-line interface and 30 passing automated tests. On synthetic data for a C programming course, EKT achieved a test AUC of 0.827 compared with 0.665 for DKT; a learner with five knowledge gaps reached the target on all concepts after one round of remediation; and a simulated before/after study showed higher scores on all five concepts. The project demonstrates that concept-centric evaluation combined with generative AI can provide scalable, transparent and personalized learning support aligned with Outcome-Based Education and Sustainable Development Goal 4.</w:t>
+        <w:t xml:space="preserve">The implementation is a complete Python system with a web frontend, a REST API, a command-line interface and 36 passing automated tests, and it runs on free AI services. Every learner can also keep a personal study-material PDF for their weak concepts. On synthetic data for a C programming course, EKT achieved a test AUC of 0.827 compared with 0.665 for DKT; a learner with five knowledge gaps reached the target on all concepts after one round of remediation; and a simulated before/after study showed higher scores on all five concepts. The project demonstrates that concept-centric evaluation combined with generative AI can provide scalable, transparent and personalized learning support aligned with Outcome-Based Education and Sustainable Development Goal 4.</w:t>
       </w:r>
     </w:p>
     <w:p>
@@ -41664,7 +44485,7 @@
           <w:sz w:val="22"/>
           <w:szCs w:val="22"/>
         </w:rPr>
-        <w:t xml:space="preserve">FastAPI documentation, https://fastapi.tiangolo.com; sentence-transformers documentation, https://www.sbert.net; pypdf documentation, https://pypdf.readthedocs.io.</w:t>
+        <w:t xml:space="preserve">FastAPI documentation, https://fastapi.tiangolo.com; sentence-transformers documentation, https://www.sbert.net; pypdf documentation, https://pypdf.readthedocs.io; ReportLab documentation, https://docs.reportlab.com.</w:t>
       </w:r>
     </w:p>
     <w:p>
@@ -41704,7 +44525,7 @@
           <w:sz w:val="22"/>
           <w:szCs w:val="22"/>
         </w:rPr>
-        <w:t xml:space="preserve">OpenAI API documentation, https://platform.openai.com/docs; Google Gemini API documentation, https://ai.google.dev; DeepSeek API documentation, https://api-docs.deepseek.com.</w:t>
+        <w:t xml:space="preserve">Groq API documentation, https://console.groq.com/docs; OpenRouter documentation, https://openrouter.ai/docs; Google Gemini API documentation, https://ai.google.dev; OpenAI API documentation, https://platform.openai.com/docs; DeepSeek API documentation, https://api-docs.deepseek.com.</w:t>
       </w:r>
     </w:p>
     <w:p>
@@ -41893,7 +44714,7 @@
           <w:sz w:val="21"/>
           <w:szCs w:val="21"/>
         </w:rPr>
-        <w:t xml:space="preserve">A.2 Question verification prompt (sent to Gemini and DeepSeek)</w:t>
+        <w:t xml:space="preserve">A.2 Question verification prompt (sent to the verifier models)</w:t>
       </w:r>
     </w:p>
     <w:p>
@@ -43127,25 +45948,7 @@
         <w:keepNext w:val="false"/>
       </w:pPr>
       <w:r>
-        <w:t xml:space="preserve">Cross-verification: average score 5.0 / 5 by gemini (unavailable, offline mock), deepseek</w:t>
-      </w:r>
-    </w:p>
-    <w:p>
-      <w:pPr>
-        <w:pStyle w:val="Code"/>
-        <w:keepNext w:val="false"/>
-      </w:pPr>
-      <w:r>
-        <w:t xml:space="preserve">    (unavailable,</w:t>
-      </w:r>
-    </w:p>
-    <w:p>
-      <w:pPr>
-        <w:pStyle w:val="Code"/>
-        <w:keepNext w:val="false"/>
-      </w:pPr>
-      <w:r>
-        <w:t xml:space="preserve">     offline mock)</w:t>
+        <w:t xml:space="preserve">Cross-verification: average score 5.0 / 5 by mock:groq, mock:openrouter</w:t>
       </w:r>
     </w:p>
     <w:p>
@@ -43737,10 +46540,116 @@
     </w:p>
     <w:p>
       <w:pPr>
-        <w:pStyle w:val="Heading2"/>
-      </w:pPr>
-      <w:r>
-        <w:t xml:space="preserve">Appendix F: Configuration File (config.yaml)</w:t>
+        <w:keepNext/>
+        <w:spacing w:after="60" w:before="120"/>
+      </w:pPr>
+      <w:r>
+        <w:rPr>
+          <w:b/>
+          <w:bCs/>
+          <w:sz w:val="21"/>
+          <w:szCs w:val="21"/>
+        </w:rPr>
+        <w:t xml:space="preserve">E.2 Study-material PDF</w:t>
+      </w:r>
+    </w:p>
+    <w:p>
+      <w:pPr>
+        <w:pStyle w:val="Code"/>
+        <w:keepNext/>
+      </w:pPr>
+      <w:r>
+        <w:t xml:space="preserve">POST /materials/pdf</w:t>
+      </w:r>
+    </w:p>
+    <w:p>
+      <w:pPr>
+        <w:pStyle w:val="Code"/>
+        <w:keepNext/>
+      </w:pPr>
+      <w:r>
+        <w:t xml:space="preserve">{</w:t>
+      </w:r>
+    </w:p>
+    <w:p>
+      <w:pPr>
+        <w:pStyle w:val="Code"/>
+        <w:keepNext/>
+      </w:pPr>
+      <w:r>
+        <w:t xml:space="preserve">  "learner_id": "CSE230001",</w:t>
+      </w:r>
+    </w:p>
+    <w:p>
+      <w:pPr>
+        <w:pStyle w:val="Code"/>
+        <w:keepNext/>
+      </w:pPr>
+      <w:r>
+        <w:t xml:space="preserve">  "concepts": [ ...the "concepts" list returned by /analyze... ],</w:t>
+      </w:r>
+    </w:p>
+    <w:p>
+      <w:pPr>
+        <w:pStyle w:val="Code"/>
+        <w:keepNext/>
+      </w:pPr>
+      <w:r>
+        <w:t xml:space="preserve">  "recommendations": [ ...the "recommendation" objects returned by /recommend... ],</w:t>
+      </w:r>
+    </w:p>
+    <w:p>
+      <w:pPr>
+        <w:pStyle w:val="Code"/>
+        <w:keepNext/>
+      </w:pPr>
+      <w:r>
+        <w:t xml:space="preserve">  "only": null                    (or one concept name for a single-concept PDF)</w:t>
+      </w:r>
+    </w:p>
+    <w:p>
+      <w:pPr>
+        <w:pStyle w:val="Code"/>
+        <w:keepNext/>
+      </w:pPr>
+      <w:r>
+        <w:t xml:space="preserve">}</w:t>
+      </w:r>
+    </w:p>
+    <w:p>
+      <w:pPr>
+        <w:pStyle w:val="Code"/>
+        <w:keepNext/>
+      </w:pPr>
+      <w:r>
+        <w:t xml:space="preserve"> </w:t>
+      </w:r>
+    </w:p>
+    <w:p>
+      <w:pPr>
+        <w:pStyle w:val="Code"/>
+        <w:keepNext/>
+      </w:pPr>
+      <w:r>
+        <w:t xml:space="preserve">Response 200</w:t>
+      </w:r>
+    </w:p>
+    <w:p>
+      <w:pPr>
+        <w:pStyle w:val="Code"/>
+        <w:keepNext/>
+      </w:pPr>
+      <w:r>
+        <w:t xml:space="preserve">Content-Type: application/pdf</w:t>
+      </w:r>
+    </w:p>
+    <w:p>
+      <w:pPr>
+        <w:pStyle w:val="Code"/>
+        <w:keepNext/>
+      </w:pPr>
+      <w:r>
+        <w:t xml:space="preserve">Content-Disposition: inline; filename="study_material_CSE230001.pdf"</w:t>
       </w:r>
     </w:p>
     <w:p>
@@ -43749,7 +46658,35 @@
         <w:keepNext w:val="false"/>
       </w:pPr>
       <w:r>
-        <w:t xml:space="preserve"># Central configuration for the AI-Driven Personalized Learning framework.</w:t>
+        <w:t xml:space="preserve">(the PDF file)</w:t>
+      </w:r>
+    </w:p>
+    <w:p>
+      <w:pPr>
+        <w:spacing w:after="80"/>
+      </w:pPr>
+    </w:p>
+    <w:p>
+      <w:pPr>
+        <w:pStyle w:val="Heading2"/>
+      </w:pPr>
+      <w:r>
+        <w:t xml:space="preserve">Appendix F: Configuration File (config.yaml)</w:t>
+      </w:r>
+    </w:p>
+    <w:p>
+      <w:pPr>
+        <w:keepNext/>
+        <w:spacing w:after="60" w:before="120"/>
+      </w:pPr>
+      <w:r>
+        <w:rPr>
+          <w:b/>
+          <w:bCs/>
+          <w:sz w:val="21"/>
+          <w:szCs w:val="21"/>
+        </w:rPr>
+        <w:t xml:space="preserve">F.1 AI models (llm section)</w:t>
       </w:r>
     </w:p>
     <w:p>
@@ -43758,7 +46695,7 @@
         <w:keepNext w:val="false"/>
       </w:pPr>
       <w:r>
-        <w:t xml:space="preserve"># Values mirror the settings reported in the paper (Pradeesh et al., IEEE Access 2025).</w:t>
+        <w:t xml:space="preserve"># Central configuration for the AI-Driven Personalized Learning framework.</w:t>
       </w:r>
     </w:p>
     <w:p>
@@ -43767,7 +46704,7 @@
         <w:keepNext w:val="false"/>
       </w:pPr>
       <w:r>
-        <w:t xml:space="preserve"> </w:t>
+        <w:t xml:space="preserve"># Values mirror the settings reported in the paper (Pradeesh et al., IEEE Access 2025).</w:t>
       </w:r>
     </w:p>
     <w:p>
@@ -43776,7 +46713,7 @@
         <w:keepNext w:val="false"/>
       </w:pPr>
       <w:r>
-        <w:t xml:space="preserve">llm:</w:t>
+        <w:t xml:space="preserve"> </w:t>
       </w:r>
     </w:p>
     <w:p>
@@ -43785,7 +46722,7 @@
         <w:keepNext w:val="false"/>
       </w:pPr>
       <w:r>
-        <w:t xml:space="preserve">  # Primary generator (paper Sec. V-A.1: OpenAI selected as primary engine)</w:t>
+        <w:t xml:space="preserve">llm:</w:t>
       </w:r>
     </w:p>
     <w:p>
@@ -43794,7 +46731,7 @@
         <w:keepNext w:val="false"/>
       </w:pPr>
       <w:r>
-        <w:t xml:space="preserve">  primary: openai            # openai | gemini | deepseek | mock</w:t>
+        <w:t xml:space="preserve">  # Free setup (default), all models tested with the project's keys on 2026-09-30:</w:t>
       </w:r>
     </w:p>
     <w:p>
@@ -43803,7 +46740,7 @@
         <w:keepNext w:val="false"/>
       </w:pPr>
       <w:r>
-        <w:t xml:space="preserve">  # Secondary models used for cross-verification (paper Sec. III-D.3)</w:t>
+        <w:t xml:space="preserve">  #   Groq generates (fast); OpenRouter and Gemini free tiers cross-verify.</w:t>
       </w:r>
     </w:p>
     <w:p>
@@ -43812,7 +46749,7 @@
         <w:keepNext w:val="false"/>
       </w:pPr>
       <w:r>
-        <w:t xml:space="preserve">  verifiers: [gemini, deepseek]</w:t>
+        <w:t xml:space="preserve">  # The paper's setup is  primary: openai  and  verifiers: [gemini, deepseek]  (OpenAI and DeepSeek</w:t>
       </w:r>
     </w:p>
     <w:p>
@@ -43821,7 +46758,7 @@
         <w:keepNext w:val="false"/>
       </w:pPr>
       <w:r>
-        <w:t xml:space="preserve">  openai_model: gpt-4o-mini</w:t>
+        <w:t xml:space="preserve">      are paid).</w:t>
       </w:r>
     </w:p>
     <w:p>
@@ -43830,7 +46767,7 @@
         <w:keepNext w:val="false"/>
       </w:pPr>
       <w:r>
-        <w:t xml:space="preserve">  gemini_model: gemini-2.5-flash   # gemini-1.5-flash has been retired by Google</w:t>
+        <w:t xml:space="preserve">  # Fully local and free, no keys:  primary: ollama  and  verifiers: [ollama]  (needs Ollama</w:t>
       </w:r>
     </w:p>
     <w:p>
@@ -43839,7 +46776,7 @@
         <w:keepNext w:val="false"/>
       </w:pPr>
       <w:r>
-        <w:t xml:space="preserve">  deepseek_model: deepseek-chat</w:t>
+        <w:t xml:space="preserve">      running).</w:t>
       </w:r>
     </w:p>
     <w:p>
@@ -43848,7 +46785,7 @@
         <w:keepNext w:val="false"/>
       </w:pPr>
       <w:r>
-        <w:t xml:space="preserve">  temperature: 0.4</w:t>
+        <w:t xml:space="preserve">  primary: groq              # gemini | groq | openrouter | ollama | openai | deepseek | mock</w:t>
       </w:r>
     </w:p>
     <w:p>
@@ -43857,7 +46794,7 @@
         <w:keepNext w:val="false"/>
       </w:pPr>
       <w:r>
-        <w:t xml:space="preserve">  # If an API key is missing, the provider silently falls back to the offline mock.</w:t>
+        <w:t xml:space="preserve">  verifiers: [openrouter, gemini]</w:t>
       </w:r>
     </w:p>
     <w:p>
@@ -43866,7 +46803,7 @@
         <w:keepNext w:val="false"/>
       </w:pPr>
       <w:r>
-        <w:t xml:space="preserve">  fallback_to_mock: true</w:t>
+        <w:t xml:space="preserve">  # Model names change often. List what your key can use:  python -m plrs models</w:t>
       </w:r>
     </w:p>
     <w:p>
@@ -43875,7 +46812,7 @@
         <w:keepNext w:val="false"/>
       </w:pPr>
       <w:r>
-        <w:t xml:space="preserve"> </w:t>
+        <w:t xml:space="preserve">  groq_model: openai/gpt-oss-120b                            # alternative: qwen/qwen3.8-27b</w:t>
       </w:r>
     </w:p>
     <w:p>
@@ -43884,7 +46821,7 @@
         <w:keepNext w:val="false"/>
       </w:pPr>
       <w:r>
-        <w:t xml:space="preserve">rag:</w:t>
+        <w:t xml:space="preserve">  openrouter_model: nvidia/nemotron-3-super-120b-a12b:free   # models ending in ":free" cost nothing</w:t>
       </w:r>
     </w:p>
     <w:p>
@@ -43893,7 +46830,7 @@
         <w:keepNext w:val="false"/>
       </w:pPr>
       <w:r>
-        <w:t xml:space="preserve">  chunk_size: 1000           # Appendix A: ~1000 chars</w:t>
+        <w:t xml:space="preserve">  gemini_model: gemini-flash-lite-latest                     # "latest" alias is not retired; lite =</w:t>
       </w:r>
     </w:p>
     <w:p>
@@ -43902,7 +46839,7 @@
         <w:keepNext w:val="false"/>
       </w:pPr>
       <w:r>
-        <w:t xml:space="preserve">  chunk_overlap: 100         # Appendix A: 100-char overlap</w:t>
+        <w:t xml:space="preserve">      more free quota</w:t>
       </w:r>
     </w:p>
     <w:p>
@@ -43911,7 +46848,7 @@
         <w:keepNext w:val="false"/>
       </w:pPr>
       <w:r>
-        <w:t xml:space="preserve">  top_k: 4</w:t>
+        <w:t xml:space="preserve">  ollama_model: llama3.2                                   # after: ollama pull llama3.2</w:t>
       </w:r>
     </w:p>
     <w:p>
@@ -43920,7 +46857,7 @@
         <w:keepNext w:val="false"/>
       </w:pPr>
       <w:r>
-        <w:t xml:space="preserve">  embedding_model: sentence-transformers/all-MiniLM-L6-v2</w:t>
+        <w:t xml:space="preserve">  openai_model: gpt-4o-mini</w:t>
       </w:r>
     </w:p>
     <w:p>
@@ -43929,7 +46866,7 @@
         <w:keepNext w:val="false"/>
       </w:pPr>
       <w:r>
-        <w:t xml:space="preserve"> </w:t>
+        <w:t xml:space="preserve">  deepseek_model: deepseek-chat</w:t>
       </w:r>
     </w:p>
     <w:p>
@@ -43938,7 +46875,7 @@
         <w:keepNext w:val="false"/>
       </w:pPr>
       <w:r>
-        <w:t xml:space="preserve">obe:</w:t>
+        <w:t xml:space="preserve">  temperature: 0.4</w:t>
       </w:r>
     </w:p>
     <w:p>
@@ -43947,7 +46884,7 @@
         <w:keepNext w:val="false"/>
       </w:pPr>
       <w:r>
-        <w:t xml:space="preserve">  threshold: 50              # Sec. III-A.1: 50-60 %</w:t>
+        <w:t xml:space="preserve">  # Pace requests to stay under free-tier limits (requests per minute; omit a provider for no</w:t>
       </w:r>
     </w:p>
     <w:p>
@@ -43956,7 +46893,7 @@
         <w:keepNext w:val="false"/>
       </w:pPr>
       <w:r>
-        <w:t xml:space="preserve">  target: 70                 # ~20 % above threshold</w:t>
+        <w:t xml:space="preserve">      pacing).</w:t>
       </w:r>
     </w:p>
     <w:p>
@@ -43965,7 +46902,7 @@
         <w:keepNext w:val="false"/>
       </w:pPr>
       <w:r>
-        <w:t xml:space="preserve"> </w:t>
+        <w:t xml:space="preserve">  # Rate-limited calls wait and retry; check your own limits in each provider's console and adjust.</w:t>
       </w:r>
     </w:p>
     <w:p>
@@ -43974,7 +46911,7 @@
         <w:keepNext w:val="false"/>
       </w:pPr>
       <w:r>
-        <w:t xml:space="preserve">mcq:</w:t>
+        <w:t xml:space="preserve">  requests_per_minute:</w:t>
       </w:r>
     </w:p>
     <w:p>
@@ -43983,7 +46920,7 @@
         <w:keepNext w:val="false"/>
       </w:pPr>
       <w:r>
-        <w:t xml:space="preserve">  generation_multiplier: 3   # Appendix A: generate ~3x the required questions</w:t>
+        <w:t xml:space="preserve">    gemini: 8</w:t>
       </w:r>
     </w:p>
     <w:p>
@@ -43992,7 +46929,7 @@
         <w:keepNext w:val="false"/>
       </w:pPr>
       <w:r>
-        <w:t xml:space="preserve">  dedup_threshold: 0.85      # Sec. III-D.1: cosine similarity cut-off</w:t>
+        <w:t xml:space="preserve">    groq: 25</w:t>
       </w:r>
     </w:p>
     <w:p>
@@ -44001,7 +46938,7 @@
         <w:keepNext w:val="false"/>
       </w:pPr>
       <w:r>
-        <w:t xml:space="preserve">  verification_min_score: 3  # min avg verifier score (1-5) to accept a question</w:t>
+        <w:t xml:space="preserve">    openrouter: 15</w:t>
       </w:r>
     </w:p>
     <w:p>
@@ -44010,7 +46947,7 @@
         <w:keepNext w:val="false"/>
       </w:pPr>
       <w:r>
-        <w:t xml:space="preserve"> </w:t>
+        <w:t xml:space="preserve">  # If an API key is missing, the provider silently falls back to the offline mock.</w:t>
       </w:r>
     </w:p>
     <w:p>
@@ -44019,7 +46956,27 @@
         <w:keepNext w:val="false"/>
       </w:pPr>
       <w:r>
-        <w:t xml:space="preserve">remedial:</w:t>
+        <w:t xml:space="preserve">  fallback_to_mock: true</w:t>
+      </w:r>
+    </w:p>
+    <w:p>
+      <w:pPr>
+        <w:spacing w:after="80"/>
+      </w:pPr>
+    </w:p>
+    <w:p>
+      <w:pPr>
+        <w:keepNext/>
+        <w:spacing w:after="60" w:before="120"/>
+      </w:pPr>
+      <w:r>
+        <w:rPr>
+          <w:b/>
+          <w:bCs/>
+          <w:sz w:val="21"/>
+          <w:szCs w:val="21"/>
+        </w:rPr>
+        <w:t xml:space="preserve">F.2 RAG, OBE, questions, evaluation and knowledge tracing</w:t>
       </w:r>
     </w:p>
     <w:p>
@@ -44028,7 +46985,7 @@
         <w:keepNext w:val="false"/>
       </w:pPr>
       <w:r>
-        <w:t xml:space="preserve">  max_refinement_rounds: 2</w:t>
+        <w:t xml:space="preserve">rag:</w:t>
       </w:r>
     </w:p>
     <w:p>
@@ -44037,7 +46994,7 @@
         <w:keepNext w:val="false"/>
       </w:pPr>
       <w:r>
-        <w:t xml:space="preserve">  verification_min_score: 3</w:t>
+        <w:t xml:space="preserve">  chunk_size: 1000           # Appendix A: ~1000 chars</w:t>
       </w:r>
     </w:p>
     <w:p>
@@ -44046,7 +47003,7 @@
         <w:keepNext w:val="false"/>
       </w:pPr>
       <w:r>
-        <w:t xml:space="preserve"> </w:t>
+        <w:t xml:space="preserve">  chunk_overlap: 100         # Appendix A: 100-char overlap</w:t>
       </w:r>
     </w:p>
     <w:p>
@@ -44055,7 +47012,7 @@
         <w:keepNext w:val="false"/>
       </w:pPr>
       <w:r>
-        <w:t xml:space="preserve">evaluation:</w:t>
+        <w:t xml:space="preserve">  top_k: 4</w:t>
       </w:r>
     </w:p>
     <w:p>
@@ -44064,7 +47021,7 @@
         <w:keepNext w:val="false"/>
       </w:pPr>
       <w:r>
-        <w:t xml:space="preserve">  # Instructor-defined rule per level: number of questions and pass percentage</w:t>
+        <w:t xml:space="preserve">  embedding_model: sentence-transformers/all-MiniLM-L6-v2</w:t>
       </w:r>
     </w:p>
     <w:p>
@@ -44073,7 +47030,7 @@
         <w:keepNext w:val="false"/>
       </w:pPr>
       <w:r>
-        <w:t xml:space="preserve">  # e.g. core course "5 and 80", optional course "1 and 100" (Sec. IV-A.4)</w:t>
+        <w:t xml:space="preserve"> </w:t>
       </w:r>
     </w:p>
     <w:p>
@@ -44082,7 +47039,7 @@
         <w:keepNext w:val="false"/>
       </w:pPr>
       <w:r>
-        <w:t xml:space="preserve">  default_rule:</w:t>
+        <w:t xml:space="preserve">obe:</w:t>
       </w:r>
     </w:p>
     <w:p>
@@ -44091,7 +47048,7 @@
         <w:keepNext w:val="false"/>
       </w:pPr>
       <w:r>
-        <w:t xml:space="preserve">    questions_per_level: 5</w:t>
+        <w:t xml:space="preserve">  threshold: 50              # Sec. III-A.1: 50-60 %</w:t>
       </w:r>
     </w:p>
     <w:p>
@@ -44100,7 +47057,7 @@
         <w:keepNext w:val="false"/>
       </w:pPr>
       <w:r>
-        <w:t xml:space="preserve">    pass_percentage: 80</w:t>
+        <w:t xml:space="preserve">  target: 70                 # ~20 % above threshold</w:t>
       </w:r>
     </w:p>
     <w:p>
@@ -44118,7 +47075,7 @@
         <w:keepNext w:val="false"/>
       </w:pPr>
       <w:r>
-        <w:t xml:space="preserve">ekt:</w:t>
+        <w:t xml:space="preserve">mcq:</w:t>
       </w:r>
     </w:p>
     <w:p>
@@ -44127,7 +47084,7 @@
         <w:keepNext w:val="false"/>
       </w:pPr>
       <w:r>
-        <w:t xml:space="preserve">  embedding_dim: 100         # Sec. V-B</w:t>
+        <w:t xml:space="preserve">  generation_multiplier: 3   # Appendix A: generate ~3x the required questions</w:t>
       </w:r>
     </w:p>
     <w:p>
@@ -44136,7 +47093,7 @@
         <w:keepNext w:val="false"/>
       </w:pPr>
       <w:r>
-        <w:t xml:space="preserve">  hidden_dim: 100</w:t>
+        <w:t xml:space="preserve">  dedup_threshold: 0.85      # Sec. III-D.1: cosine similarity cut-off</w:t>
       </w:r>
     </w:p>
     <w:p>
@@ -44145,7 +47102,7 @@
         <w:keepNext w:val="false"/>
       </w:pPr>
       <w:r>
-        <w:t xml:space="preserve">  dropout: 0.3</w:t>
+        <w:t xml:space="preserve">  verification_min_score: 3  # min avg verifier score (1-5) to accept a question</w:t>
       </w:r>
     </w:p>
     <w:p>
@@ -44154,7 +47111,7 @@
         <w:keepNext w:val="false"/>
       </w:pPr>
       <w:r>
-        <w:t xml:space="preserve">  learning_rate: 0.001</w:t>
+        <w:t xml:space="preserve">  refine: false              # paper: true (one extra LLM call per question); false saves free-tier</w:t>
       </w:r>
     </w:p>
     <w:p>
@@ -44163,7 +47120,7 @@
         <w:keepNext w:val="false"/>
       </w:pPr>
       <w:r>
-        <w:t xml:space="preserve">  batch_size: 32</w:t>
+        <w:t xml:space="preserve">      quota</w:t>
       </w:r>
     </w:p>
     <w:p>
@@ -44172,7 +47129,7 @@
         <w:keepNext w:val="false"/>
       </w:pPr>
       <w:r>
-        <w:t xml:space="preserve">  epochs: 12</w:t>
+        <w:t xml:space="preserve"> </w:t>
       </w:r>
     </w:p>
     <w:p>
@@ -44181,7 +47138,7 @@
         <w:keepNext w:val="false"/>
       </w:pPr>
       <w:r>
-        <w:t xml:space="preserve">  train_split: 0.75</w:t>
+        <w:t xml:space="preserve">remedial:</w:t>
       </w:r>
     </w:p>
     <w:p>
@@ -44190,7 +47147,7 @@
         <w:keepNext w:val="false"/>
       </w:pPr>
       <w:r>
-        <w:t xml:space="preserve">  max_seq_len: 200</w:t>
+        <w:t xml:space="preserve">  max_refinement_rounds: 2</w:t>
       </w:r>
     </w:p>
     <w:p>
@@ -44199,7 +47156,7 @@
         <w:keepNext w:val="false"/>
       </w:pPr>
       <w:r>
-        <w:t xml:space="preserve">  use_attention: true        # EKTA variant (exercise-similarity attention)</w:t>
+        <w:t xml:space="preserve">  verification_min_score: 3</w:t>
       </w:r>
     </w:p>
     <w:p>
@@ -44208,7 +47165,7 @@
         <w:keepNext w:val="false"/>
       </w:pPr>
       <w:r>
-        <w:t xml:space="preserve">  exercise_dropout: 0.0      # &gt;0 hides exercise text during training (robustness to unseen</w:t>
+        <w:t xml:space="preserve"> </w:t>
       </w:r>
     </w:p>
     <w:p>
@@ -44217,7 +47174,7 @@
         <w:keepNext w:val="false"/>
       </w:pPr>
       <w:r>
-        <w:t xml:space="preserve">      questions)</w:t>
+        <w:t xml:space="preserve">evaluation:</w:t>
       </w:r>
     </w:p>
     <w:p>
@@ -44226,7 +47183,7 @@
         <w:keepNext w:val="false"/>
       </w:pPr>
       <w:r>
-        <w:t xml:space="preserve"> </w:t>
+        <w:t xml:space="preserve">  # Instructor-defined rule per level: number of questions and pass percentage</w:t>
       </w:r>
     </w:p>
     <w:p>
@@ -44235,7 +47192,7 @@
         <w:keepNext w:val="false"/>
       </w:pPr>
       <w:r>
-        <w:t xml:space="preserve">paths:</w:t>
+        <w:t xml:space="preserve">  # e.g. core course "5 and 80", optional course "1 and 100" (Sec. IV-A.4)</w:t>
       </w:r>
     </w:p>
     <w:p>
@@ -44244,7 +47201,7 @@
         <w:keepNext w:val="false"/>
       </w:pPr>
       <w:r>
-        <w:t xml:space="preserve">  store_dir: data/store</w:t>
+        <w:t xml:space="preserve">  default_rule:</w:t>
       </w:r>
     </w:p>
     <w:p>
@@ -44253,6 +47210,177 @@
         <w:keepNext w:val="false"/>
       </w:pPr>
       <w:r>
+        <w:t xml:space="preserve">    questions_per_level: 5</w:t>
+      </w:r>
+    </w:p>
+    <w:p>
+      <w:pPr>
+        <w:pStyle w:val="Code"/>
+        <w:keepNext w:val="false"/>
+      </w:pPr>
+      <w:r>
+        <w:t xml:space="preserve">    pass_percentage: 80</w:t>
+      </w:r>
+    </w:p>
+    <w:p>
+      <w:pPr>
+        <w:pStyle w:val="Code"/>
+        <w:keepNext w:val="false"/>
+      </w:pPr>
+      <w:r>
+        <w:t xml:space="preserve"> </w:t>
+      </w:r>
+    </w:p>
+    <w:p>
+      <w:pPr>
+        <w:pStyle w:val="Code"/>
+        <w:keepNext w:val="false"/>
+      </w:pPr>
+      <w:r>
+        <w:t xml:space="preserve">ekt:</w:t>
+      </w:r>
+    </w:p>
+    <w:p>
+      <w:pPr>
+        <w:pStyle w:val="Code"/>
+        <w:keepNext w:val="false"/>
+      </w:pPr>
+      <w:r>
+        <w:t xml:space="preserve">  embedding_dim: 100         # Sec. V-B</w:t>
+      </w:r>
+    </w:p>
+    <w:p>
+      <w:pPr>
+        <w:pStyle w:val="Code"/>
+        <w:keepNext w:val="false"/>
+      </w:pPr>
+      <w:r>
+        <w:t xml:space="preserve">  hidden_dim: 100</w:t>
+      </w:r>
+    </w:p>
+    <w:p>
+      <w:pPr>
+        <w:pStyle w:val="Code"/>
+        <w:keepNext w:val="false"/>
+      </w:pPr>
+      <w:r>
+        <w:t xml:space="preserve">  dropout: 0.3</w:t>
+      </w:r>
+    </w:p>
+    <w:p>
+      <w:pPr>
+        <w:pStyle w:val="Code"/>
+        <w:keepNext w:val="false"/>
+      </w:pPr>
+      <w:r>
+        <w:t xml:space="preserve">  learning_rate: 0.001</w:t>
+      </w:r>
+    </w:p>
+    <w:p>
+      <w:pPr>
+        <w:pStyle w:val="Code"/>
+        <w:keepNext w:val="false"/>
+      </w:pPr>
+      <w:r>
+        <w:t xml:space="preserve">  batch_size: 32</w:t>
+      </w:r>
+    </w:p>
+    <w:p>
+      <w:pPr>
+        <w:pStyle w:val="Code"/>
+        <w:keepNext w:val="false"/>
+      </w:pPr>
+      <w:r>
+        <w:t xml:space="preserve">  epochs: 12</w:t>
+      </w:r>
+    </w:p>
+    <w:p>
+      <w:pPr>
+        <w:pStyle w:val="Code"/>
+        <w:keepNext w:val="false"/>
+      </w:pPr>
+      <w:r>
+        <w:t xml:space="preserve">  train_split: 0.75</w:t>
+      </w:r>
+    </w:p>
+    <w:p>
+      <w:pPr>
+        <w:pStyle w:val="Code"/>
+        <w:keepNext w:val="false"/>
+      </w:pPr>
+      <w:r>
+        <w:t xml:space="preserve">  max_seq_len: 200</w:t>
+      </w:r>
+    </w:p>
+    <w:p>
+      <w:pPr>
+        <w:pStyle w:val="Code"/>
+        <w:keepNext w:val="false"/>
+      </w:pPr>
+      <w:r>
+        <w:t xml:space="preserve">  use_attention: true        # EKTA variant (exercise-similarity attention)</w:t>
+      </w:r>
+    </w:p>
+    <w:p>
+      <w:pPr>
+        <w:pStyle w:val="Code"/>
+        <w:keepNext w:val="false"/>
+      </w:pPr>
+      <w:r>
+        <w:t xml:space="preserve">  aux_loss_weight: 0.5       # extra loss on the mastery output (0 = paper's plain next-answer loss)</w:t>
+      </w:r>
+    </w:p>
+    <w:p>
+      <w:pPr>
+        <w:pStyle w:val="Code"/>
+        <w:keepNext w:val="false"/>
+      </w:pPr>
+      <w:r>
+        <w:t xml:space="preserve">  exercise_dropout: 0.0      # &gt;0 hides exercise text during training (robustness to unseen</w:t>
+      </w:r>
+    </w:p>
+    <w:p>
+      <w:pPr>
+        <w:pStyle w:val="Code"/>
+        <w:keepNext w:val="false"/>
+      </w:pPr>
+      <w:r>
+        <w:t xml:space="preserve">      questions)</w:t>
+      </w:r>
+    </w:p>
+    <w:p>
+      <w:pPr>
+        <w:pStyle w:val="Code"/>
+        <w:keepNext w:val="false"/>
+      </w:pPr>
+      <w:r>
+        <w:t xml:space="preserve"> </w:t>
+      </w:r>
+    </w:p>
+    <w:p>
+      <w:pPr>
+        <w:pStyle w:val="Code"/>
+        <w:keepNext w:val="false"/>
+      </w:pPr>
+      <w:r>
+        <w:t xml:space="preserve">paths:</w:t>
+      </w:r>
+    </w:p>
+    <w:p>
+      <w:pPr>
+        <w:pStyle w:val="Code"/>
+        <w:keepNext w:val="false"/>
+      </w:pPr>
+      <w:r>
+        <w:t xml:space="preserve">  store_dir: data/store</w:t>
+      </w:r>
+    </w:p>
+    <w:p>
+      <w:pPr>
+        <w:pStyle w:val="Code"/>
+        <w:keepNext w:val="false"/>
+      </w:pPr>
+      <w:r>
         <w:t xml:space="preserve">  models_dir: data/models</w:t>
       </w:r>
     </w:p>
@@ -44284,7 +47412,7 @@
         <w:keepNext/>
       </w:pPr>
       <w:r>
-        <w:t xml:space="preserve">..............................                                           [100%]</w:t>
+        <w:t xml:space="preserve">....................................                                     [100%]</w:t>
       </w:r>
     </w:p>
     <w:p>
@@ -44293,7 +47421,7 @@
         <w:keepNext w:val="false"/>
       </w:pPr>
       <w:r>
-        <w:t xml:space="preserve">30 passed</w:t>
+        <w:t xml:space="preserve">36 passed</w:t>
       </w:r>
     </w:p>
     <w:p>
@@ -45196,7 +48324,7 @@
         <w:keepNext/>
       </w:pPr>
       <w:r>
-        <w:t xml:space="preserve"># 2. Optional: real AI models - copy the template and add your keys</w:t>
+        <w:t xml:space="preserve"># 2. Optional: real AI models - copy the template and add your free keys</w:t>
       </w:r>
     </w:p>
     <w:p>
@@ -45214,7 +48342,7 @@
         <w:keepNext/>
       </w:pPr>
       <w:r>
-        <w:t xml:space="preserve"> </w:t>
+        <w:t xml:space="preserve">#    GROQ_API_KEY, OPENROUTER_API_KEY, GEMINI_API_KEY (all have free tiers)</w:t>
       </w:r>
     </w:p>
     <w:p>
@@ -45223,7 +48351,7 @@
         <w:keepNext/>
       </w:pPr>
       <w:r>
-        <w:t xml:space="preserve"># 3. Run everything end to end</w:t>
+        <w:t xml:space="preserve">python -m plrs models              (check that the configured model names are available)</w:t>
       </w:r>
     </w:p>
     <w:p>
@@ -45232,7 +48360,7 @@
         <w:keepNext/>
       </w:pPr>
       <w:r>
-        <w:t xml:space="preserve">python -m plrs demo</w:t>
+        <w:t xml:space="preserve"> </w:t>
       </w:r>
     </w:p>
     <w:p>
@@ -45241,7 +48369,7 @@
         <w:keepNext/>
       </w:pPr>
       <w:r>
-        <w:t xml:space="preserve"> </w:t>
+        <w:t xml:space="preserve"># 3. Run everything end to end</w:t>
       </w:r>
     </w:p>
     <w:p>
@@ -45250,7 +48378,7 @@
         <w:keepNext/>
       </w:pPr>
       <w:r>
-        <w:t xml:space="preserve"># 4. Start the web application</w:t>
+        <w:t xml:space="preserve">python -m plrs demo</w:t>
       </w:r>
     </w:p>
     <w:p>
@@ -45259,7 +48387,43 @@
         <w:keepNext/>
       </w:pPr>
       <w:r>
+        <w:t xml:space="preserve"> </w:t>
+      </w:r>
+    </w:p>
+    <w:p>
+      <w:pPr>
+        <w:pStyle w:val="Code"/>
+        <w:keepNext/>
+      </w:pPr>
+      <w:r>
+        <w:t xml:space="preserve"># 4. Start the web application</w:t>
+      </w:r>
+    </w:p>
+    <w:p>
+      <w:pPr>
+        <w:pStyle w:val="Code"/>
+        <w:keepNext/>
+      </w:pPr>
+      <w:r>
         <w:t xml:space="preserve">python -m plrs serve               then open http://127.0.0.1:8000/</w:t>
+      </w:r>
+    </w:p>
+    <w:p>
+      <w:pPr>
+        <w:pStyle w:val="Code"/>
+        <w:keepNext/>
+      </w:pPr>
+      <w:r>
+        <w:t xml:space="preserve">                                   (Upload CSV: try the files in sample_uploads/;</w:t>
+      </w:r>
+    </w:p>
+    <w:p>
+      <w:pPr>
+        <w:pStyle w:val="Code"/>
+        <w:keepNext/>
+      </w:pPr>
+      <w:r>
+        <w:t xml:space="preserve">                                    after the recommendations: View study material / Download PDF)</w:t>
       </w:r>
     </w:p>
     <w:p>
@@ -46587,6 +49751,12 @@
     </w:lvlOverride>
   </w:num>
   <w:num w:numId="4">
+    <w:abstractNumId w:val="3"/>
+    <w:lvlOverride w:ilvl="0">
+      <w:startOverride w:val="1"/>
+    </w:lvlOverride>
+  </w:num>
+  <w:num w:numId="5">
     <w:abstractNumId w:val="3"/>
     <w:lvlOverride w:ilvl="0">
       <w:startOverride w:val="1"/>
